--- a/unit-test-reports/Login-Unit-Test-Report.docx
+++ b/unit-test-reports/Login-Unit-Test-Report.docx
@@ -1,5 +1,6518 @@
 
 <file path=word/document.xml><?xml version="1.0" encoding="utf-8"?>
+<w:document xmlns:w="http://schemas.openxmlformats.org/wordprocessingml/2006/main">
+  <w:body>
+    <w:p>
+      <w:r>
+        <w:rPr>
+          <w:b/>
+          <w:color w:val="1F4E79"/>
+          <w:sz w:val="40"/>
+          <w:szCs w:val="40"/>
+        </w:rPr>
+        <w:t xml:space="preserve">Login Module Unit Test Report</w:t>
+      </w:r>
+    </w:p>
+    <w:p>
+      <w:r>
+        <w:rPr>
+          <w:sz w:val="22"/>
+          <w:szCs w:val="22"/>
+        </w:rPr>
+        <w:t xml:space="preserve">Date: 31 October 2026</w:t>
+      </w:r>
+    </w:p>
+    <w:p>
+      <w:r>
+        <w:rPr>
+          <w:sz w:val="22"/>
+          <w:szCs w:val="22"/>
+        </w:rPr>
+        <w:t xml:space="preserve">Runner: Vitest 5.0.5 with happy-dom and React Testing Library</w:t>
+      </w:r>
+    </w:p>
+    <w:p>
+      <w:r>
+        <w:rPr>
+          <w:b/>
+          <w:color w:val="1F4E79"/>
+          <w:sz w:val="28"/>
+          <w:szCs w:val="28"/>
+        </w:rPr>
+        <w:t xml:space="preserve">Summary</w:t>
+      </w:r>
+    </w:p>
+    <w:p>
+      <w:r>
+        <w:rPr>
+          <w:sz w:val="22"/>
+          <w:szCs w:val="22"/>
+        </w:rPr>
+        <w:t xml:space="preserve">Result: All 92 tests passed.</w:t>
+      </w:r>
+    </w:p>
+    <w:p>
+      <w:r>
+        <w:rPr>
+          <w:sz w:val="22"/>
+          <w:szCs w:val="22"/>
+        </w:rPr>
+        <w:t xml:space="preserve">Tests: 92 passed / 92 total</w:t>
+      </w:r>
+    </w:p>
+    <w:p>
+      <w:r>
+        <w:rPr>
+          <w:sz w:val="22"/>
+          <w:szCs w:val="22"/>
+        </w:rPr>
+        <w:t xml:space="preserve">Files: 11</w:t>
+      </w:r>
+    </w:p>
+    <w:p>
+      <w:r>
+        <w:rPr>
+          <w:sz w:val="22"/>
+          <w:szCs w:val="22"/>
+        </w:rPr>
+        <w:t xml:space="preserve">Duration: 20.91s</w:t>
+      </w:r>
+    </w:p>
+    <w:p>
+      <w:r>
+        <w:rPr>
+          <w:b/>
+          <w:color w:val="1F4E79"/>
+          <w:sz w:val="28"/>
+          <w:szCs w:val="28"/>
+        </w:rPr>
+        <w:t xml:space="preserve">Scope</w:t>
+      </w:r>
+    </w:p>
+    <w:p>
+      <w:r>
+        <w:rPr>
+          <w:sz w:val="22"/>
+          <w:szCs w:val="22"/>
+        </w:rPr>
+        <w:t xml:space="preserve">The suite now covers login schemas, loginService, authApi, auth feedback helpers, and React click paths for LoginPage, ForgotPasswordDialog, ChangePasswordPage, and ResetPasswordPage.</w:t>
+      </w:r>
+    </w:p>
+    <w:p>
+      <w:r>
+        <w:rPr>
+          <w:b/>
+          <w:color w:val="1F4E79"/>
+          <w:sz w:val="28"/>
+          <w:szCs w:val="28"/>
+        </w:rPr>
+        <w:t xml:space="preserve">React page click paths</w:t>
+      </w:r>
+    </w:p>
+    <w:p>
+      <w:r>
+        <w:rPr>
+          <w:sz w:val="22"/>
+          <w:szCs w:val="22"/>
+        </w:rPr>
+        <w:t xml:space="preserve">LoginPage: render Retail/Group tabs and legal text; client validation; show/hide password; Group login assigns /group/inbox; first-login navigates to change password; failed login shows the API message; Forgot password opens with the typed user ID; reset success message from location state.</w:t>
+      </w:r>
+    </w:p>
+    <w:p>
+      <w:r>
+        <w:rPr>
+          <w:sz w:val="22"/>
+          <w:szCs w:val="22"/>
+        </w:rPr>
+        <w:t xml:space="preserve">ForgotPasswordDialog: Send reset link stays disabled until the user ID or email is valid; success notifies and closes; failure notifies and leaves the dialog open.</w:t>
+      </w:r>
+    </w:p>
+    <w:p>
+      <w:r>
+        <w:rPr>
+          <w:sz w:val="22"/>
+          <w:szCs w:val="22"/>
+        </w:rPr>
+        <w:t xml:space="preserve">ChangePasswordPage: missing session token shows the sign-in alert; password mismatch disables submit; successful change shows Password changed and returns to login after 1.8s; failed change keeps the form and session.</w:t>
+      </w:r>
+    </w:p>
+    <w:p>
+      <w:r>
+        <w:rPr>
+          <w:sz w:val="22"/>
+          <w:szCs w:val="22"/>
+        </w:rPr>
+        <w:t xml:space="preserve">ResetPasswordPage: missing token shows an alert; Back to login is present; mismatch disables submit; successful reset returns to login; failed reset stays on the form.</w:t>
+      </w:r>
+    </w:p>
+    <w:p>
+      <w:r>
+        <w:rPr>
+          <w:b/>
+          <w:color w:val="1F4E79"/>
+          <w:sz w:val="28"/>
+          <w:szCs w:val="28"/>
+        </w:rPr>
+        <w:t xml:space="preserve">File results</w:t>
+      </w:r>
+    </w:p>
+    <w:tbl>
+      <w:tblPr>
+        <w:tblW w:w="5000" w:type="pct"/>
+        <w:tblBorders>
+          <w:top w:val="single" w:sz="4" w:space="0" w:color="BFBFBF"/>
+          <w:left w:val="single" w:sz="4" w:space="0" w:color="BFBFBF"/>
+          <w:bottom w:val="single" w:sz="4" w:space="0" w:color="BFBFBF"/>
+          <w:right w:val="single" w:sz="4" w:space="0" w:color="BFBFBF"/>
+          <w:insideH w:val="single" w:sz="4" w:space="0" w:color="BFBFBF"/>
+          <w:insideV w:val="single" w:sz="4" w:space="0" w:color="BFBFBF"/>
+        </w:tblBorders>
+      </w:tblPr>
+      <w:tr>
+        <w:tc>
+          <w:tcPr>
+            <w:shd w:val="clear" w:color="auto" w:fill="1F4E79"/>
+            <w:tcW w:w="0" w:type="auto"/>
+          </w:tcPr>
+          <w:p>
+            <w:r>
+              <w:rPr>
+                <w:b/>
+                <w:color w:val="FFFFFF"/>
+                <w:sz w:val="18"/>
+                <w:szCs w:val="18"/>
+              </w:rPr>
+              <w:t xml:space="preserve">File</w:t>
+            </w:r>
+          </w:p>
+        </w:tc>
+        <w:tc>
+          <w:tcPr>
+            <w:shd w:val="clear" w:color="auto" w:fill="1F4E79"/>
+            <w:tcW w:w="0" w:type="auto"/>
+          </w:tcPr>
+          <w:p>
+            <w:r>
+              <w:rPr>
+                <w:b/>
+                <w:color w:val="FFFFFF"/>
+                <w:sz w:val="18"/>
+                <w:szCs w:val="18"/>
+              </w:rPr>
+              <w:t xml:space="preserve">Tests</w:t>
+            </w:r>
+          </w:p>
+        </w:tc>
+        <w:tc>
+          <w:tcPr>
+            <w:shd w:val="clear" w:color="auto" w:fill="1F4E79"/>
+            <w:tcW w:w="0" w:type="auto"/>
+          </w:tcPr>
+          <w:p>
+            <w:r>
+              <w:rPr>
+                <w:b/>
+                <w:color w:val="FFFFFF"/>
+                <w:sz w:val="18"/>
+                <w:szCs w:val="18"/>
+              </w:rPr>
+              <w:t xml:space="preserve">Passed</w:t>
+            </w:r>
+          </w:p>
+        </w:tc>
+        <w:tc>
+          <w:tcPr>
+            <w:shd w:val="clear" w:color="auto" w:fill="1F4E79"/>
+            <w:tcW w:w="0" w:type="auto"/>
+          </w:tcPr>
+          <w:p>
+            <w:r>
+              <w:rPr>
+                <w:b/>
+                <w:color w:val="FFFFFF"/>
+                <w:sz w:val="18"/>
+                <w:szCs w:val="18"/>
+              </w:rPr>
+              <w:t xml:space="preserve">Status</w:t>
+            </w:r>
+          </w:p>
+        </w:tc>
+        <w:tc>
+          <w:tcPr>
+            <w:shd w:val="clear" w:color="auto" w:fill="1F4E79"/>
+            <w:tcW w:w="0" w:type="auto"/>
+          </w:tcPr>
+          <w:p>
+            <w:r>
+              <w:rPr>
+                <w:b/>
+                <w:color w:val="FFFFFF"/>
+                <w:sz w:val="18"/>
+                <w:szCs w:val="18"/>
+              </w:rPr>
+              <w:t xml:space="preserve">Duration</w:t>
+            </w:r>
+          </w:p>
+        </w:tc>
+      </w:tr>
+      <w:tr>
+        <w:tc>
+          <w:tcPr>
+            <w:tcW w:w="0" w:type="auto"/>
+          </w:tcPr>
+          <w:p>
+            <w:r>
+              <w:rPr>
+                <w:sz w:val="18"/>
+                <w:szCs w:val="18"/>
+              </w:rPr>
+              <w:t xml:space="preserve">services/authApi.test.ts</w:t>
+            </w:r>
+          </w:p>
+        </w:tc>
+        <w:tc>
+          <w:tcPr>
+            <w:tcW w:w="0" w:type="auto"/>
+          </w:tcPr>
+          <w:p>
+            <w:r>
+              <w:rPr>
+                <w:sz w:val="18"/>
+                <w:szCs w:val="18"/>
+              </w:rPr>
+              <w:t xml:space="preserve">5</w:t>
+            </w:r>
+          </w:p>
+        </w:tc>
+        <w:tc>
+          <w:tcPr>
+            <w:tcW w:w="0" w:type="auto"/>
+          </w:tcPr>
+          <w:p>
+            <w:r>
+              <w:rPr>
+                <w:sz w:val="18"/>
+                <w:szCs w:val="18"/>
+              </w:rPr>
+              <w:t xml:space="preserve">5</w:t>
+            </w:r>
+          </w:p>
+        </w:tc>
+        <w:tc>
+          <w:tcPr>
+            <w:tcW w:w="0" w:type="auto"/>
+          </w:tcPr>
+          <w:p>
+            <w:r>
+              <w:rPr>
+                <w:sz w:val="18"/>
+                <w:szCs w:val="18"/>
+              </w:rPr>
+              <w:t xml:space="preserve">passed</w:t>
+            </w:r>
+          </w:p>
+        </w:tc>
+        <w:tc>
+          <w:tcPr>
+            <w:tcW w:w="0" w:type="auto"/>
+          </w:tcPr>
+          <w:p>
+            <w:r>
+              <w:rPr>
+                <w:sz w:val="18"/>
+                <w:szCs w:val="18"/>
+              </w:rPr>
+              <w:t xml:space="preserve">0.67s</w:t>
+            </w:r>
+          </w:p>
+        </w:tc>
+      </w:tr>
+      <w:tr>
+        <w:tc>
+          <w:tcPr>
+            <w:tcW w:w="0" w:type="auto"/>
+          </w:tcPr>
+          <w:p>
+            <w:r>
+              <w:rPr>
+                <w:sz w:val="18"/>
+                <w:szCs w:val="18"/>
+              </w:rPr>
+              <w:t xml:space="preserve">services/loginService.test.ts</w:t>
+            </w:r>
+          </w:p>
+        </w:tc>
+        <w:tc>
+          <w:tcPr>
+            <w:tcW w:w="0" w:type="auto"/>
+          </w:tcPr>
+          <w:p>
+            <w:r>
+              <w:rPr>
+                <w:sz w:val="18"/>
+                <w:szCs w:val="18"/>
+              </w:rPr>
+              <w:t xml:space="preserve">23</w:t>
+            </w:r>
+          </w:p>
+        </w:tc>
+        <w:tc>
+          <w:tcPr>
+            <w:tcW w:w="0" w:type="auto"/>
+          </w:tcPr>
+          <w:p>
+            <w:r>
+              <w:rPr>
+                <w:sz w:val="18"/>
+                <w:szCs w:val="18"/>
+              </w:rPr>
+              <w:t xml:space="preserve">23</w:t>
+            </w:r>
+          </w:p>
+        </w:tc>
+        <w:tc>
+          <w:tcPr>
+            <w:tcW w:w="0" w:type="auto"/>
+          </w:tcPr>
+          <w:p>
+            <w:r>
+              <w:rPr>
+                <w:sz w:val="18"/>
+                <w:szCs w:val="18"/>
+              </w:rPr>
+              <w:t xml:space="preserve">passed</w:t>
+            </w:r>
+          </w:p>
+        </w:tc>
+        <w:tc>
+          <w:tcPr>
+            <w:tcW w:w="0" w:type="auto"/>
+          </w:tcPr>
+          <w:p>
+            <w:r>
+              <w:rPr>
+                <w:sz w:val="18"/>
+                <w:szCs w:val="18"/>
+              </w:rPr>
+              <w:t xml:space="preserve">0.69s</w:t>
+            </w:r>
+          </w:p>
+        </w:tc>
+      </w:tr>
+      <w:tr>
+        <w:tc>
+          <w:tcPr>
+            <w:tcW w:w="0" w:type="auto"/>
+          </w:tcPr>
+          <w:p>
+            <w:r>
+              <w:rPr>
+                <w:sz w:val="18"/>
+                <w:szCs w:val="18"/>
+              </w:rPr>
+              <w:t xml:space="preserve">modules/login/authFeedback.test.ts</w:t>
+            </w:r>
+          </w:p>
+        </w:tc>
+        <w:tc>
+          <w:tcPr>
+            <w:tcW w:w="0" w:type="auto"/>
+          </w:tcPr>
+          <w:p>
+            <w:r>
+              <w:rPr>
+                <w:sz w:val="18"/>
+                <w:szCs w:val="18"/>
+              </w:rPr>
+              <w:t xml:space="preserve">10</w:t>
+            </w:r>
+          </w:p>
+        </w:tc>
+        <w:tc>
+          <w:tcPr>
+            <w:tcW w:w="0" w:type="auto"/>
+          </w:tcPr>
+          <w:p>
+            <w:r>
+              <w:rPr>
+                <w:sz w:val="18"/>
+                <w:szCs w:val="18"/>
+              </w:rPr>
+              <w:t xml:space="preserve">10</w:t>
+            </w:r>
+          </w:p>
+        </w:tc>
+        <w:tc>
+          <w:tcPr>
+            <w:tcW w:w="0" w:type="auto"/>
+          </w:tcPr>
+          <w:p>
+            <w:r>
+              <w:rPr>
+                <w:sz w:val="18"/>
+                <w:szCs w:val="18"/>
+              </w:rPr>
+              <w:t xml:space="preserve">passed</w:t>
+            </w:r>
+          </w:p>
+        </w:tc>
+        <w:tc>
+          <w:tcPr>
+            <w:tcW w:w="0" w:type="auto"/>
+          </w:tcPr>
+          <w:p>
+            <w:r>
+              <w:rPr>
+                <w:sz w:val="18"/>
+                <w:szCs w:val="18"/>
+              </w:rPr>
+              <w:t xml:space="preserve">0.01s</w:t>
+            </w:r>
+          </w:p>
+        </w:tc>
+      </w:tr>
+      <w:tr>
+        <w:tc>
+          <w:tcPr>
+            <w:tcW w:w="0" w:type="auto"/>
+          </w:tcPr>
+          <w:p>
+            <w:r>
+              <w:rPr>
+                <w:sz w:val="18"/>
+                <w:szCs w:val="18"/>
+              </w:rPr>
+              <w:t xml:space="preserve">modules/login/ChangePasswordPage.test.tsx</w:t>
+            </w:r>
+          </w:p>
+        </w:tc>
+        <w:tc>
+          <w:tcPr>
+            <w:tcW w:w="0" w:type="auto"/>
+          </w:tcPr>
+          <w:p>
+            <w:r>
+              <w:rPr>
+                <w:sz w:val="18"/>
+                <w:szCs w:val="18"/>
+              </w:rPr>
+              <w:t xml:space="preserve">4</w:t>
+            </w:r>
+          </w:p>
+        </w:tc>
+        <w:tc>
+          <w:tcPr>
+            <w:tcW w:w="0" w:type="auto"/>
+          </w:tcPr>
+          <w:p>
+            <w:r>
+              <w:rPr>
+                <w:sz w:val="18"/>
+                <w:szCs w:val="18"/>
+              </w:rPr>
+              <w:t xml:space="preserve">4</w:t>
+            </w:r>
+          </w:p>
+        </w:tc>
+        <w:tc>
+          <w:tcPr>
+            <w:tcW w:w="0" w:type="auto"/>
+          </w:tcPr>
+          <w:p>
+            <w:r>
+              <w:rPr>
+                <w:sz w:val="18"/>
+                <w:szCs w:val="18"/>
+              </w:rPr>
+              <w:t xml:space="preserve">passed</w:t>
+            </w:r>
+          </w:p>
+        </w:tc>
+        <w:tc>
+          <w:tcPr>
+            <w:tcW w:w="0" w:type="auto"/>
+          </w:tcPr>
+          <w:p>
+            <w:r>
+              <w:rPr>
+                <w:sz w:val="18"/>
+                <w:szCs w:val="18"/>
+              </w:rPr>
+              <w:t xml:space="preserve">5.63s</w:t>
+            </w:r>
+          </w:p>
+        </w:tc>
+      </w:tr>
+      <w:tr>
+        <w:tc>
+          <w:tcPr>
+            <w:tcW w:w="0" w:type="auto"/>
+          </w:tcPr>
+          <w:p>
+            <w:r>
+              <w:rPr>
+                <w:sz w:val="18"/>
+                <w:szCs w:val="18"/>
+              </w:rPr>
+              <w:t xml:space="preserve">modules/login/changePasswordSchema.test.ts</w:t>
+            </w:r>
+          </w:p>
+        </w:tc>
+        <w:tc>
+          <w:tcPr>
+            <w:tcW w:w="0" w:type="auto"/>
+          </w:tcPr>
+          <w:p>
+            <w:r>
+              <w:rPr>
+                <w:sz w:val="18"/>
+                <w:szCs w:val="18"/>
+              </w:rPr>
+              <w:t xml:space="preserve">6</w:t>
+            </w:r>
+          </w:p>
+        </w:tc>
+        <w:tc>
+          <w:tcPr>
+            <w:tcW w:w="0" w:type="auto"/>
+          </w:tcPr>
+          <w:p>
+            <w:r>
+              <w:rPr>
+                <w:sz w:val="18"/>
+                <w:szCs w:val="18"/>
+              </w:rPr>
+              <w:t xml:space="preserve">6</w:t>
+            </w:r>
+          </w:p>
+        </w:tc>
+        <w:tc>
+          <w:tcPr>
+            <w:tcW w:w="0" w:type="auto"/>
+          </w:tcPr>
+          <w:p>
+            <w:r>
+              <w:rPr>
+                <w:sz w:val="18"/>
+                <w:szCs w:val="18"/>
+              </w:rPr>
+              <w:t xml:space="preserve">passed</w:t>
+            </w:r>
+          </w:p>
+        </w:tc>
+        <w:tc>
+          <w:tcPr>
+            <w:tcW w:w="0" w:type="auto"/>
+          </w:tcPr>
+          <w:p>
+            <w:r>
+              <w:rPr>
+                <w:sz w:val="18"/>
+                <w:szCs w:val="18"/>
+              </w:rPr>
+              <w:t xml:space="preserve">0.02s</w:t>
+            </w:r>
+          </w:p>
+        </w:tc>
+      </w:tr>
+      <w:tr>
+        <w:tc>
+          <w:tcPr>
+            <w:tcW w:w="0" w:type="auto"/>
+          </w:tcPr>
+          <w:p>
+            <w:r>
+              <w:rPr>
+                <w:sz w:val="18"/>
+                <w:szCs w:val="18"/>
+              </w:rPr>
+              <w:t xml:space="preserve">modules/login/ForgotPasswordDialog.test.tsx</w:t>
+            </w:r>
+          </w:p>
+        </w:tc>
+        <w:tc>
+          <w:tcPr>
+            <w:tcW w:w="0" w:type="auto"/>
+          </w:tcPr>
+          <w:p>
+            <w:r>
+              <w:rPr>
+                <w:sz w:val="18"/>
+                <w:szCs w:val="18"/>
+              </w:rPr>
+              <w:t xml:space="preserve">3</w:t>
+            </w:r>
+          </w:p>
+        </w:tc>
+        <w:tc>
+          <w:tcPr>
+            <w:tcW w:w="0" w:type="auto"/>
+          </w:tcPr>
+          <w:p>
+            <w:r>
+              <w:rPr>
+                <w:sz w:val="18"/>
+                <w:szCs w:val="18"/>
+              </w:rPr>
+              <w:t xml:space="preserve">3</w:t>
+            </w:r>
+          </w:p>
+        </w:tc>
+        <w:tc>
+          <w:tcPr>
+            <w:tcW w:w="0" w:type="auto"/>
+          </w:tcPr>
+          <w:p>
+            <w:r>
+              <w:rPr>
+                <w:sz w:val="18"/>
+                <w:szCs w:val="18"/>
+              </w:rPr>
+              <w:t xml:space="preserve">passed</w:t>
+            </w:r>
+          </w:p>
+        </w:tc>
+        <w:tc>
+          <w:tcPr>
+            <w:tcW w:w="0" w:type="auto"/>
+          </w:tcPr>
+          <w:p>
+            <w:r>
+              <w:rPr>
+                <w:sz w:val="18"/>
+                <w:szCs w:val="18"/>
+              </w:rPr>
+              <w:t xml:space="preserve">1.83s</w:t>
+            </w:r>
+          </w:p>
+        </w:tc>
+      </w:tr>
+      <w:tr>
+        <w:tc>
+          <w:tcPr>
+            <w:tcW w:w="0" w:type="auto"/>
+          </w:tcPr>
+          <w:p>
+            <w:r>
+              <w:rPr>
+                <w:sz w:val="18"/>
+                <w:szCs w:val="18"/>
+              </w:rPr>
+              <w:t xml:space="preserve">modules/login/forgotPasswordSchema.test.ts</w:t>
+            </w:r>
+          </w:p>
+        </w:tc>
+        <w:tc>
+          <w:tcPr>
+            <w:tcW w:w="0" w:type="auto"/>
+          </w:tcPr>
+          <w:p>
+            <w:r>
+              <w:rPr>
+                <w:sz w:val="18"/>
+                <w:szCs w:val="18"/>
+              </w:rPr>
+              <w:t xml:space="preserve">12</w:t>
+            </w:r>
+          </w:p>
+        </w:tc>
+        <w:tc>
+          <w:tcPr>
+            <w:tcW w:w="0" w:type="auto"/>
+          </w:tcPr>
+          <w:p>
+            <w:r>
+              <w:rPr>
+                <w:sz w:val="18"/>
+                <w:szCs w:val="18"/>
+              </w:rPr>
+              <w:t xml:space="preserve">12</w:t>
+            </w:r>
+          </w:p>
+        </w:tc>
+        <w:tc>
+          <w:tcPr>
+            <w:tcW w:w="0" w:type="auto"/>
+          </w:tcPr>
+          <w:p>
+            <w:r>
+              <w:rPr>
+                <w:sz w:val="18"/>
+                <w:szCs w:val="18"/>
+              </w:rPr>
+              <w:t xml:space="preserve">passed</w:t>
+            </w:r>
+          </w:p>
+        </w:tc>
+        <w:tc>
+          <w:tcPr>
+            <w:tcW w:w="0" w:type="auto"/>
+          </w:tcPr>
+          <w:p>
+            <w:r>
+              <w:rPr>
+                <w:sz w:val="18"/>
+                <w:szCs w:val="18"/>
+              </w:rPr>
+              <w:t xml:space="preserve">0.02s</w:t>
+            </w:r>
+          </w:p>
+        </w:tc>
+      </w:tr>
+      <w:tr>
+        <w:tc>
+          <w:tcPr>
+            <w:tcW w:w="0" w:type="auto"/>
+          </w:tcPr>
+          <w:p>
+            <w:r>
+              <w:rPr>
+                <w:sz w:val="18"/>
+                <w:szCs w:val="18"/>
+              </w:rPr>
+              <w:t xml:space="preserve">modules/login/LoginPage.test.tsx</w:t>
+            </w:r>
+          </w:p>
+        </w:tc>
+        <w:tc>
+          <w:tcPr>
+            <w:tcW w:w="0" w:type="auto"/>
+          </w:tcPr>
+          <w:p>
+            <w:r>
+              <w:rPr>
+                <w:sz w:val="18"/>
+                <w:szCs w:val="18"/>
+              </w:rPr>
+              <w:t xml:space="preserve">8</w:t>
+            </w:r>
+          </w:p>
+        </w:tc>
+        <w:tc>
+          <w:tcPr>
+            <w:tcW w:w="0" w:type="auto"/>
+          </w:tcPr>
+          <w:p>
+            <w:r>
+              <w:rPr>
+                <w:sz w:val="18"/>
+                <w:szCs w:val="18"/>
+              </w:rPr>
+              <w:t xml:space="preserve">8</w:t>
+            </w:r>
+          </w:p>
+        </w:tc>
+        <w:tc>
+          <w:tcPr>
+            <w:tcW w:w="0" w:type="auto"/>
+          </w:tcPr>
+          <w:p>
+            <w:r>
+              <w:rPr>
+                <w:sz w:val="18"/>
+                <w:szCs w:val="18"/>
+              </w:rPr>
+              <w:t xml:space="preserve">passed</w:t>
+            </w:r>
+          </w:p>
+        </w:tc>
+        <w:tc>
+          <w:tcPr>
+            <w:tcW w:w="0" w:type="auto"/>
+          </w:tcPr>
+          <w:p>
+            <w:r>
+              <w:rPr>
+                <w:sz w:val="18"/>
+                <w:szCs w:val="18"/>
+              </w:rPr>
+              <w:t xml:space="preserve">4.72s</w:t>
+            </w:r>
+          </w:p>
+        </w:tc>
+      </w:tr>
+      <w:tr>
+        <w:tc>
+          <w:tcPr>
+            <w:tcW w:w="0" w:type="auto"/>
+          </w:tcPr>
+          <w:p>
+            <w:r>
+              <w:rPr>
+                <w:sz w:val="18"/>
+                <w:szCs w:val="18"/>
+              </w:rPr>
+              <w:t xml:space="preserve">modules/login/loginSchema.test.ts</w:t>
+            </w:r>
+          </w:p>
+        </w:tc>
+        <w:tc>
+          <w:tcPr>
+            <w:tcW w:w="0" w:type="auto"/>
+          </w:tcPr>
+          <w:p>
+            <w:r>
+              <w:rPr>
+                <w:sz w:val="18"/>
+                <w:szCs w:val="18"/>
+              </w:rPr>
+              <w:t xml:space="preserve">12</w:t>
+            </w:r>
+          </w:p>
+        </w:tc>
+        <w:tc>
+          <w:tcPr>
+            <w:tcW w:w="0" w:type="auto"/>
+          </w:tcPr>
+          <w:p>
+            <w:r>
+              <w:rPr>
+                <w:sz w:val="18"/>
+                <w:szCs w:val="18"/>
+              </w:rPr>
+              <w:t xml:space="preserve">12</w:t>
+            </w:r>
+          </w:p>
+        </w:tc>
+        <w:tc>
+          <w:tcPr>
+            <w:tcW w:w="0" w:type="auto"/>
+          </w:tcPr>
+          <w:p>
+            <w:r>
+              <w:rPr>
+                <w:sz w:val="18"/>
+                <w:szCs w:val="18"/>
+              </w:rPr>
+              <w:t xml:space="preserve">passed</w:t>
+            </w:r>
+          </w:p>
+        </w:tc>
+        <w:tc>
+          <w:tcPr>
+            <w:tcW w:w="0" w:type="auto"/>
+          </w:tcPr>
+          <w:p>
+            <w:r>
+              <w:rPr>
+                <w:sz w:val="18"/>
+                <w:szCs w:val="18"/>
+              </w:rPr>
+              <w:t xml:space="preserve">0.02s</w:t>
+            </w:r>
+          </w:p>
+        </w:tc>
+      </w:tr>
+      <w:tr>
+        <w:tc>
+          <w:tcPr>
+            <w:tcW w:w="0" w:type="auto"/>
+          </w:tcPr>
+          <w:p>
+            <w:r>
+              <w:rPr>
+                <w:sz w:val="18"/>
+                <w:szCs w:val="18"/>
+              </w:rPr>
+              <w:t xml:space="preserve">modules/login/ResetPasswordPage.test.tsx</w:t>
+            </w:r>
+          </w:p>
+        </w:tc>
+        <w:tc>
+          <w:tcPr>
+            <w:tcW w:w="0" w:type="auto"/>
+          </w:tcPr>
+          <w:p>
+            <w:r>
+              <w:rPr>
+                <w:sz w:val="18"/>
+                <w:szCs w:val="18"/>
+              </w:rPr>
+              <w:t xml:space="preserve">5</w:t>
+            </w:r>
+          </w:p>
+        </w:tc>
+        <w:tc>
+          <w:tcPr>
+            <w:tcW w:w="0" w:type="auto"/>
+          </w:tcPr>
+          <w:p>
+            <w:r>
+              <w:rPr>
+                <w:sz w:val="18"/>
+                <w:szCs w:val="18"/>
+              </w:rPr>
+              <w:t xml:space="preserve">5</w:t>
+            </w:r>
+          </w:p>
+        </w:tc>
+        <w:tc>
+          <w:tcPr>
+            <w:tcW w:w="0" w:type="auto"/>
+          </w:tcPr>
+          <w:p>
+            <w:r>
+              <w:rPr>
+                <w:sz w:val="18"/>
+                <w:szCs w:val="18"/>
+              </w:rPr>
+              <w:t xml:space="preserve">passed</w:t>
+            </w:r>
+          </w:p>
+        </w:tc>
+        <w:tc>
+          <w:tcPr>
+            <w:tcW w:w="0" w:type="auto"/>
+          </w:tcPr>
+          <w:p>
+            <w:r>
+              <w:rPr>
+                <w:sz w:val="18"/>
+                <w:szCs w:val="18"/>
+              </w:rPr>
+              <w:t xml:space="preserve">5.06s</w:t>
+            </w:r>
+          </w:p>
+        </w:tc>
+      </w:tr>
+      <w:tr>
+        <w:tc>
+          <w:tcPr>
+            <w:tcW w:w="0" w:type="auto"/>
+          </w:tcPr>
+          <w:p>
+            <w:r>
+              <w:rPr>
+                <w:sz w:val="18"/>
+                <w:szCs w:val="18"/>
+              </w:rPr>
+              <w:t xml:space="preserve">modules/login/resetPasswordSchema.test.ts</w:t>
+            </w:r>
+          </w:p>
+        </w:tc>
+        <w:tc>
+          <w:tcPr>
+            <w:tcW w:w="0" w:type="auto"/>
+          </w:tcPr>
+          <w:p>
+            <w:r>
+              <w:rPr>
+                <w:sz w:val="18"/>
+                <w:szCs w:val="18"/>
+              </w:rPr>
+              <w:t xml:space="preserve">4</w:t>
+            </w:r>
+          </w:p>
+        </w:tc>
+        <w:tc>
+          <w:tcPr>
+            <w:tcW w:w="0" w:type="auto"/>
+          </w:tcPr>
+          <w:p>
+            <w:r>
+              <w:rPr>
+                <w:sz w:val="18"/>
+                <w:szCs w:val="18"/>
+              </w:rPr>
+              <w:t xml:space="preserve">4</w:t>
+            </w:r>
+          </w:p>
+        </w:tc>
+        <w:tc>
+          <w:tcPr>
+            <w:tcW w:w="0" w:type="auto"/>
+          </w:tcPr>
+          <w:p>
+            <w:r>
+              <w:rPr>
+                <w:sz w:val="18"/>
+                <w:szCs w:val="18"/>
+              </w:rPr>
+              <w:t xml:space="preserve">passed</w:t>
+            </w:r>
+          </w:p>
+        </w:tc>
+        <w:tc>
+          <w:tcPr>
+            <w:tcW w:w="0" w:type="auto"/>
+          </w:tcPr>
+          <w:p>
+            <w:r>
+              <w:rPr>
+                <w:sz w:val="18"/>
+                <w:szCs w:val="18"/>
+              </w:rPr>
+              <w:t xml:space="preserve">0.01s</w:t>
+            </w:r>
+          </w:p>
+        </w:tc>
+      </w:tr>
+    </w:tbl>
+    <w:p>
+      <w:r>
+        <w:rPr>
+          <w:b/>
+          <w:color w:val="1F4E79"/>
+          <w:sz w:val="28"/>
+          <w:szCs w:val="28"/>
+        </w:rPr>
+        <w:t xml:space="preserve">Test cases</w:t>
+      </w:r>
+    </w:p>
+    <w:tbl>
+      <w:tblPr>
+        <w:tblW w:w="5000" w:type="pct"/>
+        <w:tblBorders>
+          <w:top w:val="single" w:sz="4" w:space="0" w:color="BFBFBF"/>
+          <w:left w:val="single" w:sz="4" w:space="0" w:color="BFBFBF"/>
+          <w:bottom w:val="single" w:sz="4" w:space="0" w:color="BFBFBF"/>
+          <w:right w:val="single" w:sz="4" w:space="0" w:color="BFBFBF"/>
+          <w:insideH w:val="single" w:sz="4" w:space="0" w:color="BFBFBF"/>
+          <w:insideV w:val="single" w:sz="4" w:space="0" w:color="BFBFBF"/>
+        </w:tblBorders>
+      </w:tblPr>
+      <w:tr>
+        <w:tc>
+          <w:tcPr>
+            <w:shd w:val="clear" w:color="auto" w:fill="1F4E79"/>
+            <w:tcW w:w="0" w:type="auto"/>
+          </w:tcPr>
+          <w:p>
+            <w:r>
+              <w:rPr>
+                <w:b/>
+                <w:color w:val="FFFFFF"/>
+                <w:sz w:val="18"/>
+                <w:szCs w:val="18"/>
+              </w:rPr>
+              <w:t xml:space="preserve">File</w:t>
+            </w:r>
+          </w:p>
+        </w:tc>
+        <w:tc>
+          <w:tcPr>
+            <w:shd w:val="clear" w:color="auto" w:fill="1F4E79"/>
+            <w:tcW w:w="0" w:type="auto"/>
+          </w:tcPr>
+          <w:p>
+            <w:r>
+              <w:rPr>
+                <w:b/>
+                <w:color w:val="FFFFFF"/>
+                <w:sz w:val="18"/>
+                <w:szCs w:val="18"/>
+              </w:rPr>
+              <w:t xml:space="preserve">Case</w:t>
+            </w:r>
+          </w:p>
+        </w:tc>
+        <w:tc>
+          <w:tcPr>
+            <w:shd w:val="clear" w:color="auto" w:fill="1F4E79"/>
+            <w:tcW w:w="0" w:type="auto"/>
+          </w:tcPr>
+          <w:p>
+            <w:r>
+              <w:rPr>
+                <w:b/>
+                <w:color w:val="FFFFFF"/>
+                <w:sz w:val="18"/>
+                <w:szCs w:val="18"/>
+              </w:rPr>
+              <w:t xml:space="preserve">Status</w:t>
+            </w:r>
+          </w:p>
+        </w:tc>
+        <w:tc>
+          <w:tcPr>
+            <w:shd w:val="clear" w:color="auto" w:fill="1F4E79"/>
+            <w:tcW w:w="0" w:type="auto"/>
+          </w:tcPr>
+          <w:p>
+            <w:r>
+              <w:rPr>
+                <w:b/>
+                <w:color w:val="FFFFFF"/>
+                <w:sz w:val="18"/>
+                <w:szCs w:val="18"/>
+              </w:rPr>
+              <w:t xml:space="preserve">Duration</w:t>
+            </w:r>
+          </w:p>
+        </w:tc>
+      </w:tr>
+      <w:tr>
+        <w:tc>
+          <w:tcPr>
+            <w:tcW w:w="0" w:type="auto"/>
+          </w:tcPr>
+          <w:p>
+            <w:r>
+              <w:rPr>
+                <w:sz w:val="18"/>
+                <w:szCs w:val="18"/>
+              </w:rPr>
+              <w:t xml:space="preserve">services/authApi.test.ts</w:t>
+            </w:r>
+          </w:p>
+        </w:tc>
+        <w:tc>
+          <w:tcPr>
+            <w:tcW w:w="0" w:type="auto"/>
+          </w:tcPr>
+          <w:p>
+            <w:r>
+              <w:rPr>
+                <w:sz w:val="18"/>
+                <w:szCs w:val="18"/>
+              </w:rPr>
+              <w:t xml:space="preserve">logout mutation uses the mock response when mock mode is on</w:t>
+            </w:r>
+          </w:p>
+        </w:tc>
+        <w:tc>
+          <w:tcPr>
+            <w:tcW w:w="0" w:type="auto"/>
+          </w:tcPr>
+          <w:p>
+            <w:r>
+              <w:rPr>
+                <w:sz w:val="18"/>
+                <w:szCs w:val="18"/>
+              </w:rPr>
+              <w:t xml:space="preserve">passed</w:t>
+            </w:r>
+          </w:p>
+        </w:tc>
+        <w:tc>
+          <w:tcPr>
+            <w:tcW w:w="0" w:type="auto"/>
+          </w:tcPr>
+          <w:p>
+            <w:r>
+              <w:rPr>
+                <w:sz w:val="18"/>
+                <w:szCs w:val="18"/>
+              </w:rPr>
+              <w:t xml:space="preserve">0.60s</w:t>
+            </w:r>
+          </w:p>
+        </w:tc>
+      </w:tr>
+      <w:tr>
+        <w:tc>
+          <w:tcPr>
+            <w:tcW w:w="0" w:type="auto"/>
+          </w:tcPr>
+          <w:p>
+            <w:r>
+              <w:rPr>
+                <w:sz w:val="18"/>
+                <w:szCs w:val="18"/>
+              </w:rPr>
+              <w:t xml:space="preserve">services/authApi.test.ts</w:t>
+            </w:r>
+          </w:p>
+        </w:tc>
+        <w:tc>
+          <w:tcPr>
+            <w:tcW w:w="0" w:type="auto"/>
+          </w:tcPr>
+          <w:p>
+            <w:r>
+              <w:rPr>
+                <w:sz w:val="18"/>
+                <w:szCs w:val="18"/>
+              </w:rPr>
+              <w:t xml:space="preserve">logout mutation returns the mock failure message and keeps the session</w:t>
+            </w:r>
+          </w:p>
+        </w:tc>
+        <w:tc>
+          <w:tcPr>
+            <w:tcW w:w="0" w:type="auto"/>
+          </w:tcPr>
+          <w:p>
+            <w:r>
+              <w:rPr>
+                <w:sz w:val="18"/>
+                <w:szCs w:val="18"/>
+              </w:rPr>
+              <w:t xml:space="preserve">passed</w:t>
+            </w:r>
+          </w:p>
+        </w:tc>
+        <w:tc>
+          <w:tcPr>
+            <w:tcW w:w="0" w:type="auto"/>
+          </w:tcPr>
+          <w:p>
+            <w:r>
+              <w:rPr>
+                <w:sz w:val="18"/>
+                <w:szCs w:val="18"/>
+              </w:rPr>
+              <w:t xml:space="preserve">0.02s</w:t>
+            </w:r>
+          </w:p>
+        </w:tc>
+      </w:tr>
+      <w:tr>
+        <w:tc>
+          <w:tcPr>
+            <w:tcW w:w="0" w:type="auto"/>
+          </w:tcPr>
+          <w:p>
+            <w:r>
+              <w:rPr>
+                <w:sz w:val="18"/>
+                <w:szCs w:val="18"/>
+              </w:rPr>
+              <w:t xml:space="preserve">services/authApi.test.ts</w:t>
+            </w:r>
+          </w:p>
+        </w:tc>
+        <w:tc>
+          <w:tcPr>
+            <w:tcW w:w="0" w:type="auto"/>
+          </w:tcPr>
+          <w:p>
+            <w:r>
+              <w:rPr>
+                <w:sz w:val="18"/>
+                <w:szCs w:val="18"/>
+              </w:rPr>
+              <w:t xml:space="preserve">logout mutation posts the refresh token to the real logout API when mock mode is off</w:t>
+            </w:r>
+          </w:p>
+        </w:tc>
+        <w:tc>
+          <w:tcPr>
+            <w:tcW w:w="0" w:type="auto"/>
+          </w:tcPr>
+          <w:p>
+            <w:r>
+              <w:rPr>
+                <w:sz w:val="18"/>
+                <w:szCs w:val="18"/>
+              </w:rPr>
+              <w:t xml:space="preserve">passed</w:t>
+            </w:r>
+          </w:p>
+        </w:tc>
+        <w:tc>
+          <w:tcPr>
+            <w:tcW w:w="0" w:type="auto"/>
+          </w:tcPr>
+          <w:p>
+            <w:r>
+              <w:rPr>
+                <w:sz w:val="18"/>
+                <w:szCs w:val="18"/>
+              </w:rPr>
+              <w:t xml:space="preserve">0.02s</w:t>
+            </w:r>
+          </w:p>
+        </w:tc>
+      </w:tr>
+      <w:tr>
+        <w:tc>
+          <w:tcPr>
+            <w:tcW w:w="0" w:type="auto"/>
+          </w:tcPr>
+          <w:p>
+            <w:r>
+              <w:rPr>
+                <w:sz w:val="18"/>
+                <w:szCs w:val="18"/>
+              </w:rPr>
+              <w:t xml:space="preserve">services/authApi.test.ts</w:t>
+            </w:r>
+          </w:p>
+        </w:tc>
+        <w:tc>
+          <w:tcPr>
+            <w:tcW w:w="0" w:type="auto"/>
+          </w:tcPr>
+          <w:p>
+            <w:r>
+              <w:rPr>
+                <w:sz w:val="18"/>
+                <w:szCs w:val="18"/>
+              </w:rPr>
+              <w:t xml:space="preserve">logout mutation surfaces the real API failure message</w:t>
+            </w:r>
+          </w:p>
+        </w:tc>
+        <w:tc>
+          <w:tcPr>
+            <w:tcW w:w="0" w:type="auto"/>
+          </w:tcPr>
+          <w:p>
+            <w:r>
+              <w:rPr>
+                <w:sz w:val="18"/>
+                <w:szCs w:val="18"/>
+              </w:rPr>
+              <w:t xml:space="preserve">passed</w:t>
+            </w:r>
+          </w:p>
+        </w:tc>
+        <w:tc>
+          <w:tcPr>
+            <w:tcW w:w="0" w:type="auto"/>
+          </w:tcPr>
+          <w:p>
+            <w:r>
+              <w:rPr>
+                <w:sz w:val="18"/>
+                <w:szCs w:val="18"/>
+              </w:rPr>
+              <w:t xml:space="preserve">0.02s</w:t>
+            </w:r>
+          </w:p>
+        </w:tc>
+      </w:tr>
+      <w:tr>
+        <w:tc>
+          <w:tcPr>
+            <w:tcW w:w="0" w:type="auto"/>
+          </w:tcPr>
+          <w:p>
+            <w:r>
+              <w:rPr>
+                <w:sz w:val="18"/>
+                <w:szCs w:val="18"/>
+              </w:rPr>
+              <w:t xml:space="preserve">services/authApi.test.ts</w:t>
+            </w:r>
+          </w:p>
+        </w:tc>
+        <w:tc>
+          <w:tcPr>
+            <w:tcW w:w="0" w:type="auto"/>
+          </w:tcPr>
+          <w:p>
+            <w:r>
+              <w:rPr>
+                <w:sz w:val="18"/>
+                <w:szCs w:val="18"/>
+              </w:rPr>
+              <w:t xml:space="preserve">logout mutation clears every session value after logout</w:t>
+            </w:r>
+          </w:p>
+        </w:tc>
+        <w:tc>
+          <w:tcPr>
+            <w:tcW w:w="0" w:type="auto"/>
+          </w:tcPr>
+          <w:p>
+            <w:r>
+              <w:rPr>
+                <w:sz w:val="18"/>
+                <w:szCs w:val="18"/>
+              </w:rPr>
+              <w:t xml:space="preserve">passed</w:t>
+            </w:r>
+          </w:p>
+        </w:tc>
+        <w:tc>
+          <w:tcPr>
+            <w:tcW w:w="0" w:type="auto"/>
+          </w:tcPr>
+          <w:p>
+            <w:r>
+              <w:rPr>
+                <w:sz w:val="18"/>
+                <w:szCs w:val="18"/>
+              </w:rPr>
+              <w:t xml:space="preserve">0.02s</w:t>
+            </w:r>
+          </w:p>
+        </w:tc>
+      </w:tr>
+      <w:tr>
+        <w:tc>
+          <w:tcPr>
+            <w:tcW w:w="0" w:type="auto"/>
+          </w:tcPr>
+          <w:p>
+            <w:r>
+              <w:rPr>
+                <w:sz w:val="18"/>
+                <w:szCs w:val="18"/>
+              </w:rPr>
+              <w:t xml:space="preserve">services/loginService.test.ts</w:t>
+            </w:r>
+          </w:p>
+        </w:tc>
+        <w:tc>
+          <w:tcPr>
+            <w:tcW w:w="0" w:type="auto"/>
+          </w:tcPr>
+          <w:p>
+            <w:r>
+              <w:rPr>
+                <w:sz w:val="18"/>
+                <w:szCs w:val="18"/>
+              </w:rPr>
+              <w:t xml:space="preserve">login module login signs in any mock user that reached the service</w:t>
+            </w:r>
+          </w:p>
+        </w:tc>
+        <w:tc>
+          <w:tcPr>
+            <w:tcW w:w="0" w:type="auto"/>
+          </w:tcPr>
+          <w:p>
+            <w:r>
+              <w:rPr>
+                <w:sz w:val="18"/>
+                <w:szCs w:val="18"/>
+              </w:rPr>
+              <w:t xml:space="preserve">passed</w:t>
+            </w:r>
+          </w:p>
+        </w:tc>
+        <w:tc>
+          <w:tcPr>
+            <w:tcW w:w="0" w:type="auto"/>
+          </w:tcPr>
+          <w:p>
+            <w:r>
+              <w:rPr>
+                <w:sz w:val="18"/>
+                <w:szCs w:val="18"/>
+              </w:rPr>
+              <w:t xml:space="preserve">0.36s</w:t>
+            </w:r>
+          </w:p>
+        </w:tc>
+      </w:tr>
+      <w:tr>
+        <w:tc>
+          <w:tcPr>
+            <w:tcW w:w="0" w:type="auto"/>
+          </w:tcPr>
+          <w:p>
+            <w:r>
+              <w:rPr>
+                <w:sz w:val="18"/>
+                <w:szCs w:val="18"/>
+              </w:rPr>
+              <w:t xml:space="preserve">services/loginService.test.ts</w:t>
+            </w:r>
+          </w:p>
+        </w:tc>
+        <w:tc>
+          <w:tcPr>
+            <w:tcW w:w="0" w:type="auto"/>
+          </w:tcPr>
+          <w:p>
+            <w:r>
+              <w:rPr>
+                <w:sz w:val="18"/>
+                <w:szCs w:val="18"/>
+              </w:rPr>
+              <w:t xml:space="preserve">login module login signs in a retail user</w:t>
+            </w:r>
+          </w:p>
+        </w:tc>
+        <w:tc>
+          <w:tcPr>
+            <w:tcW w:w="0" w:type="auto"/>
+          </w:tcPr>
+          <w:p>
+            <w:r>
+              <w:rPr>
+                <w:sz w:val="18"/>
+                <w:szCs w:val="18"/>
+              </w:rPr>
+              <w:t xml:space="preserve">passed</w:t>
+            </w:r>
+          </w:p>
+        </w:tc>
+        <w:tc>
+          <w:tcPr>
+            <w:tcW w:w="0" w:type="auto"/>
+          </w:tcPr>
+          <w:p>
+            <w:r>
+              <w:rPr>
+                <w:sz w:val="18"/>
+                <w:szCs w:val="18"/>
+              </w:rPr>
+              <w:t xml:space="preserve">0.03s</w:t>
+            </w:r>
+          </w:p>
+        </w:tc>
+      </w:tr>
+      <w:tr>
+        <w:tc>
+          <w:tcPr>
+            <w:tcW w:w="0" w:type="auto"/>
+          </w:tcPr>
+          <w:p>
+            <w:r>
+              <w:rPr>
+                <w:sz w:val="18"/>
+                <w:szCs w:val="18"/>
+              </w:rPr>
+              <w:t xml:space="preserve">services/loginService.test.ts</w:t>
+            </w:r>
+          </w:p>
+        </w:tc>
+        <w:tc>
+          <w:tcPr>
+            <w:tcW w:w="0" w:type="auto"/>
+          </w:tcPr>
+          <w:p>
+            <w:r>
+              <w:rPr>
+                <w:sz w:val="18"/>
+                <w:szCs w:val="18"/>
+              </w:rPr>
+              <w:t xml:space="preserve">login module login opens the business selected on the login form</w:t>
+            </w:r>
+          </w:p>
+        </w:tc>
+        <w:tc>
+          <w:tcPr>
+            <w:tcW w:w="0" w:type="auto"/>
+          </w:tcPr>
+          <w:p>
+            <w:r>
+              <w:rPr>
+                <w:sz w:val="18"/>
+                <w:szCs w:val="18"/>
+              </w:rPr>
+              <w:t xml:space="preserve">passed</w:t>
+            </w:r>
+          </w:p>
+        </w:tc>
+        <w:tc>
+          <w:tcPr>
+            <w:tcW w:w="0" w:type="auto"/>
+          </w:tcPr>
+          <w:p>
+            <w:r>
+              <w:rPr>
+                <w:sz w:val="18"/>
+                <w:szCs w:val="18"/>
+              </w:rPr>
+              <w:t xml:space="preserve">0.02s</w:t>
+            </w:r>
+          </w:p>
+        </w:tc>
+      </w:tr>
+      <w:tr>
+        <w:tc>
+          <w:tcPr>
+            <w:tcW w:w="0" w:type="auto"/>
+          </w:tcPr>
+          <w:p>
+            <w:r>
+              <w:rPr>
+                <w:sz w:val="18"/>
+                <w:szCs w:val="18"/>
+              </w:rPr>
+              <w:t xml:space="preserve">services/loginService.test.ts</w:t>
+            </w:r>
+          </w:p>
+        </w:tc>
+        <w:tc>
+          <w:tcPr>
+            <w:tcW w:w="0" w:type="auto"/>
+          </w:tcPr>
+          <w:p>
+            <w:r>
+              <w:rPr>
+                <w:sz w:val="18"/>
+                <w:szCs w:val="18"/>
+              </w:rPr>
+              <w:t xml:space="preserve">login module login requires a password change on first login, then allows a normal login</w:t>
+            </w:r>
+          </w:p>
+        </w:tc>
+        <w:tc>
+          <w:tcPr>
+            <w:tcW w:w="0" w:type="auto"/>
+          </w:tcPr>
+          <w:p>
+            <w:r>
+              <w:rPr>
+                <w:sz w:val="18"/>
+                <w:szCs w:val="18"/>
+              </w:rPr>
+              <w:t xml:space="preserve">passed</w:t>
+            </w:r>
+          </w:p>
+        </w:tc>
+        <w:tc>
+          <w:tcPr>
+            <w:tcW w:w="0" w:type="auto"/>
+          </w:tcPr>
+          <w:p>
+            <w:r>
+              <w:rPr>
+                <w:sz w:val="18"/>
+                <w:szCs w:val="18"/>
+              </w:rPr>
+              <w:t xml:space="preserve">0.02s</w:t>
+            </w:r>
+          </w:p>
+        </w:tc>
+      </w:tr>
+      <w:tr>
+        <w:tc>
+          <w:tcPr>
+            <w:tcW w:w="0" w:type="auto"/>
+          </w:tcPr>
+          <w:p>
+            <w:r>
+              <w:rPr>
+                <w:sz w:val="18"/>
+                <w:szCs w:val="18"/>
+              </w:rPr>
+              <w:t xml:space="preserve">services/loginService.test.ts</w:t>
+            </w:r>
+          </w:p>
+        </w:tc>
+        <w:tc>
+          <w:tcPr>
+            <w:tcW w:w="0" w:type="auto"/>
+          </w:tcPr>
+          <w:p>
+            <w:r>
+              <w:rPr>
+                <w:sz w:val="18"/>
+                <w:szCs w:val="18"/>
+              </w:rPr>
+              <w:t xml:space="preserve">login module login posts Base64 credentials and reads a successful API login</w:t>
+            </w:r>
+          </w:p>
+        </w:tc>
+        <w:tc>
+          <w:tcPr>
+            <w:tcW w:w="0" w:type="auto"/>
+          </w:tcPr>
+          <w:p>
+            <w:r>
+              <w:rPr>
+                <w:sz w:val="18"/>
+                <w:szCs w:val="18"/>
+              </w:rPr>
+              <w:t xml:space="preserve">passed</w:t>
+            </w:r>
+          </w:p>
+        </w:tc>
+        <w:tc>
+          <w:tcPr>
+            <w:tcW w:w="0" w:type="auto"/>
+          </w:tcPr>
+          <w:p>
+            <w:r>
+              <w:rPr>
+                <w:sz w:val="18"/>
+                <w:szCs w:val="18"/>
+              </w:rPr>
+              <w:t xml:space="preserve">0.02s</w:t>
+            </w:r>
+          </w:p>
+        </w:tc>
+      </w:tr>
+      <w:tr>
+        <w:tc>
+          <w:tcPr>
+            <w:tcW w:w="0" w:type="auto"/>
+          </w:tcPr>
+          <w:p>
+            <w:r>
+              <w:rPr>
+                <w:sz w:val="18"/>
+                <w:szCs w:val="18"/>
+              </w:rPr>
+              <w:t xml:space="preserve">services/loginService.test.ts</w:t>
+            </w:r>
+          </w:p>
+        </w:tc>
+        <w:tc>
+          <w:tcPr>
+            <w:tcW w:w="0" w:type="auto"/>
+          </w:tcPr>
+          <w:p>
+            <w:r>
+              <w:rPr>
+                <w:sz w:val="18"/>
+                <w:szCs w:val="18"/>
+              </w:rPr>
+              <w:t xml:space="preserve">login module login returns the API failure message</w:t>
+            </w:r>
+          </w:p>
+        </w:tc>
+        <w:tc>
+          <w:tcPr>
+            <w:tcW w:w="0" w:type="auto"/>
+          </w:tcPr>
+          <w:p>
+            <w:r>
+              <w:rPr>
+                <w:sz w:val="18"/>
+                <w:szCs w:val="18"/>
+              </w:rPr>
+              <w:t xml:space="preserve">passed</w:t>
+            </w:r>
+          </w:p>
+        </w:tc>
+        <w:tc>
+          <w:tcPr>
+            <w:tcW w:w="0" w:type="auto"/>
+          </w:tcPr>
+          <w:p>
+            <w:r>
+              <w:rPr>
+                <w:sz w:val="18"/>
+                <w:szCs w:val="18"/>
+              </w:rPr>
+              <w:t xml:space="preserve">0.01s</w:t>
+            </w:r>
+          </w:p>
+        </w:tc>
+      </w:tr>
+      <w:tr>
+        <w:tc>
+          <w:tcPr>
+            <w:tcW w:w="0" w:type="auto"/>
+          </w:tcPr>
+          <w:p>
+            <w:r>
+              <w:rPr>
+                <w:sz w:val="18"/>
+                <w:szCs w:val="18"/>
+              </w:rPr>
+              <w:t xml:space="preserve">services/loginService.test.ts</w:t>
+            </w:r>
+          </w:p>
+        </w:tc>
+        <w:tc>
+          <w:tcPr>
+            <w:tcW w:w="0" w:type="auto"/>
+          </w:tcPr>
+          <w:p>
+            <w:r>
+              <w:rPr>
+                <w:sz w:val="18"/>
+                <w:szCs w:val="18"/>
+              </w:rPr>
+              <w:t xml:space="preserve">login module login reports a network failure without throwing</w:t>
+            </w:r>
+          </w:p>
+        </w:tc>
+        <w:tc>
+          <w:tcPr>
+            <w:tcW w:w="0" w:type="auto"/>
+          </w:tcPr>
+          <w:p>
+            <w:r>
+              <w:rPr>
+                <w:sz w:val="18"/>
+                <w:szCs w:val="18"/>
+              </w:rPr>
+              <w:t xml:space="preserve">passed</w:t>
+            </w:r>
+          </w:p>
+        </w:tc>
+        <w:tc>
+          <w:tcPr>
+            <w:tcW w:w="0" w:type="auto"/>
+          </w:tcPr>
+          <w:p>
+            <w:r>
+              <w:rPr>
+                <w:sz w:val="18"/>
+                <w:szCs w:val="18"/>
+              </w:rPr>
+              <w:t xml:space="preserve">0.01s</w:t>
+            </w:r>
+          </w:p>
+        </w:tc>
+      </w:tr>
+      <w:tr>
+        <w:tc>
+          <w:tcPr>
+            <w:tcW w:w="0" w:type="auto"/>
+          </w:tcPr>
+          <w:p>
+            <w:r>
+              <w:rPr>
+                <w:sz w:val="18"/>
+                <w:szCs w:val="18"/>
+              </w:rPr>
+              <w:t xml:space="preserve">services/loginService.test.ts</w:t>
+            </w:r>
+          </w:p>
+        </w:tc>
+        <w:tc>
+          <w:tcPr>
+            <w:tcW w:w="0" w:type="auto"/>
+          </w:tcPr>
+          <w:p>
+            <w:r>
+              <w:rPr>
+                <w:sz w:val="18"/>
+                <w:szCs w:val="18"/>
+              </w:rPr>
+              <w:t xml:space="preserve">login module authorize business keeps the selected business after a successful login session</w:t>
+            </w:r>
+          </w:p>
+        </w:tc>
+        <w:tc>
+          <w:tcPr>
+            <w:tcW w:w="0" w:type="auto"/>
+          </w:tcPr>
+          <w:p>
+            <w:r>
+              <w:rPr>
+                <w:sz w:val="18"/>
+                <w:szCs w:val="18"/>
+              </w:rPr>
+              <w:t xml:space="preserve">passed</w:t>
+            </w:r>
+          </w:p>
+        </w:tc>
+        <w:tc>
+          <w:tcPr>
+            <w:tcW w:w="0" w:type="auto"/>
+          </w:tcPr>
+          <w:p>
+            <w:r>
+              <w:rPr>
+                <w:sz w:val="18"/>
+                <w:szCs w:val="18"/>
+              </w:rPr>
+              <w:t xml:space="preserve">0.01s</w:t>
+            </w:r>
+          </w:p>
+        </w:tc>
+      </w:tr>
+      <w:tr>
+        <w:tc>
+          <w:tcPr>
+            <w:tcW w:w="0" w:type="auto"/>
+          </w:tcPr>
+          <w:p>
+            <w:r>
+              <w:rPr>
+                <w:sz w:val="18"/>
+                <w:szCs w:val="18"/>
+              </w:rPr>
+              <w:t xml:space="preserve">services/loginService.test.ts</w:t>
+            </w:r>
+          </w:p>
+        </w:tc>
+        <w:tc>
+          <w:tcPr>
+            <w:tcW w:w="0" w:type="auto"/>
+          </w:tcPr>
+          <w:p>
+            <w:r>
+              <w:rPr>
+                <w:sz w:val="18"/>
+                <w:szCs w:val="18"/>
+              </w:rPr>
+              <w:t xml:space="preserve">login module authorize business rejects a missing session</w:t>
+            </w:r>
+          </w:p>
+        </w:tc>
+        <w:tc>
+          <w:tcPr>
+            <w:tcW w:w="0" w:type="auto"/>
+          </w:tcPr>
+          <w:p>
+            <w:r>
+              <w:rPr>
+                <w:sz w:val="18"/>
+                <w:szCs w:val="18"/>
+              </w:rPr>
+              <w:t xml:space="preserve">passed</w:t>
+            </w:r>
+          </w:p>
+        </w:tc>
+        <w:tc>
+          <w:tcPr>
+            <w:tcW w:w="0" w:type="auto"/>
+          </w:tcPr>
+          <w:p>
+            <w:r>
+              <w:rPr>
+                <w:sz w:val="18"/>
+                <w:szCs w:val="18"/>
+              </w:rPr>
+              <w:t xml:space="preserve">0.01s</w:t>
+            </w:r>
+          </w:p>
+        </w:tc>
+      </w:tr>
+      <w:tr>
+        <w:tc>
+          <w:tcPr>
+            <w:tcW w:w="0" w:type="auto"/>
+          </w:tcPr>
+          <w:p>
+            <w:r>
+              <w:rPr>
+                <w:sz w:val="18"/>
+                <w:szCs w:val="18"/>
+              </w:rPr>
+              <w:t xml:space="preserve">services/loginService.test.ts</w:t>
+            </w:r>
+          </w:p>
+        </w:tc>
+        <w:tc>
+          <w:tcPr>
+            <w:tcW w:w="0" w:type="auto"/>
+          </w:tcPr>
+          <w:p>
+            <w:r>
+              <w:rPr>
+                <w:sz w:val="18"/>
+                <w:szCs w:val="18"/>
+              </w:rPr>
+              <w:t xml:space="preserve">login module forgot password sends a reset link for a known user</w:t>
+            </w:r>
+          </w:p>
+        </w:tc>
+        <w:tc>
+          <w:tcPr>
+            <w:tcW w:w="0" w:type="auto"/>
+          </w:tcPr>
+          <w:p>
+            <w:r>
+              <w:rPr>
+                <w:sz w:val="18"/>
+                <w:szCs w:val="18"/>
+              </w:rPr>
+              <w:t xml:space="preserve">passed</w:t>
+            </w:r>
+          </w:p>
+        </w:tc>
+        <w:tc>
+          <w:tcPr>
+            <w:tcW w:w="0" w:type="auto"/>
+          </w:tcPr>
+          <w:p>
+            <w:r>
+              <w:rPr>
+                <w:sz w:val="18"/>
+                <w:szCs w:val="18"/>
+              </w:rPr>
+              <w:t xml:space="preserve">0.02s</w:t>
+            </w:r>
+          </w:p>
+        </w:tc>
+      </w:tr>
+      <w:tr>
+        <w:tc>
+          <w:tcPr>
+            <w:tcW w:w="0" w:type="auto"/>
+          </w:tcPr>
+          <w:p>
+            <w:r>
+              <w:rPr>
+                <w:sz w:val="18"/>
+                <w:szCs w:val="18"/>
+              </w:rPr>
+              <w:t xml:space="preserve">services/loginService.test.ts</w:t>
+            </w:r>
+          </w:p>
+        </w:tc>
+        <w:tc>
+          <w:tcPr>
+            <w:tcW w:w="0" w:type="auto"/>
+          </w:tcPr>
+          <w:p>
+            <w:r>
+              <w:rPr>
+                <w:sz w:val="18"/>
+                <w:szCs w:val="18"/>
+              </w:rPr>
+              <w:t xml:space="preserve">login module forgot password returns the mock failure for an unknown user</w:t>
+            </w:r>
+          </w:p>
+        </w:tc>
+        <w:tc>
+          <w:tcPr>
+            <w:tcW w:w="0" w:type="auto"/>
+          </w:tcPr>
+          <w:p>
+            <w:r>
+              <w:rPr>
+                <w:sz w:val="18"/>
+                <w:szCs w:val="18"/>
+              </w:rPr>
+              <w:t xml:space="preserve">passed</w:t>
+            </w:r>
+          </w:p>
+        </w:tc>
+        <w:tc>
+          <w:tcPr>
+            <w:tcW w:w="0" w:type="auto"/>
+          </w:tcPr>
+          <w:p>
+            <w:r>
+              <w:rPr>
+                <w:sz w:val="18"/>
+                <w:szCs w:val="18"/>
+              </w:rPr>
+              <w:t xml:space="preserve">0.01s</w:t>
+            </w:r>
+          </w:p>
+        </w:tc>
+      </w:tr>
+      <w:tr>
+        <w:tc>
+          <w:tcPr>
+            <w:tcW w:w="0" w:type="auto"/>
+          </w:tcPr>
+          <w:p>
+            <w:r>
+              <w:rPr>
+                <w:sz w:val="18"/>
+                <w:szCs w:val="18"/>
+              </w:rPr>
+              <w:t xml:space="preserve">services/loginService.test.ts</w:t>
+            </w:r>
+          </w:p>
+        </w:tc>
+        <w:tc>
+          <w:tcPr>
+            <w:tcW w:w="0" w:type="auto"/>
+          </w:tcPr>
+          <w:p>
+            <w:r>
+              <w:rPr>
+                <w:sz w:val="18"/>
+                <w:szCs w:val="18"/>
+              </w:rPr>
+              <w:t xml:space="preserve">login module forgot password posts the trimmed user id to the forgot-password API</w:t>
+            </w:r>
+          </w:p>
+        </w:tc>
+        <w:tc>
+          <w:tcPr>
+            <w:tcW w:w="0" w:type="auto"/>
+          </w:tcPr>
+          <w:p>
+            <w:r>
+              <w:rPr>
+                <w:sz w:val="18"/>
+                <w:szCs w:val="18"/>
+              </w:rPr>
+              <w:t xml:space="preserve">passed</w:t>
+            </w:r>
+          </w:p>
+        </w:tc>
+        <w:tc>
+          <w:tcPr>
+            <w:tcW w:w="0" w:type="auto"/>
+          </w:tcPr>
+          <w:p>
+            <w:r>
+              <w:rPr>
+                <w:sz w:val="18"/>
+                <w:szCs w:val="18"/>
+              </w:rPr>
+              <w:t xml:space="preserve">0.01s</w:t>
+            </w:r>
+          </w:p>
+        </w:tc>
+      </w:tr>
+      <w:tr>
+        <w:tc>
+          <w:tcPr>
+            <w:tcW w:w="0" w:type="auto"/>
+          </w:tcPr>
+          <w:p>
+            <w:r>
+              <w:rPr>
+                <w:sz w:val="18"/>
+                <w:szCs w:val="18"/>
+              </w:rPr>
+              <w:t xml:space="preserve">services/loginService.test.ts</w:t>
+            </w:r>
+          </w:p>
+        </w:tc>
+        <w:tc>
+          <w:tcPr>
+            <w:tcW w:w="0" w:type="auto"/>
+          </w:tcPr>
+          <w:p>
+            <w:r>
+              <w:rPr>
+                <w:sz w:val="18"/>
+                <w:szCs w:val="18"/>
+              </w:rPr>
+              <w:t xml:space="preserve">login module reset password resets a password for a known token</w:t>
+            </w:r>
+          </w:p>
+        </w:tc>
+        <w:tc>
+          <w:tcPr>
+            <w:tcW w:w="0" w:type="auto"/>
+          </w:tcPr>
+          <w:p>
+            <w:r>
+              <w:rPr>
+                <w:sz w:val="18"/>
+                <w:szCs w:val="18"/>
+              </w:rPr>
+              <w:t xml:space="preserve">passed</w:t>
+            </w:r>
+          </w:p>
+        </w:tc>
+        <w:tc>
+          <w:tcPr>
+            <w:tcW w:w="0" w:type="auto"/>
+          </w:tcPr>
+          <w:p>
+            <w:r>
+              <w:rPr>
+                <w:sz w:val="18"/>
+                <w:szCs w:val="18"/>
+              </w:rPr>
+              <w:t xml:space="preserve">0.01s</w:t>
+            </w:r>
+          </w:p>
+        </w:tc>
+      </w:tr>
+      <w:tr>
+        <w:tc>
+          <w:tcPr>
+            <w:tcW w:w="0" w:type="auto"/>
+          </w:tcPr>
+          <w:p>
+            <w:r>
+              <w:rPr>
+                <w:sz w:val="18"/>
+                <w:szCs w:val="18"/>
+              </w:rPr>
+              <w:t xml:space="preserve">services/loginService.test.ts</w:t>
+            </w:r>
+          </w:p>
+        </w:tc>
+        <w:tc>
+          <w:tcPr>
+            <w:tcW w:w="0" w:type="auto"/>
+          </w:tcPr>
+          <w:p>
+            <w:r>
+              <w:rPr>
+                <w:sz w:val="18"/>
+                <w:szCs w:val="18"/>
+              </w:rPr>
+              <w:t xml:space="preserve">login module reset password rejects an unknown token</w:t>
+            </w:r>
+          </w:p>
+        </w:tc>
+        <w:tc>
+          <w:tcPr>
+            <w:tcW w:w="0" w:type="auto"/>
+          </w:tcPr>
+          <w:p>
+            <w:r>
+              <w:rPr>
+                <w:sz w:val="18"/>
+                <w:szCs w:val="18"/>
+              </w:rPr>
+              <w:t xml:space="preserve">passed</w:t>
+            </w:r>
+          </w:p>
+        </w:tc>
+        <w:tc>
+          <w:tcPr>
+            <w:tcW w:w="0" w:type="auto"/>
+          </w:tcPr>
+          <w:p>
+            <w:r>
+              <w:rPr>
+                <w:sz w:val="18"/>
+                <w:szCs w:val="18"/>
+              </w:rPr>
+              <w:t xml:space="preserve">0.01s</w:t>
+            </w:r>
+          </w:p>
+        </w:tc>
+      </w:tr>
+      <w:tr>
+        <w:tc>
+          <w:tcPr>
+            <w:tcW w:w="0" w:type="auto"/>
+          </w:tcPr>
+          <w:p>
+            <w:r>
+              <w:rPr>
+                <w:sz w:val="18"/>
+                <w:szCs w:val="18"/>
+              </w:rPr>
+              <w:t xml:space="preserve">services/loginService.test.ts</w:t>
+            </w:r>
+          </w:p>
+        </w:tc>
+        <w:tc>
+          <w:tcPr>
+            <w:tcW w:w="0" w:type="auto"/>
+          </w:tcPr>
+          <w:p>
+            <w:r>
+              <w:rPr>
+                <w:sz w:val="18"/>
+                <w:szCs w:val="18"/>
+              </w:rPr>
+              <w:t xml:space="preserve">login module reset password posts the token and new password to the reset-password API</w:t>
+            </w:r>
+          </w:p>
+        </w:tc>
+        <w:tc>
+          <w:tcPr>
+            <w:tcW w:w="0" w:type="auto"/>
+          </w:tcPr>
+          <w:p>
+            <w:r>
+              <w:rPr>
+                <w:sz w:val="18"/>
+                <w:szCs w:val="18"/>
+              </w:rPr>
+              <w:t xml:space="preserve">passed</w:t>
+            </w:r>
+          </w:p>
+        </w:tc>
+        <w:tc>
+          <w:tcPr>
+            <w:tcW w:w="0" w:type="auto"/>
+          </w:tcPr>
+          <w:p>
+            <w:r>
+              <w:rPr>
+                <w:sz w:val="18"/>
+                <w:szCs w:val="18"/>
+              </w:rPr>
+              <w:t xml:space="preserve">0.01s</w:t>
+            </w:r>
+          </w:p>
+        </w:tc>
+      </w:tr>
+      <w:tr>
+        <w:tc>
+          <w:tcPr>
+            <w:tcW w:w="0" w:type="auto"/>
+          </w:tcPr>
+          <w:p>
+            <w:r>
+              <w:rPr>
+                <w:sz w:val="18"/>
+                <w:szCs w:val="18"/>
+              </w:rPr>
+              <w:t xml:space="preserve">services/loginService.test.ts</w:t>
+            </w:r>
+          </w:p>
+        </w:tc>
+        <w:tc>
+          <w:tcPr>
+            <w:tcW w:w="0" w:type="auto"/>
+          </w:tcPr>
+          <w:p>
+            <w:r>
+              <w:rPr>
+                <w:sz w:val="18"/>
+                <w:szCs w:val="18"/>
+              </w:rPr>
+              <w:t xml:space="preserve">login module change password rejects a new password that is too short</w:t>
+            </w:r>
+          </w:p>
+        </w:tc>
+        <w:tc>
+          <w:tcPr>
+            <w:tcW w:w="0" w:type="auto"/>
+          </w:tcPr>
+          <w:p>
+            <w:r>
+              <w:rPr>
+                <w:sz w:val="18"/>
+                <w:szCs w:val="18"/>
+              </w:rPr>
+              <w:t xml:space="preserve">passed</w:t>
+            </w:r>
+          </w:p>
+        </w:tc>
+        <w:tc>
+          <w:tcPr>
+            <w:tcW w:w="0" w:type="auto"/>
+          </w:tcPr>
+          <w:p>
+            <w:r>
+              <w:rPr>
+                <w:sz w:val="18"/>
+                <w:szCs w:val="18"/>
+              </w:rPr>
+              <w:t xml:space="preserve">0.01s</w:t>
+            </w:r>
+          </w:p>
+        </w:tc>
+      </w:tr>
+      <w:tr>
+        <w:tc>
+          <w:tcPr>
+            <w:tcW w:w="0" w:type="auto"/>
+          </w:tcPr>
+          <w:p>
+            <w:r>
+              <w:rPr>
+                <w:sz w:val="18"/>
+                <w:szCs w:val="18"/>
+              </w:rPr>
+              <w:t xml:space="preserve">services/loginService.test.ts</w:t>
+            </w:r>
+          </w:p>
+        </w:tc>
+        <w:tc>
+          <w:tcPr>
+            <w:tcW w:w="0" w:type="auto"/>
+          </w:tcPr>
+          <w:p>
+            <w:r>
+              <w:rPr>
+                <w:sz w:val="18"/>
+                <w:szCs w:val="18"/>
+              </w:rPr>
+              <w:t xml:space="preserve">login module change password accepts a new password that meets the policy</w:t>
+            </w:r>
+          </w:p>
+        </w:tc>
+        <w:tc>
+          <w:tcPr>
+            <w:tcW w:w="0" w:type="auto"/>
+          </w:tcPr>
+          <w:p>
+            <w:r>
+              <w:rPr>
+                <w:sz w:val="18"/>
+                <w:szCs w:val="18"/>
+              </w:rPr>
+              <w:t xml:space="preserve">passed</w:t>
+            </w:r>
+          </w:p>
+        </w:tc>
+        <w:tc>
+          <w:tcPr>
+            <w:tcW w:w="0" w:type="auto"/>
+          </w:tcPr>
+          <w:p>
+            <w:r>
+              <w:rPr>
+                <w:sz w:val="18"/>
+                <w:szCs w:val="18"/>
+              </w:rPr>
+              <w:t xml:space="preserve">0.01s</w:t>
+            </w:r>
+          </w:p>
+        </w:tc>
+      </w:tr>
+      <w:tr>
+        <w:tc>
+          <w:tcPr>
+            <w:tcW w:w="0" w:type="auto"/>
+          </w:tcPr>
+          <w:p>
+            <w:r>
+              <w:rPr>
+                <w:sz w:val="18"/>
+                <w:szCs w:val="18"/>
+              </w:rPr>
+              <w:t xml:space="preserve">services/loginService.test.ts</w:t>
+            </w:r>
+          </w:p>
+        </w:tc>
+        <w:tc>
+          <w:tcPr>
+            <w:tcW w:w="0" w:type="auto"/>
+          </w:tcPr>
+          <w:p>
+            <w:r>
+              <w:rPr>
+                <w:sz w:val="18"/>
+                <w:szCs w:val="18"/>
+              </w:rPr>
+              <w:t xml:space="preserve">login module change password requires a signed-in session before calling the API</w:t>
+            </w:r>
+          </w:p>
+        </w:tc>
+        <w:tc>
+          <w:tcPr>
+            <w:tcW w:w="0" w:type="auto"/>
+          </w:tcPr>
+          <w:p>
+            <w:r>
+              <w:rPr>
+                <w:sz w:val="18"/>
+                <w:szCs w:val="18"/>
+              </w:rPr>
+              <w:t xml:space="preserve">passed</w:t>
+            </w:r>
+          </w:p>
+        </w:tc>
+        <w:tc>
+          <w:tcPr>
+            <w:tcW w:w="0" w:type="auto"/>
+          </w:tcPr>
+          <w:p>
+            <w:r>
+              <w:rPr>
+                <w:sz w:val="18"/>
+                <w:szCs w:val="18"/>
+              </w:rPr>
+              <w:t xml:space="preserve">0.02s</w:t>
+            </w:r>
+          </w:p>
+        </w:tc>
+      </w:tr>
+      <w:tr>
+        <w:tc>
+          <w:tcPr>
+            <w:tcW w:w="0" w:type="auto"/>
+          </w:tcPr>
+          <w:p>
+            <w:r>
+              <w:rPr>
+                <w:sz w:val="18"/>
+                <w:szCs w:val="18"/>
+              </w:rPr>
+              <w:t xml:space="preserve">services/loginService.test.ts</w:t>
+            </w:r>
+          </w:p>
+        </w:tc>
+        <w:tc>
+          <w:tcPr>
+            <w:tcW w:w="0" w:type="auto"/>
+          </w:tcPr>
+          <w:p>
+            <w:r>
+              <w:rPr>
+                <w:sz w:val="18"/>
+                <w:szCs w:val="18"/>
+              </w:rPr>
+              <w:t xml:space="preserve">login module change password posts the current and new password with the user bearer token</w:t>
+            </w:r>
+          </w:p>
+        </w:tc>
+        <w:tc>
+          <w:tcPr>
+            <w:tcW w:w="0" w:type="auto"/>
+          </w:tcPr>
+          <w:p>
+            <w:r>
+              <w:rPr>
+                <w:sz w:val="18"/>
+                <w:szCs w:val="18"/>
+              </w:rPr>
+              <w:t xml:space="preserve">passed</w:t>
+            </w:r>
+          </w:p>
+        </w:tc>
+        <w:tc>
+          <w:tcPr>
+            <w:tcW w:w="0" w:type="auto"/>
+          </w:tcPr>
+          <w:p>
+            <w:r>
+              <w:rPr>
+                <w:sz w:val="18"/>
+                <w:szCs w:val="18"/>
+              </w:rPr>
+              <w:t xml:space="preserve">0.01s</w:t>
+            </w:r>
+          </w:p>
+        </w:tc>
+      </w:tr>
+      <w:tr>
+        <w:tc>
+          <w:tcPr>
+            <w:tcW w:w="0" w:type="auto"/>
+          </w:tcPr>
+          <w:p>
+            <w:r>
+              <w:rPr>
+                <w:sz w:val="18"/>
+                <w:szCs w:val="18"/>
+              </w:rPr>
+              <w:t xml:space="preserve">services/loginService.test.ts</w:t>
+            </w:r>
+          </w:p>
+        </w:tc>
+        <w:tc>
+          <w:tcPr>
+            <w:tcW w:w="0" w:type="auto"/>
+          </w:tcPr>
+          <w:p>
+            <w:r>
+              <w:rPr>
+                <w:sz w:val="18"/>
+                <w:szCs w:val="18"/>
+              </w:rPr>
+              <w:t xml:space="preserve">login module logout returns the logged-out response when a refresh token is present</w:t>
+            </w:r>
+          </w:p>
+        </w:tc>
+        <w:tc>
+          <w:tcPr>
+            <w:tcW w:w="0" w:type="auto"/>
+          </w:tcPr>
+          <w:p>
+            <w:r>
+              <w:rPr>
+                <w:sz w:val="18"/>
+                <w:szCs w:val="18"/>
+              </w:rPr>
+              <w:t xml:space="preserve">passed</w:t>
+            </w:r>
+          </w:p>
+        </w:tc>
+        <w:tc>
+          <w:tcPr>
+            <w:tcW w:w="0" w:type="auto"/>
+          </w:tcPr>
+          <w:p>
+            <w:r>
+              <w:rPr>
+                <w:sz w:val="18"/>
+                <w:szCs w:val="18"/>
+              </w:rPr>
+              <w:t xml:space="preserve">0.01s</w:t>
+            </w:r>
+          </w:p>
+        </w:tc>
+      </w:tr>
+      <w:tr>
+        <w:tc>
+          <w:tcPr>
+            <w:tcW w:w="0" w:type="auto"/>
+          </w:tcPr>
+          <w:p>
+            <w:r>
+              <w:rPr>
+                <w:sz w:val="18"/>
+                <w:szCs w:val="18"/>
+              </w:rPr>
+              <w:t xml:space="preserve">services/loginService.test.ts</w:t>
+            </w:r>
+          </w:p>
+        </w:tc>
+        <w:tc>
+          <w:tcPr>
+            <w:tcW w:w="0" w:type="auto"/>
+          </w:tcPr>
+          <w:p>
+            <w:r>
+              <w:rPr>
+                <w:sz w:val="18"/>
+                <w:szCs w:val="18"/>
+              </w:rPr>
+              <w:t xml:space="preserve">login module logout rejects logout when the refresh token is missing</w:t>
+            </w:r>
+          </w:p>
+        </w:tc>
+        <w:tc>
+          <w:tcPr>
+            <w:tcW w:w="0" w:type="auto"/>
+          </w:tcPr>
+          <w:p>
+            <w:r>
+              <w:rPr>
+                <w:sz w:val="18"/>
+                <w:szCs w:val="18"/>
+              </w:rPr>
+              <w:t xml:space="preserve">passed</w:t>
+            </w:r>
+          </w:p>
+        </w:tc>
+        <w:tc>
+          <w:tcPr>
+            <w:tcW w:w="0" w:type="auto"/>
+          </w:tcPr>
+          <w:p>
+            <w:r>
+              <w:rPr>
+                <w:sz w:val="18"/>
+                <w:szCs w:val="18"/>
+              </w:rPr>
+              <w:t xml:space="preserve">0.01s</w:t>
+            </w:r>
+          </w:p>
+        </w:tc>
+      </w:tr>
+      <w:tr>
+        <w:tc>
+          <w:tcPr>
+            <w:tcW w:w="0" w:type="auto"/>
+          </w:tcPr>
+          <w:p>
+            <w:r>
+              <w:rPr>
+                <w:sz w:val="18"/>
+                <w:szCs w:val="18"/>
+              </w:rPr>
+              <w:t xml:space="preserve">services/loginService.test.ts</w:t>
+            </w:r>
+          </w:p>
+        </w:tc>
+        <w:tc>
+          <w:tcPr>
+            <w:tcW w:w="0" w:type="auto"/>
+          </w:tcPr>
+          <w:p>
+            <w:r>
+              <w:rPr>
+                <w:sz w:val="18"/>
+                <w:szCs w:val="18"/>
+              </w:rPr>
+              <w:t xml:space="preserve">login module logout requires a signed-in session before calling the API</w:t>
+            </w:r>
+          </w:p>
+        </w:tc>
+        <w:tc>
+          <w:tcPr>
+            <w:tcW w:w="0" w:type="auto"/>
+          </w:tcPr>
+          <w:p>
+            <w:r>
+              <w:rPr>
+                <w:sz w:val="18"/>
+                <w:szCs w:val="18"/>
+              </w:rPr>
+              <w:t xml:space="preserve">passed</w:t>
+            </w:r>
+          </w:p>
+        </w:tc>
+        <w:tc>
+          <w:tcPr>
+            <w:tcW w:w="0" w:type="auto"/>
+          </w:tcPr>
+          <w:p>
+            <w:r>
+              <w:rPr>
+                <w:sz w:val="18"/>
+                <w:szCs w:val="18"/>
+              </w:rPr>
+              <w:t xml:space="preserve">0.01s</w:t>
+            </w:r>
+          </w:p>
+        </w:tc>
+      </w:tr>
+      <w:tr>
+        <w:tc>
+          <w:tcPr>
+            <w:tcW w:w="0" w:type="auto"/>
+          </w:tcPr>
+          <w:p>
+            <w:r>
+              <w:rPr>
+                <w:sz w:val="18"/>
+                <w:szCs w:val="18"/>
+              </w:rPr>
+              <w:t xml:space="preserve">services/loginService.test.ts</w:t>
+            </w:r>
+          </w:p>
+        </w:tc>
+        <w:tc>
+          <w:tcPr>
+            <w:tcW w:w="0" w:type="auto"/>
+          </w:tcPr>
+          <w:p>
+            <w:r>
+              <w:rPr>
+                <w:sz w:val="18"/>
+                <w:szCs w:val="18"/>
+              </w:rPr>
+              <w:t xml:space="preserve">login module logout posts the refresh token with the user bearer token</w:t>
+            </w:r>
+          </w:p>
+        </w:tc>
+        <w:tc>
+          <w:tcPr>
+            <w:tcW w:w="0" w:type="auto"/>
+          </w:tcPr>
+          <w:p>
+            <w:r>
+              <w:rPr>
+                <w:sz w:val="18"/>
+                <w:szCs w:val="18"/>
+              </w:rPr>
+              <w:t xml:space="preserve">passed</w:t>
+            </w:r>
+          </w:p>
+        </w:tc>
+        <w:tc>
+          <w:tcPr>
+            <w:tcW w:w="0" w:type="auto"/>
+          </w:tcPr>
+          <w:p>
+            <w:r>
+              <w:rPr>
+                <w:sz w:val="18"/>
+                <w:szCs w:val="18"/>
+              </w:rPr>
+              <w:t xml:space="preserve">0.02s</w:t>
+            </w:r>
+          </w:p>
+        </w:tc>
+      </w:tr>
+      <w:tr>
+        <w:tc>
+          <w:tcPr>
+            <w:tcW w:w="0" w:type="auto"/>
+          </w:tcPr>
+          <w:p>
+            <w:r>
+              <w:rPr>
+                <w:sz w:val="18"/>
+                <w:szCs w:val="18"/>
+              </w:rPr>
+              <w:t xml:space="preserve">modules/login/authFeedback.test.ts</w:t>
+            </w:r>
+          </w:p>
+        </w:tc>
+        <w:tc>
+          <w:tcPr>
+            <w:tcW w:w="0" w:type="auto"/>
+          </w:tcPr>
+          <w:p>
+            <w:r>
+              <w:rPr>
+                <w:sz w:val="18"/>
+                <w:szCs w:val="18"/>
+              </w:rPr>
+              <w:t xml:space="preserve">closedAuthSnackbar is closed with an empty info message</w:t>
+            </w:r>
+          </w:p>
+        </w:tc>
+        <w:tc>
+          <w:tcPr>
+            <w:tcW w:w="0" w:type="auto"/>
+          </w:tcPr>
+          <w:p>
+            <w:r>
+              <w:rPr>
+                <w:sz w:val="18"/>
+                <w:szCs w:val="18"/>
+              </w:rPr>
+              <w:t xml:space="preserve">passed</w:t>
+            </w:r>
+          </w:p>
+        </w:tc>
+        <w:tc>
+          <w:tcPr>
+            <w:tcW w:w="0" w:type="auto"/>
+          </w:tcPr>
+          <w:p>
+            <w:r>
+              <w:rPr>
+                <w:sz w:val="18"/>
+                <w:szCs w:val="18"/>
+              </w:rPr>
+              <w:t xml:space="preserve">0.00s</w:t>
+            </w:r>
+          </w:p>
+        </w:tc>
+      </w:tr>
+      <w:tr>
+        <w:tc>
+          <w:tcPr>
+            <w:tcW w:w="0" w:type="auto"/>
+          </w:tcPr>
+          <w:p>
+            <w:r>
+              <w:rPr>
+                <w:sz w:val="18"/>
+                <w:szCs w:val="18"/>
+              </w:rPr>
+              <w:t xml:space="preserve">modules/login/authFeedback.test.ts</w:t>
+            </w:r>
+          </w:p>
+        </w:tc>
+        <w:tc>
+          <w:tcPr>
+            <w:tcW w:w="0" w:type="auto"/>
+          </w:tcPr>
+          <w:p>
+            <w:r>
+              <w:rPr>
+                <w:sz w:val="18"/>
+                <w:szCs w:val="18"/>
+              </w:rPr>
+              <w:t xml:space="preserve">authSnackbar builds an open snackbar state</w:t>
+            </w:r>
+          </w:p>
+        </w:tc>
+        <w:tc>
+          <w:tcPr>
+            <w:tcW w:w="0" w:type="auto"/>
+          </w:tcPr>
+          <w:p>
+            <w:r>
+              <w:rPr>
+                <w:sz w:val="18"/>
+                <w:szCs w:val="18"/>
+              </w:rPr>
+              <w:t xml:space="preserve">passed</w:t>
+            </w:r>
+          </w:p>
+        </w:tc>
+        <w:tc>
+          <w:tcPr>
+            <w:tcW w:w="0" w:type="auto"/>
+          </w:tcPr>
+          <w:p>
+            <w:r>
+              <w:rPr>
+                <w:sz w:val="18"/>
+                <w:szCs w:val="18"/>
+              </w:rPr>
+              <w:t xml:space="preserve">0.00s</w:t>
+            </w:r>
+          </w:p>
+        </w:tc>
+      </w:tr>
+      <w:tr>
+        <w:tc>
+          <w:tcPr>
+            <w:tcW w:w="0" w:type="auto"/>
+          </w:tcPr>
+          <w:p>
+            <w:r>
+              <w:rPr>
+                <w:sz w:val="18"/>
+                <w:szCs w:val="18"/>
+              </w:rPr>
+              <w:t xml:space="preserve">modules/login/authFeedback.test.ts</w:t>
+            </w:r>
+          </w:p>
+        </w:tc>
+        <w:tc>
+          <w:tcPr>
+            <w:tcW w:w="0" w:type="auto"/>
+          </w:tcPr>
+          <w:p>
+            <w:r>
+              <w:rPr>
+                <w:sz w:val="18"/>
+                <w:szCs w:val="18"/>
+              </w:rPr>
+              <w:t xml:space="preserve">readApiMessage returns a trimmed string reason</w:t>
+            </w:r>
+          </w:p>
+        </w:tc>
+        <w:tc>
+          <w:tcPr>
+            <w:tcW w:w="0" w:type="auto"/>
+          </w:tcPr>
+          <w:p>
+            <w:r>
+              <w:rPr>
+                <w:sz w:val="18"/>
+                <w:szCs w:val="18"/>
+              </w:rPr>
+              <w:t xml:space="preserve">passed</w:t>
+            </w:r>
+          </w:p>
+        </w:tc>
+        <w:tc>
+          <w:tcPr>
+            <w:tcW w:w="0" w:type="auto"/>
+          </w:tcPr>
+          <w:p>
+            <w:r>
+              <w:rPr>
+                <w:sz w:val="18"/>
+                <w:szCs w:val="18"/>
+              </w:rPr>
+              <w:t xml:space="preserve">0.00s</w:t>
+            </w:r>
+          </w:p>
+        </w:tc>
+      </w:tr>
+      <w:tr>
+        <w:tc>
+          <w:tcPr>
+            <w:tcW w:w="0" w:type="auto"/>
+          </w:tcPr>
+          <w:p>
+            <w:r>
+              <w:rPr>
+                <w:sz w:val="18"/>
+                <w:szCs w:val="18"/>
+              </w:rPr>
+              <w:t xml:space="preserve">modules/login/authFeedback.test.ts</w:t>
+            </w:r>
+          </w:p>
+        </w:tc>
+        <w:tc>
+          <w:tcPr>
+            <w:tcW w:w="0" w:type="auto"/>
+          </w:tcPr>
+          <w:p>
+            <w:r>
+              <w:rPr>
+                <w:sz w:val="18"/>
+                <w:szCs w:val="18"/>
+              </w:rPr>
+              <w:t xml:space="preserve">readApiMessage returns the fallback for a blank string</w:t>
+            </w:r>
+          </w:p>
+        </w:tc>
+        <w:tc>
+          <w:tcPr>
+            <w:tcW w:w="0" w:type="auto"/>
+          </w:tcPr>
+          <w:p>
+            <w:r>
+              <w:rPr>
+                <w:sz w:val="18"/>
+                <w:szCs w:val="18"/>
+              </w:rPr>
+              <w:t xml:space="preserve">passed</w:t>
+            </w:r>
+          </w:p>
+        </w:tc>
+        <w:tc>
+          <w:tcPr>
+            <w:tcW w:w="0" w:type="auto"/>
+          </w:tcPr>
+          <w:p>
+            <w:r>
+              <w:rPr>
+                <w:sz w:val="18"/>
+                <w:szCs w:val="18"/>
+              </w:rPr>
+              <w:t xml:space="preserve">0.00s</w:t>
+            </w:r>
+          </w:p>
+        </w:tc>
+      </w:tr>
+      <w:tr>
+        <w:tc>
+          <w:tcPr>
+            <w:tcW w:w="0" w:type="auto"/>
+          </w:tcPr>
+          <w:p>
+            <w:r>
+              <w:rPr>
+                <w:sz w:val="18"/>
+                <w:szCs w:val="18"/>
+              </w:rPr>
+              <w:t xml:space="preserve">modules/login/authFeedback.test.ts</w:t>
+            </w:r>
+          </w:p>
+        </w:tc>
+        <w:tc>
+          <w:tcPr>
+            <w:tcW w:w="0" w:type="auto"/>
+          </w:tcPr>
+          <w:p>
+            <w:r>
+              <w:rPr>
+                <w:sz w:val="18"/>
+                <w:szCs w:val="18"/>
+              </w:rPr>
+              <w:t xml:space="preserve">readApiMessage returns an Error message</w:t>
+            </w:r>
+          </w:p>
+        </w:tc>
+        <w:tc>
+          <w:tcPr>
+            <w:tcW w:w="0" w:type="auto"/>
+          </w:tcPr>
+          <w:p>
+            <w:r>
+              <w:rPr>
+                <w:sz w:val="18"/>
+                <w:szCs w:val="18"/>
+              </w:rPr>
+              <w:t xml:space="preserve">passed</w:t>
+            </w:r>
+          </w:p>
+        </w:tc>
+        <w:tc>
+          <w:tcPr>
+            <w:tcW w:w="0" w:type="auto"/>
+          </w:tcPr>
+          <w:p>
+            <w:r>
+              <w:rPr>
+                <w:sz w:val="18"/>
+                <w:szCs w:val="18"/>
+              </w:rPr>
+              <w:t xml:space="preserve">0.00s</w:t>
+            </w:r>
+          </w:p>
+        </w:tc>
+      </w:tr>
+      <w:tr>
+        <w:tc>
+          <w:tcPr>
+            <w:tcW w:w="0" w:type="auto"/>
+          </w:tcPr>
+          <w:p>
+            <w:r>
+              <w:rPr>
+                <w:sz w:val="18"/>
+                <w:szCs w:val="18"/>
+              </w:rPr>
+              <w:t xml:space="preserve">modules/login/authFeedback.test.ts</w:t>
+            </w:r>
+          </w:p>
+        </w:tc>
+        <w:tc>
+          <w:tcPr>
+            <w:tcW w:w="0" w:type="auto"/>
+          </w:tcPr>
+          <w:p>
+            <w:r>
+              <w:rPr>
+                <w:sz w:val="18"/>
+                <w:szCs w:val="18"/>
+              </w:rPr>
+              <w:t xml:space="preserve">readApiMessage returns the fallback for an Error with a blank message</w:t>
+            </w:r>
+          </w:p>
+        </w:tc>
+        <w:tc>
+          <w:tcPr>
+            <w:tcW w:w="0" w:type="auto"/>
+          </w:tcPr>
+          <w:p>
+            <w:r>
+              <w:rPr>
+                <w:sz w:val="18"/>
+                <w:szCs w:val="18"/>
+              </w:rPr>
+              <w:t xml:space="preserve">passed</w:t>
+            </w:r>
+          </w:p>
+        </w:tc>
+        <w:tc>
+          <w:tcPr>
+            <w:tcW w:w="0" w:type="auto"/>
+          </w:tcPr>
+          <w:p>
+            <w:r>
+              <w:rPr>
+                <w:sz w:val="18"/>
+                <w:szCs w:val="18"/>
+              </w:rPr>
+              <w:t xml:space="preserve">0.00s</w:t>
+            </w:r>
+          </w:p>
+        </w:tc>
+      </w:tr>
+      <w:tr>
+        <w:tc>
+          <w:tcPr>
+            <w:tcW w:w="0" w:type="auto"/>
+          </w:tcPr>
+          <w:p>
+            <w:r>
+              <w:rPr>
+                <w:sz w:val="18"/>
+                <w:szCs w:val="18"/>
+              </w:rPr>
+              <w:t xml:space="preserve">modules/login/authFeedback.test.ts</w:t>
+            </w:r>
+          </w:p>
+        </w:tc>
+        <w:tc>
+          <w:tcPr>
+            <w:tcW w:w="0" w:type="auto"/>
+          </w:tcPr>
+          <w:p>
+            <w:r>
+              <w:rPr>
+                <w:sz w:val="18"/>
+                <w:szCs w:val="18"/>
+              </w:rPr>
+              <w:t xml:space="preserve">readApiMessage prefers the error property of an object</w:t>
+            </w:r>
+          </w:p>
+        </w:tc>
+        <w:tc>
+          <w:tcPr>
+            <w:tcW w:w="0" w:type="auto"/>
+          </w:tcPr>
+          <w:p>
+            <w:r>
+              <w:rPr>
+                <w:sz w:val="18"/>
+                <w:szCs w:val="18"/>
+              </w:rPr>
+              <w:t xml:space="preserve">passed</w:t>
+            </w:r>
+          </w:p>
+        </w:tc>
+        <w:tc>
+          <w:tcPr>
+            <w:tcW w:w="0" w:type="auto"/>
+          </w:tcPr>
+          <w:p>
+            <w:r>
+              <w:rPr>
+                <w:sz w:val="18"/>
+                <w:szCs w:val="18"/>
+              </w:rPr>
+              <w:t xml:space="preserve">0.00s</w:t>
+            </w:r>
+          </w:p>
+        </w:tc>
+      </w:tr>
+      <w:tr>
+        <w:tc>
+          <w:tcPr>
+            <w:tcW w:w="0" w:type="auto"/>
+          </w:tcPr>
+          <w:p>
+            <w:r>
+              <w:rPr>
+                <w:sz w:val="18"/>
+                <w:szCs w:val="18"/>
+              </w:rPr>
+              <w:t xml:space="preserve">modules/login/authFeedback.test.ts</w:t>
+            </w:r>
+          </w:p>
+        </w:tc>
+        <w:tc>
+          <w:tcPr>
+            <w:tcW w:w="0" w:type="auto"/>
+          </w:tcPr>
+          <w:p>
+            <w:r>
+              <w:rPr>
+                <w:sz w:val="18"/>
+                <w:szCs w:val="18"/>
+              </w:rPr>
+              <w:t xml:space="preserve">readApiMessage falls back to the message property of an object</w:t>
+            </w:r>
+          </w:p>
+        </w:tc>
+        <w:tc>
+          <w:tcPr>
+            <w:tcW w:w="0" w:type="auto"/>
+          </w:tcPr>
+          <w:p>
+            <w:r>
+              <w:rPr>
+                <w:sz w:val="18"/>
+                <w:szCs w:val="18"/>
+              </w:rPr>
+              <w:t xml:space="preserve">passed</w:t>
+            </w:r>
+          </w:p>
+        </w:tc>
+        <w:tc>
+          <w:tcPr>
+            <w:tcW w:w="0" w:type="auto"/>
+          </w:tcPr>
+          <w:p>
+            <w:r>
+              <w:rPr>
+                <w:sz w:val="18"/>
+                <w:szCs w:val="18"/>
+              </w:rPr>
+              <w:t xml:space="preserve">0.00s</w:t>
+            </w:r>
+          </w:p>
+        </w:tc>
+      </w:tr>
+      <w:tr>
+        <w:tc>
+          <w:tcPr>
+            <w:tcW w:w="0" w:type="auto"/>
+          </w:tcPr>
+          <w:p>
+            <w:r>
+              <w:rPr>
+                <w:sz w:val="18"/>
+                <w:szCs w:val="18"/>
+              </w:rPr>
+              <w:t xml:space="preserve">modules/login/authFeedback.test.ts</w:t>
+            </w:r>
+          </w:p>
+        </w:tc>
+        <w:tc>
+          <w:tcPr>
+            <w:tcW w:w="0" w:type="auto"/>
+          </w:tcPr>
+          <w:p>
+            <w:r>
+              <w:rPr>
+                <w:sz w:val="18"/>
+                <w:szCs w:val="18"/>
+              </w:rPr>
+              <w:t xml:space="preserve">readApiMessage returns the fallback for an object without usable fields</w:t>
+            </w:r>
+          </w:p>
+        </w:tc>
+        <w:tc>
+          <w:tcPr>
+            <w:tcW w:w="0" w:type="auto"/>
+          </w:tcPr>
+          <w:p>
+            <w:r>
+              <w:rPr>
+                <w:sz w:val="18"/>
+                <w:szCs w:val="18"/>
+              </w:rPr>
+              <w:t xml:space="preserve">passed</w:t>
+            </w:r>
+          </w:p>
+        </w:tc>
+        <w:tc>
+          <w:tcPr>
+            <w:tcW w:w="0" w:type="auto"/>
+          </w:tcPr>
+          <w:p>
+            <w:r>
+              <w:rPr>
+                <w:sz w:val="18"/>
+                <w:szCs w:val="18"/>
+              </w:rPr>
+              <w:t xml:space="preserve">0.00s</w:t>
+            </w:r>
+          </w:p>
+        </w:tc>
+      </w:tr>
+      <w:tr>
+        <w:tc>
+          <w:tcPr>
+            <w:tcW w:w="0" w:type="auto"/>
+          </w:tcPr>
+          <w:p>
+            <w:r>
+              <w:rPr>
+                <w:sz w:val="18"/>
+                <w:szCs w:val="18"/>
+              </w:rPr>
+              <w:t xml:space="preserve">modules/login/authFeedback.test.ts</w:t>
+            </w:r>
+          </w:p>
+        </w:tc>
+        <w:tc>
+          <w:tcPr>
+            <w:tcW w:w="0" w:type="auto"/>
+          </w:tcPr>
+          <w:p>
+            <w:r>
+              <w:rPr>
+                <w:sz w:val="18"/>
+                <w:szCs w:val="18"/>
+              </w:rPr>
+              <w:t xml:space="preserve">readApiMessage returns an empty string by default for unsupported values</w:t>
+            </w:r>
+          </w:p>
+        </w:tc>
+        <w:tc>
+          <w:tcPr>
+            <w:tcW w:w="0" w:type="auto"/>
+          </w:tcPr>
+          <w:p>
+            <w:r>
+              <w:rPr>
+                <w:sz w:val="18"/>
+                <w:szCs w:val="18"/>
+              </w:rPr>
+              <w:t xml:space="preserve">passed</w:t>
+            </w:r>
+          </w:p>
+        </w:tc>
+        <w:tc>
+          <w:tcPr>
+            <w:tcW w:w="0" w:type="auto"/>
+          </w:tcPr>
+          <w:p>
+            <w:r>
+              <w:rPr>
+                <w:sz w:val="18"/>
+                <w:szCs w:val="18"/>
+              </w:rPr>
+              <w:t xml:space="preserve">0.00s</w:t>
+            </w:r>
+          </w:p>
+        </w:tc>
+      </w:tr>
+      <w:tr>
+        <w:tc>
+          <w:tcPr>
+            <w:tcW w:w="0" w:type="auto"/>
+          </w:tcPr>
+          <w:p>
+            <w:r>
+              <w:rPr>
+                <w:sz w:val="18"/>
+                <w:szCs w:val="18"/>
+              </w:rPr>
+              <w:t xml:space="preserve">modules/login/ChangePasswordPage.test.tsx</w:t>
+            </w:r>
+          </w:p>
+        </w:tc>
+        <w:tc>
+          <w:tcPr>
+            <w:tcW w:w="0" w:type="auto"/>
+          </w:tcPr>
+          <w:p>
+            <w:r>
+              <w:rPr>
+                <w:sz w:val="18"/>
+                <w:szCs w:val="18"/>
+              </w:rPr>
+              <w:t xml:space="preserve">ChangePasswordPage asks the user to sign in when no session token is present</w:t>
+            </w:r>
+          </w:p>
+        </w:tc>
+        <w:tc>
+          <w:tcPr>
+            <w:tcW w:w="0" w:type="auto"/>
+          </w:tcPr>
+          <w:p>
+            <w:r>
+              <w:rPr>
+                <w:sz w:val="18"/>
+                <w:szCs w:val="18"/>
+              </w:rPr>
+              <w:t xml:space="preserve">passed</w:t>
+            </w:r>
+          </w:p>
+        </w:tc>
+        <w:tc>
+          <w:tcPr>
+            <w:tcW w:w="0" w:type="auto"/>
+          </w:tcPr>
+          <w:p>
+            <w:r>
+              <w:rPr>
+                <w:sz w:val="18"/>
+                <w:szCs w:val="18"/>
+              </w:rPr>
+              <w:t xml:space="preserve">0.17s</w:t>
+            </w:r>
+          </w:p>
+        </w:tc>
+      </w:tr>
+      <w:tr>
+        <w:tc>
+          <w:tcPr>
+            <w:tcW w:w="0" w:type="auto"/>
+          </w:tcPr>
+          <w:p>
+            <w:r>
+              <w:rPr>
+                <w:sz w:val="18"/>
+                <w:szCs w:val="18"/>
+              </w:rPr>
+              <w:t xml:space="preserve">modules/login/ChangePasswordPage.test.tsx</w:t>
+            </w:r>
+          </w:p>
+        </w:tc>
+        <w:tc>
+          <w:tcPr>
+            <w:tcW w:w="0" w:type="auto"/>
+          </w:tcPr>
+          <w:p>
+            <w:r>
+              <w:rPr>
+                <w:sz w:val="18"/>
+                <w:szCs w:val="18"/>
+              </w:rPr>
+              <w:t xml:space="preserve">ChangePasswordPage keeps Change password disabled when the confirmation does not match</w:t>
+            </w:r>
+          </w:p>
+        </w:tc>
+        <w:tc>
+          <w:tcPr>
+            <w:tcW w:w="0" w:type="auto"/>
+          </w:tcPr>
+          <w:p>
+            <w:r>
+              <w:rPr>
+                <w:sz w:val="18"/>
+                <w:szCs w:val="18"/>
+              </w:rPr>
+              <w:t xml:space="preserve">passed</w:t>
+            </w:r>
+          </w:p>
+        </w:tc>
+        <w:tc>
+          <w:tcPr>
+            <w:tcW w:w="0" w:type="auto"/>
+          </w:tcPr>
+          <w:p>
+            <w:r>
+              <w:rPr>
+                <w:sz w:val="18"/>
+                <w:szCs w:val="18"/>
+              </w:rPr>
+              <w:t xml:space="preserve">1.59s</w:t>
+            </w:r>
+          </w:p>
+        </w:tc>
+      </w:tr>
+      <w:tr>
+        <w:tc>
+          <w:tcPr>
+            <w:tcW w:w="0" w:type="auto"/>
+          </w:tcPr>
+          <w:p>
+            <w:r>
+              <w:rPr>
+                <w:sz w:val="18"/>
+                <w:szCs w:val="18"/>
+              </w:rPr>
+              <w:t xml:space="preserve">modules/login/ChangePasswordPage.test.tsx</w:t>
+            </w:r>
+          </w:p>
+        </w:tc>
+        <w:tc>
+          <w:tcPr>
+            <w:tcW w:w="0" w:type="auto"/>
+          </w:tcPr>
+          <w:p>
+            <w:r>
+              <w:rPr>
+                <w:sz w:val="18"/>
+                <w:szCs w:val="18"/>
+              </w:rPr>
+              <w:t xml:space="preserve">ChangePasswordPage changes the password and returns to login after success</w:t>
+            </w:r>
+          </w:p>
+        </w:tc>
+        <w:tc>
+          <w:tcPr>
+            <w:tcW w:w="0" w:type="auto"/>
+          </w:tcPr>
+          <w:p>
+            <w:r>
+              <w:rPr>
+                <w:sz w:val="18"/>
+                <w:szCs w:val="18"/>
+              </w:rPr>
+              <w:t xml:space="preserve">passed</w:t>
+            </w:r>
+          </w:p>
+        </w:tc>
+        <w:tc>
+          <w:tcPr>
+            <w:tcW w:w="0" w:type="auto"/>
+          </w:tcPr>
+          <w:p>
+            <w:r>
+              <w:rPr>
+                <w:sz w:val="18"/>
+                <w:szCs w:val="18"/>
+              </w:rPr>
+              <w:t xml:space="preserve">3.06s</w:t>
+            </w:r>
+          </w:p>
+        </w:tc>
+      </w:tr>
+      <w:tr>
+        <w:tc>
+          <w:tcPr>
+            <w:tcW w:w="0" w:type="auto"/>
+          </w:tcPr>
+          <w:p>
+            <w:r>
+              <w:rPr>
+                <w:sz w:val="18"/>
+                <w:szCs w:val="18"/>
+              </w:rPr>
+              <w:t xml:space="preserve">modules/login/ChangePasswordPage.test.tsx</w:t>
+            </w:r>
+          </w:p>
+        </w:tc>
+        <w:tc>
+          <w:tcPr>
+            <w:tcW w:w="0" w:type="auto"/>
+          </w:tcPr>
+          <w:p>
+            <w:r>
+              <w:rPr>
+                <w:sz w:val="18"/>
+                <w:szCs w:val="18"/>
+              </w:rPr>
+              <w:t xml:space="preserve">ChangePasswordPage shows the API error and stays on the form after a failed change</w:t>
+            </w:r>
+          </w:p>
+        </w:tc>
+        <w:tc>
+          <w:tcPr>
+            <w:tcW w:w="0" w:type="auto"/>
+          </w:tcPr>
+          <w:p>
+            <w:r>
+              <w:rPr>
+                <w:sz w:val="18"/>
+                <w:szCs w:val="18"/>
+              </w:rPr>
+              <w:t xml:space="preserve">passed</w:t>
+            </w:r>
+          </w:p>
+        </w:tc>
+        <w:tc>
+          <w:tcPr>
+            <w:tcW w:w="0" w:type="auto"/>
+          </w:tcPr>
+          <w:p>
+            <w:r>
+              <w:rPr>
+                <w:sz w:val="18"/>
+                <w:szCs w:val="18"/>
+              </w:rPr>
+              <w:t xml:space="preserve">0.81s</w:t>
+            </w:r>
+          </w:p>
+        </w:tc>
+      </w:tr>
+      <w:tr>
+        <w:tc>
+          <w:tcPr>
+            <w:tcW w:w="0" w:type="auto"/>
+          </w:tcPr>
+          <w:p>
+            <w:r>
+              <w:rPr>
+                <w:sz w:val="18"/>
+                <w:szCs w:val="18"/>
+              </w:rPr>
+              <w:t xml:space="preserve">modules/login/changePasswordSchema.test.ts</w:t>
+            </w:r>
+          </w:p>
+        </w:tc>
+        <w:tc>
+          <w:tcPr>
+            <w:tcW w:w="0" w:type="auto"/>
+          </w:tcPr>
+          <w:p>
+            <w:r>
+              <w:rPr>
+                <w:sz w:val="18"/>
+                <w:szCs w:val="18"/>
+              </w:rPr>
+              <w:t xml:space="preserve">changePasswordSchema accepts matching new and confirm passwords</w:t>
+            </w:r>
+          </w:p>
+        </w:tc>
+        <w:tc>
+          <w:tcPr>
+            <w:tcW w:w="0" w:type="auto"/>
+          </w:tcPr>
+          <w:p>
+            <w:r>
+              <w:rPr>
+                <w:sz w:val="18"/>
+                <w:szCs w:val="18"/>
+              </w:rPr>
+              <w:t xml:space="preserve">passed</w:t>
+            </w:r>
+          </w:p>
+        </w:tc>
+        <w:tc>
+          <w:tcPr>
+            <w:tcW w:w="0" w:type="auto"/>
+          </w:tcPr>
+          <w:p>
+            <w:r>
+              <w:rPr>
+                <w:sz w:val="18"/>
+                <w:szCs w:val="18"/>
+              </w:rPr>
+              <w:t xml:space="preserve">0.01s</w:t>
+            </w:r>
+          </w:p>
+        </w:tc>
+      </w:tr>
+      <w:tr>
+        <w:tc>
+          <w:tcPr>
+            <w:tcW w:w="0" w:type="auto"/>
+          </w:tcPr>
+          <w:p>
+            <w:r>
+              <w:rPr>
+                <w:sz w:val="18"/>
+                <w:szCs w:val="18"/>
+              </w:rPr>
+              <w:t xml:space="preserve">modules/login/changePasswordSchema.test.ts</w:t>
+            </w:r>
+          </w:p>
+        </w:tc>
+        <w:tc>
+          <w:tcPr>
+            <w:tcW w:w="0" w:type="auto"/>
+          </w:tcPr>
+          <w:p>
+            <w:r>
+              <w:rPr>
+                <w:sz w:val="18"/>
+                <w:szCs w:val="18"/>
+              </w:rPr>
+              <w:t xml:space="preserve">changePasswordSchema requires the current password</w:t>
+            </w:r>
+          </w:p>
+        </w:tc>
+        <w:tc>
+          <w:tcPr>
+            <w:tcW w:w="0" w:type="auto"/>
+          </w:tcPr>
+          <w:p>
+            <w:r>
+              <w:rPr>
+                <w:sz w:val="18"/>
+                <w:szCs w:val="18"/>
+              </w:rPr>
+              <w:t xml:space="preserve">passed</w:t>
+            </w:r>
+          </w:p>
+        </w:tc>
+        <w:tc>
+          <w:tcPr>
+            <w:tcW w:w="0" w:type="auto"/>
+          </w:tcPr>
+          <w:p>
+            <w:r>
+              <w:rPr>
+                <w:sz w:val="18"/>
+                <w:szCs w:val="18"/>
+              </w:rPr>
+              <w:t xml:space="preserve">0.00s</w:t>
+            </w:r>
+          </w:p>
+        </w:tc>
+      </w:tr>
+      <w:tr>
+        <w:tc>
+          <w:tcPr>
+            <w:tcW w:w="0" w:type="auto"/>
+          </w:tcPr>
+          <w:p>
+            <w:r>
+              <w:rPr>
+                <w:sz w:val="18"/>
+                <w:szCs w:val="18"/>
+              </w:rPr>
+              <w:t xml:space="preserve">modules/login/changePasswordSchema.test.ts</w:t>
+            </w:r>
+          </w:p>
+        </w:tc>
+        <w:tc>
+          <w:tcPr>
+            <w:tcW w:w="0" w:type="auto"/>
+          </w:tcPr>
+          <w:p>
+            <w:r>
+              <w:rPr>
+                <w:sz w:val="18"/>
+                <w:szCs w:val="18"/>
+              </w:rPr>
+              <w:t xml:space="preserve">changePasswordSchema requires the new password</w:t>
+            </w:r>
+          </w:p>
+        </w:tc>
+        <w:tc>
+          <w:tcPr>
+            <w:tcW w:w="0" w:type="auto"/>
+          </w:tcPr>
+          <w:p>
+            <w:r>
+              <w:rPr>
+                <w:sz w:val="18"/>
+                <w:szCs w:val="18"/>
+              </w:rPr>
+              <w:t xml:space="preserve">passed</w:t>
+            </w:r>
+          </w:p>
+        </w:tc>
+        <w:tc>
+          <w:tcPr>
+            <w:tcW w:w="0" w:type="auto"/>
+          </w:tcPr>
+          <w:p>
+            <w:r>
+              <w:rPr>
+                <w:sz w:val="18"/>
+                <w:szCs w:val="18"/>
+              </w:rPr>
+              <w:t xml:space="preserve">0.00s</w:t>
+            </w:r>
+          </w:p>
+        </w:tc>
+      </w:tr>
+      <w:tr>
+        <w:tc>
+          <w:tcPr>
+            <w:tcW w:w="0" w:type="auto"/>
+          </w:tcPr>
+          <w:p>
+            <w:r>
+              <w:rPr>
+                <w:sz w:val="18"/>
+                <w:szCs w:val="18"/>
+              </w:rPr>
+              <w:t xml:space="preserve">modules/login/changePasswordSchema.test.ts</w:t>
+            </w:r>
+          </w:p>
+        </w:tc>
+        <w:tc>
+          <w:tcPr>
+            <w:tcW w:w="0" w:type="auto"/>
+          </w:tcPr>
+          <w:p>
+            <w:r>
+              <w:rPr>
+                <w:sz w:val="18"/>
+                <w:szCs w:val="18"/>
+              </w:rPr>
+              <w:t xml:space="preserve">changePasswordSchema requires the confirm password</w:t>
+            </w:r>
+          </w:p>
+        </w:tc>
+        <w:tc>
+          <w:tcPr>
+            <w:tcW w:w="0" w:type="auto"/>
+          </w:tcPr>
+          <w:p>
+            <w:r>
+              <w:rPr>
+                <w:sz w:val="18"/>
+                <w:szCs w:val="18"/>
+              </w:rPr>
+              <w:t xml:space="preserve">passed</w:t>
+            </w:r>
+          </w:p>
+        </w:tc>
+        <w:tc>
+          <w:tcPr>
+            <w:tcW w:w="0" w:type="auto"/>
+          </w:tcPr>
+          <w:p>
+            <w:r>
+              <w:rPr>
+                <w:sz w:val="18"/>
+                <w:szCs w:val="18"/>
+              </w:rPr>
+              <w:t xml:space="preserve">0.00s</w:t>
+            </w:r>
+          </w:p>
+        </w:tc>
+      </w:tr>
+      <w:tr>
+        <w:tc>
+          <w:tcPr>
+            <w:tcW w:w="0" w:type="auto"/>
+          </w:tcPr>
+          <w:p>
+            <w:r>
+              <w:rPr>
+                <w:sz w:val="18"/>
+                <w:szCs w:val="18"/>
+              </w:rPr>
+              <w:t xml:space="preserve">modules/login/changePasswordSchema.test.ts</w:t>
+            </w:r>
+          </w:p>
+        </w:tc>
+        <w:tc>
+          <w:tcPr>
+            <w:tcW w:w="0" w:type="auto"/>
+          </w:tcPr>
+          <w:p>
+            <w:r>
+              <w:rPr>
+                <w:sz w:val="18"/>
+                <w:szCs w:val="18"/>
+              </w:rPr>
+              <w:t xml:space="preserve">changePasswordSchema reports a mismatch on the confirmPassword field</w:t>
+            </w:r>
+          </w:p>
+        </w:tc>
+        <w:tc>
+          <w:tcPr>
+            <w:tcW w:w="0" w:type="auto"/>
+          </w:tcPr>
+          <w:p>
+            <w:r>
+              <w:rPr>
+                <w:sz w:val="18"/>
+                <w:szCs w:val="18"/>
+              </w:rPr>
+              <w:t xml:space="preserve">passed</w:t>
+            </w:r>
+          </w:p>
+        </w:tc>
+        <w:tc>
+          <w:tcPr>
+            <w:tcW w:w="0" w:type="auto"/>
+          </w:tcPr>
+          <w:p>
+            <w:r>
+              <w:rPr>
+                <w:sz w:val="18"/>
+                <w:szCs w:val="18"/>
+              </w:rPr>
+              <w:t xml:space="preserve">0.00s</w:t>
+            </w:r>
+          </w:p>
+        </w:tc>
+      </w:tr>
+      <w:tr>
+        <w:tc>
+          <w:tcPr>
+            <w:tcW w:w="0" w:type="auto"/>
+          </w:tcPr>
+          <w:p>
+            <w:r>
+              <w:rPr>
+                <w:sz w:val="18"/>
+                <w:szCs w:val="18"/>
+              </w:rPr>
+              <w:t xml:space="preserve">modules/login/changePasswordSchema.test.ts</w:t>
+            </w:r>
+          </w:p>
+        </w:tc>
+        <w:tc>
+          <w:tcPr>
+            <w:tcW w:w="0" w:type="auto"/>
+          </w:tcPr>
+          <w:p>
+            <w:r>
+              <w:rPr>
+                <w:sz w:val="18"/>
+                <w:szCs w:val="18"/>
+              </w:rPr>
+              <w:t xml:space="preserve">changePasswordSchema is case sensitive when comparing passwords</w:t>
+            </w:r>
+          </w:p>
+        </w:tc>
+        <w:tc>
+          <w:tcPr>
+            <w:tcW w:w="0" w:type="auto"/>
+          </w:tcPr>
+          <w:p>
+            <w:r>
+              <w:rPr>
+                <w:sz w:val="18"/>
+                <w:szCs w:val="18"/>
+              </w:rPr>
+              <w:t xml:space="preserve">passed</w:t>
+            </w:r>
+          </w:p>
+        </w:tc>
+        <w:tc>
+          <w:tcPr>
+            <w:tcW w:w="0" w:type="auto"/>
+          </w:tcPr>
+          <w:p>
+            <w:r>
+              <w:rPr>
+                <w:sz w:val="18"/>
+                <w:szCs w:val="18"/>
+              </w:rPr>
+              <w:t xml:space="preserve">0.00s</w:t>
+            </w:r>
+          </w:p>
+        </w:tc>
+      </w:tr>
+      <w:tr>
+        <w:tc>
+          <w:tcPr>
+            <w:tcW w:w="0" w:type="auto"/>
+          </w:tcPr>
+          <w:p>
+            <w:r>
+              <w:rPr>
+                <w:sz w:val="18"/>
+                <w:szCs w:val="18"/>
+              </w:rPr>
+              <w:t xml:space="preserve">modules/login/ForgotPasswordDialog.test.tsx</w:t>
+            </w:r>
+          </w:p>
+        </w:tc>
+        <w:tc>
+          <w:tcPr>
+            <w:tcW w:w="0" w:type="auto"/>
+          </w:tcPr>
+          <w:p>
+            <w:r>
+              <w:rPr>
+                <w:sz w:val="18"/>
+                <w:szCs w:val="18"/>
+              </w:rPr>
+              <w:t xml:space="preserve">ForgotPasswordDialog prefills the user ID and keeps Send reset link disabled until the field is valid</w:t>
+            </w:r>
+          </w:p>
+        </w:tc>
+        <w:tc>
+          <w:tcPr>
+            <w:tcW w:w="0" w:type="auto"/>
+          </w:tcPr>
+          <w:p>
+            <w:r>
+              <w:rPr>
+                <w:sz w:val="18"/>
+                <w:szCs w:val="18"/>
+              </w:rPr>
+              <w:t xml:space="preserve">passed</w:t>
+            </w:r>
+          </w:p>
+        </w:tc>
+        <w:tc>
+          <w:tcPr>
+            <w:tcW w:w="0" w:type="auto"/>
+          </w:tcPr>
+          <w:p>
+            <w:r>
+              <w:rPr>
+                <w:sz w:val="18"/>
+                <w:szCs w:val="18"/>
+              </w:rPr>
+              <w:t xml:space="preserve">1.39s</w:t>
+            </w:r>
+          </w:p>
+        </w:tc>
+      </w:tr>
+      <w:tr>
+        <w:tc>
+          <w:tcPr>
+            <w:tcW w:w="0" w:type="auto"/>
+          </w:tcPr>
+          <w:p>
+            <w:r>
+              <w:rPr>
+                <w:sz w:val="18"/>
+                <w:szCs w:val="18"/>
+              </w:rPr>
+              <w:t xml:space="preserve">modules/login/ForgotPasswordDialog.test.tsx</w:t>
+            </w:r>
+          </w:p>
+        </w:tc>
+        <w:tc>
+          <w:tcPr>
+            <w:tcW w:w="0" w:type="auto"/>
+          </w:tcPr>
+          <w:p>
+            <w:r>
+              <w:rPr>
+                <w:sz w:val="18"/>
+                <w:szCs w:val="18"/>
+              </w:rPr>
+              <w:t xml:space="preserve">ForgotPasswordDialog sends a reset link, notifies success, and closes the dialog</w:t>
+            </w:r>
+          </w:p>
+        </w:tc>
+        <w:tc>
+          <w:tcPr>
+            <w:tcW w:w="0" w:type="auto"/>
+          </w:tcPr>
+          <w:p>
+            <w:r>
+              <w:rPr>
+                <w:sz w:val="18"/>
+                <w:szCs w:val="18"/>
+              </w:rPr>
+              <w:t xml:space="preserve">passed</w:t>
+            </w:r>
+          </w:p>
+        </w:tc>
+        <w:tc>
+          <w:tcPr>
+            <w:tcW w:w="0" w:type="auto"/>
+          </w:tcPr>
+          <w:p>
+            <w:r>
+              <w:rPr>
+                <w:sz w:val="18"/>
+                <w:szCs w:val="18"/>
+              </w:rPr>
+              <w:t xml:space="preserve">0.27s</w:t>
+            </w:r>
+          </w:p>
+        </w:tc>
+      </w:tr>
+      <w:tr>
+        <w:tc>
+          <w:tcPr>
+            <w:tcW w:w="0" w:type="auto"/>
+          </w:tcPr>
+          <w:p>
+            <w:r>
+              <w:rPr>
+                <w:sz w:val="18"/>
+                <w:szCs w:val="18"/>
+              </w:rPr>
+              <w:t xml:space="preserve">modules/login/ForgotPasswordDialog.test.tsx</w:t>
+            </w:r>
+          </w:p>
+        </w:tc>
+        <w:tc>
+          <w:tcPr>
+            <w:tcW w:w="0" w:type="auto"/>
+          </w:tcPr>
+          <w:p>
+            <w:r>
+              <w:rPr>
+                <w:sz w:val="18"/>
+                <w:szCs w:val="18"/>
+              </w:rPr>
+              <w:t xml:space="preserve">ForgotPasswordDialog notifies an error and leaves the dialog open when send fails</w:t>
+            </w:r>
+          </w:p>
+        </w:tc>
+        <w:tc>
+          <w:tcPr>
+            <w:tcW w:w="0" w:type="auto"/>
+          </w:tcPr>
+          <w:p>
+            <w:r>
+              <w:rPr>
+                <w:sz w:val="18"/>
+                <w:szCs w:val="18"/>
+              </w:rPr>
+              <w:t xml:space="preserve">passed</w:t>
+            </w:r>
+          </w:p>
+        </w:tc>
+        <w:tc>
+          <w:tcPr>
+            <w:tcW w:w="0" w:type="auto"/>
+          </w:tcPr>
+          <w:p>
+            <w:r>
+              <w:rPr>
+                <w:sz w:val="18"/>
+                <w:szCs w:val="18"/>
+              </w:rPr>
+              <w:t xml:space="preserve">0.17s</w:t>
+            </w:r>
+          </w:p>
+        </w:tc>
+      </w:tr>
+      <w:tr>
+        <w:tc>
+          <w:tcPr>
+            <w:tcW w:w="0" w:type="auto"/>
+          </w:tcPr>
+          <w:p>
+            <w:r>
+              <w:rPr>
+                <w:sz w:val="18"/>
+                <w:szCs w:val="18"/>
+              </w:rPr>
+              <w:t xml:space="preserve">modules/login/forgotPasswordSchema.test.ts</w:t>
+            </w:r>
+          </w:p>
+        </w:tc>
+        <w:tc>
+          <w:tcPr>
+            <w:tcW w:w="0" w:type="auto"/>
+          </w:tcPr>
+          <w:p>
+            <w:r>
+              <w:rPr>
+                <w:sz w:val="18"/>
+                <w:szCs w:val="18"/>
+              </w:rPr>
+              <w:t xml:space="preserve">forgotPasswordSchema accepts an alphanumeric User ID</w:t>
+            </w:r>
+          </w:p>
+        </w:tc>
+        <w:tc>
+          <w:tcPr>
+            <w:tcW w:w="0" w:type="auto"/>
+          </w:tcPr>
+          <w:p>
+            <w:r>
+              <w:rPr>
+                <w:sz w:val="18"/>
+                <w:szCs w:val="18"/>
+              </w:rPr>
+              <w:t xml:space="preserve">passed</w:t>
+            </w:r>
+          </w:p>
+        </w:tc>
+        <w:tc>
+          <w:tcPr>
+            <w:tcW w:w="0" w:type="auto"/>
+          </w:tcPr>
+          <w:p>
+            <w:r>
+              <w:rPr>
+                <w:sz w:val="18"/>
+                <w:szCs w:val="18"/>
+              </w:rPr>
+              <w:t xml:space="preserve">0.01s</w:t>
+            </w:r>
+          </w:p>
+        </w:tc>
+      </w:tr>
+      <w:tr>
+        <w:tc>
+          <w:tcPr>
+            <w:tcW w:w="0" w:type="auto"/>
+          </w:tcPr>
+          <w:p>
+            <w:r>
+              <w:rPr>
+                <w:sz w:val="18"/>
+                <w:szCs w:val="18"/>
+              </w:rPr>
+              <w:t xml:space="preserve">modules/login/forgotPasswordSchema.test.ts</w:t>
+            </w:r>
+          </w:p>
+        </w:tc>
+        <w:tc>
+          <w:tcPr>
+            <w:tcW w:w="0" w:type="auto"/>
+          </w:tcPr>
+          <w:p>
+            <w:r>
+              <w:rPr>
+                <w:sz w:val="18"/>
+                <w:szCs w:val="18"/>
+              </w:rPr>
+              <w:t xml:space="preserve">forgotPasswordSchema accepts a valid email address</w:t>
+            </w:r>
+          </w:p>
+        </w:tc>
+        <w:tc>
+          <w:tcPr>
+            <w:tcW w:w="0" w:type="auto"/>
+          </w:tcPr>
+          <w:p>
+            <w:r>
+              <w:rPr>
+                <w:sz w:val="18"/>
+                <w:szCs w:val="18"/>
+              </w:rPr>
+              <w:t xml:space="preserve">passed</w:t>
+            </w:r>
+          </w:p>
+        </w:tc>
+        <w:tc>
+          <w:tcPr>
+            <w:tcW w:w="0" w:type="auto"/>
+          </w:tcPr>
+          <w:p>
+            <w:r>
+              <w:rPr>
+                <w:sz w:val="18"/>
+                <w:szCs w:val="18"/>
+              </w:rPr>
+              <w:t xml:space="preserve">0.00s</w:t>
+            </w:r>
+          </w:p>
+        </w:tc>
+      </w:tr>
+      <w:tr>
+        <w:tc>
+          <w:tcPr>
+            <w:tcW w:w="0" w:type="auto"/>
+          </w:tcPr>
+          <w:p>
+            <w:r>
+              <w:rPr>
+                <w:sz w:val="18"/>
+                <w:szCs w:val="18"/>
+              </w:rPr>
+              <w:t xml:space="preserve">modules/login/forgotPasswordSchema.test.ts</w:t>
+            </w:r>
+          </w:p>
+        </w:tc>
+        <w:tc>
+          <w:tcPr>
+            <w:tcW w:w="0" w:type="auto"/>
+          </w:tcPr>
+          <w:p>
+            <w:r>
+              <w:rPr>
+                <w:sz w:val="18"/>
+                <w:szCs w:val="18"/>
+              </w:rPr>
+              <w:t xml:space="preserve">forgotPasswordSchema trims whitespace before validating</w:t>
+            </w:r>
+          </w:p>
+        </w:tc>
+        <w:tc>
+          <w:tcPr>
+            <w:tcW w:w="0" w:type="auto"/>
+          </w:tcPr>
+          <w:p>
+            <w:r>
+              <w:rPr>
+                <w:sz w:val="18"/>
+                <w:szCs w:val="18"/>
+              </w:rPr>
+              <w:t xml:space="preserve">passed</w:t>
+            </w:r>
+          </w:p>
+        </w:tc>
+        <w:tc>
+          <w:tcPr>
+            <w:tcW w:w="0" w:type="auto"/>
+          </w:tcPr>
+          <w:p>
+            <w:r>
+              <w:rPr>
+                <w:sz w:val="18"/>
+                <w:szCs w:val="18"/>
+              </w:rPr>
+              <w:t xml:space="preserve">0.00s</w:t>
+            </w:r>
+          </w:p>
+        </w:tc>
+      </w:tr>
+      <w:tr>
+        <w:tc>
+          <w:tcPr>
+            <w:tcW w:w="0" w:type="auto"/>
+          </w:tcPr>
+          <w:p>
+            <w:r>
+              <w:rPr>
+                <w:sz w:val="18"/>
+                <w:szCs w:val="18"/>
+              </w:rPr>
+              <w:t xml:space="preserve">modules/login/forgotPasswordSchema.test.ts</w:t>
+            </w:r>
+          </w:p>
+        </w:tc>
+        <w:tc>
+          <w:tcPr>
+            <w:tcW w:w="0" w:type="auto"/>
+          </w:tcPr>
+          <w:p>
+            <w:r>
+              <w:rPr>
+                <w:sz w:val="18"/>
+                <w:szCs w:val="18"/>
+              </w:rPr>
+              <w:t xml:space="preserve">forgotPasswordSchema rejects an empty value</w:t>
+            </w:r>
+          </w:p>
+        </w:tc>
+        <w:tc>
+          <w:tcPr>
+            <w:tcW w:w="0" w:type="auto"/>
+          </w:tcPr>
+          <w:p>
+            <w:r>
+              <w:rPr>
+                <w:sz w:val="18"/>
+                <w:szCs w:val="18"/>
+              </w:rPr>
+              <w:t xml:space="preserve">passed</w:t>
+            </w:r>
+          </w:p>
+        </w:tc>
+        <w:tc>
+          <w:tcPr>
+            <w:tcW w:w="0" w:type="auto"/>
+          </w:tcPr>
+          <w:p>
+            <w:r>
+              <w:rPr>
+                <w:sz w:val="18"/>
+                <w:szCs w:val="18"/>
+              </w:rPr>
+              <w:t xml:space="preserve">0.00s</w:t>
+            </w:r>
+          </w:p>
+        </w:tc>
+      </w:tr>
+      <w:tr>
+        <w:tc>
+          <w:tcPr>
+            <w:tcW w:w="0" w:type="auto"/>
+          </w:tcPr>
+          <w:p>
+            <w:r>
+              <w:rPr>
+                <w:sz w:val="18"/>
+                <w:szCs w:val="18"/>
+              </w:rPr>
+              <w:t xml:space="preserve">modules/login/forgotPasswordSchema.test.ts</w:t>
+            </w:r>
+          </w:p>
+        </w:tc>
+        <w:tc>
+          <w:tcPr>
+            <w:tcW w:w="0" w:type="auto"/>
+          </w:tcPr>
+          <w:p>
+            <w:r>
+              <w:rPr>
+                <w:sz w:val="18"/>
+                <w:szCs w:val="18"/>
+              </w:rPr>
+              <w:t xml:space="preserve">forgotPasswordSchema rejects an invalid User ID or email: user-1</w:t>
+            </w:r>
+          </w:p>
+        </w:tc>
+        <w:tc>
+          <w:tcPr>
+            <w:tcW w:w="0" w:type="auto"/>
+          </w:tcPr>
+          <w:p>
+            <w:r>
+              <w:rPr>
+                <w:sz w:val="18"/>
+                <w:szCs w:val="18"/>
+              </w:rPr>
+              <w:t xml:space="preserve">passed</w:t>
+            </w:r>
+          </w:p>
+        </w:tc>
+        <w:tc>
+          <w:tcPr>
+            <w:tcW w:w="0" w:type="auto"/>
+          </w:tcPr>
+          <w:p>
+            <w:r>
+              <w:rPr>
+                <w:sz w:val="18"/>
+                <w:szCs w:val="18"/>
+              </w:rPr>
+              <w:t xml:space="preserve">0.00s</w:t>
+            </w:r>
+          </w:p>
+        </w:tc>
+      </w:tr>
+      <w:tr>
+        <w:tc>
+          <w:tcPr>
+            <w:tcW w:w="0" w:type="auto"/>
+          </w:tcPr>
+          <w:p>
+            <w:r>
+              <w:rPr>
+                <w:sz w:val="18"/>
+                <w:szCs w:val="18"/>
+              </w:rPr>
+              <w:t xml:space="preserve">modules/login/forgotPasswordSchema.test.ts</w:t>
+            </w:r>
+          </w:p>
+        </w:tc>
+        <w:tc>
+          <w:tcPr>
+            <w:tcW w:w="0" w:type="auto"/>
+          </w:tcPr>
+          <w:p>
+            <w:r>
+              <w:rPr>
+                <w:sz w:val="18"/>
+                <w:szCs w:val="18"/>
+              </w:rPr>
+              <w:t xml:space="preserve">forgotPasswordSchema rejects an invalid User ID or email: john@</w:t>
+            </w:r>
+          </w:p>
+        </w:tc>
+        <w:tc>
+          <w:tcPr>
+            <w:tcW w:w="0" w:type="auto"/>
+          </w:tcPr>
+          <w:p>
+            <w:r>
+              <w:rPr>
+                <w:sz w:val="18"/>
+                <w:szCs w:val="18"/>
+              </w:rPr>
+              <w:t xml:space="preserve">passed</w:t>
+            </w:r>
+          </w:p>
+        </w:tc>
+        <w:tc>
+          <w:tcPr>
+            <w:tcW w:w="0" w:type="auto"/>
+          </w:tcPr>
+          <w:p>
+            <w:r>
+              <w:rPr>
+                <w:sz w:val="18"/>
+                <w:szCs w:val="18"/>
+              </w:rPr>
+              <w:t xml:space="preserve">0.00s</w:t>
+            </w:r>
+          </w:p>
+        </w:tc>
+      </w:tr>
+      <w:tr>
+        <w:tc>
+          <w:tcPr>
+            <w:tcW w:w="0" w:type="auto"/>
+          </w:tcPr>
+          <w:p>
+            <w:r>
+              <w:rPr>
+                <w:sz w:val="18"/>
+                <w:szCs w:val="18"/>
+              </w:rPr>
+              <w:t xml:space="preserve">modules/login/forgotPasswordSchema.test.ts</w:t>
+            </w:r>
+          </w:p>
+        </w:tc>
+        <w:tc>
+          <w:tcPr>
+            <w:tcW w:w="0" w:type="auto"/>
+          </w:tcPr>
+          <w:p>
+            <w:r>
+              <w:rPr>
+                <w:sz w:val="18"/>
+                <w:szCs w:val="18"/>
+              </w:rPr>
+              <w:t xml:space="preserve">forgotPasswordSchema rejects an invalid User ID or email: @example.com</w:t>
+            </w:r>
+          </w:p>
+        </w:tc>
+        <w:tc>
+          <w:tcPr>
+            <w:tcW w:w="0" w:type="auto"/>
+          </w:tcPr>
+          <w:p>
+            <w:r>
+              <w:rPr>
+                <w:sz w:val="18"/>
+                <w:szCs w:val="18"/>
+              </w:rPr>
+              <w:t xml:space="preserve">passed</w:t>
+            </w:r>
+          </w:p>
+        </w:tc>
+        <w:tc>
+          <w:tcPr>
+            <w:tcW w:w="0" w:type="auto"/>
+          </w:tcPr>
+          <w:p>
+            <w:r>
+              <w:rPr>
+                <w:sz w:val="18"/>
+                <w:szCs w:val="18"/>
+              </w:rPr>
+              <w:t xml:space="preserve">0.00s</w:t>
+            </w:r>
+          </w:p>
+        </w:tc>
+      </w:tr>
+      <w:tr>
+        <w:tc>
+          <w:tcPr>
+            <w:tcW w:w="0" w:type="auto"/>
+          </w:tcPr>
+          <w:p>
+            <w:r>
+              <w:rPr>
+                <w:sz w:val="18"/>
+                <w:szCs w:val="18"/>
+              </w:rPr>
+              <w:t xml:space="preserve">modules/login/forgotPasswordSchema.test.ts</w:t>
+            </w:r>
+          </w:p>
+        </w:tc>
+        <w:tc>
+          <w:tcPr>
+            <w:tcW w:w="0" w:type="auto"/>
+          </w:tcPr>
+          <w:p>
+            <w:r>
+              <w:rPr>
+                <w:sz w:val="18"/>
+                <w:szCs w:val="18"/>
+              </w:rPr>
+              <w:t xml:space="preserve">forgotPasswordSchema rejects an invalid User ID or email: john@@example.com</w:t>
+            </w:r>
+          </w:p>
+        </w:tc>
+        <w:tc>
+          <w:tcPr>
+            <w:tcW w:w="0" w:type="auto"/>
+          </w:tcPr>
+          <w:p>
+            <w:r>
+              <w:rPr>
+                <w:sz w:val="18"/>
+                <w:szCs w:val="18"/>
+              </w:rPr>
+              <w:t xml:space="preserve">passed</w:t>
+            </w:r>
+          </w:p>
+        </w:tc>
+        <w:tc>
+          <w:tcPr>
+            <w:tcW w:w="0" w:type="auto"/>
+          </w:tcPr>
+          <w:p>
+            <w:r>
+              <w:rPr>
+                <w:sz w:val="18"/>
+                <w:szCs w:val="18"/>
+              </w:rPr>
+              <w:t xml:space="preserve">0.00s</w:t>
+            </w:r>
+          </w:p>
+        </w:tc>
+      </w:tr>
+      <w:tr>
+        <w:tc>
+          <w:tcPr>
+            <w:tcW w:w="0" w:type="auto"/>
+          </w:tcPr>
+          <w:p>
+            <w:r>
+              <w:rPr>
+                <w:sz w:val="18"/>
+                <w:szCs w:val="18"/>
+              </w:rPr>
+              <w:t xml:space="preserve">modules/login/forgotPasswordSchema.test.ts</w:t>
+            </w:r>
+          </w:p>
+        </w:tc>
+        <w:tc>
+          <w:tcPr>
+            <w:tcW w:w="0" w:type="auto"/>
+          </w:tcPr>
+          <w:p>
+            <w:r>
+              <w:rPr>
+                <w:sz w:val="18"/>
+                <w:szCs w:val="18"/>
+              </w:rPr>
+              <w:t xml:space="preserve">forgotPasswordSchema rejects an invalid User ID or email: john@example</w:t>
+            </w:r>
+          </w:p>
+        </w:tc>
+        <w:tc>
+          <w:tcPr>
+            <w:tcW w:w="0" w:type="auto"/>
+          </w:tcPr>
+          <w:p>
+            <w:r>
+              <w:rPr>
+                <w:sz w:val="18"/>
+                <w:szCs w:val="18"/>
+              </w:rPr>
+              <w:t xml:space="preserve">passed</w:t>
+            </w:r>
+          </w:p>
+        </w:tc>
+        <w:tc>
+          <w:tcPr>
+            <w:tcW w:w="0" w:type="auto"/>
+          </w:tcPr>
+          <w:p>
+            <w:r>
+              <w:rPr>
+                <w:sz w:val="18"/>
+                <w:szCs w:val="18"/>
+              </w:rPr>
+              <w:t xml:space="preserve">0.00s</w:t>
+            </w:r>
+          </w:p>
+        </w:tc>
+      </w:tr>
+      <w:tr>
+        <w:tc>
+          <w:tcPr>
+            <w:tcW w:w="0" w:type="auto"/>
+          </w:tcPr>
+          <w:p>
+            <w:r>
+              <w:rPr>
+                <w:sz w:val="18"/>
+                <w:szCs w:val="18"/>
+              </w:rPr>
+              <w:t xml:space="preserve">modules/login/forgotPasswordSchema.test.ts</w:t>
+            </w:r>
+          </w:p>
+        </w:tc>
+        <w:tc>
+          <w:tcPr>
+            <w:tcW w:w="0" w:type="auto"/>
+          </w:tcPr>
+          <w:p>
+            <w:r>
+              <w:rPr>
+                <w:sz w:val="18"/>
+                <w:szCs w:val="18"/>
+              </w:rPr>
+              <w:t xml:space="preserve">forgotPasswordSchema rejects an invalid User ID or email: john@.com</w:t>
+            </w:r>
+          </w:p>
+        </w:tc>
+        <w:tc>
+          <w:tcPr>
+            <w:tcW w:w="0" w:type="auto"/>
+          </w:tcPr>
+          <w:p>
+            <w:r>
+              <w:rPr>
+                <w:sz w:val="18"/>
+                <w:szCs w:val="18"/>
+              </w:rPr>
+              <w:t xml:space="preserve">passed</w:t>
+            </w:r>
+          </w:p>
+        </w:tc>
+        <w:tc>
+          <w:tcPr>
+            <w:tcW w:w="0" w:type="auto"/>
+          </w:tcPr>
+          <w:p>
+            <w:r>
+              <w:rPr>
+                <w:sz w:val="18"/>
+                <w:szCs w:val="18"/>
+              </w:rPr>
+              <w:t xml:space="preserve">0.00s</w:t>
+            </w:r>
+          </w:p>
+        </w:tc>
+      </w:tr>
+      <w:tr>
+        <w:tc>
+          <w:tcPr>
+            <w:tcW w:w="0" w:type="auto"/>
+          </w:tcPr>
+          <w:p>
+            <w:r>
+              <w:rPr>
+                <w:sz w:val="18"/>
+                <w:szCs w:val="18"/>
+              </w:rPr>
+              <w:t xml:space="preserve">modules/login/forgotPasswordSchema.test.ts</w:t>
+            </w:r>
+          </w:p>
+        </w:tc>
+        <w:tc>
+          <w:tcPr>
+            <w:tcW w:w="0" w:type="auto"/>
+          </w:tcPr>
+          <w:p>
+            <w:r>
+              <w:rPr>
+                <w:sz w:val="18"/>
+                <w:szCs w:val="18"/>
+              </w:rPr>
+              <w:t xml:space="preserve">forgotPasswordSchema rejects an invalid User ID or email: john@example.</w:t>
+            </w:r>
+          </w:p>
+        </w:tc>
+        <w:tc>
+          <w:tcPr>
+            <w:tcW w:w="0" w:type="auto"/>
+          </w:tcPr>
+          <w:p>
+            <w:r>
+              <w:rPr>
+                <w:sz w:val="18"/>
+                <w:szCs w:val="18"/>
+              </w:rPr>
+              <w:t xml:space="preserve">passed</w:t>
+            </w:r>
+          </w:p>
+        </w:tc>
+        <w:tc>
+          <w:tcPr>
+            <w:tcW w:w="0" w:type="auto"/>
+          </w:tcPr>
+          <w:p>
+            <w:r>
+              <w:rPr>
+                <w:sz w:val="18"/>
+                <w:szCs w:val="18"/>
+              </w:rPr>
+              <w:t xml:space="preserve">0.00s</w:t>
+            </w:r>
+          </w:p>
+        </w:tc>
+      </w:tr>
+      <w:tr>
+        <w:tc>
+          <w:tcPr>
+            <w:tcW w:w="0" w:type="auto"/>
+          </w:tcPr>
+          <w:p>
+            <w:r>
+              <w:rPr>
+                <w:sz w:val="18"/>
+                <w:szCs w:val="18"/>
+              </w:rPr>
+              <w:t xml:space="preserve">modules/login/forgotPasswordSchema.test.ts</w:t>
+            </w:r>
+          </w:p>
+        </w:tc>
+        <w:tc>
+          <w:tcPr>
+            <w:tcW w:w="0" w:type="auto"/>
+          </w:tcPr>
+          <w:p>
+            <w:r>
+              <w:rPr>
+                <w:sz w:val="18"/>
+                <w:szCs w:val="18"/>
+              </w:rPr>
+              <w:t xml:space="preserve">forgotPasswordSchema rejects an invalid User ID or email: jo hn@example.com</w:t>
+            </w:r>
+          </w:p>
+        </w:tc>
+        <w:tc>
+          <w:tcPr>
+            <w:tcW w:w="0" w:type="auto"/>
+          </w:tcPr>
+          <w:p>
+            <w:r>
+              <w:rPr>
+                <w:sz w:val="18"/>
+                <w:szCs w:val="18"/>
+              </w:rPr>
+              <w:t xml:space="preserve">passed</w:t>
+            </w:r>
+          </w:p>
+        </w:tc>
+        <w:tc>
+          <w:tcPr>
+            <w:tcW w:w="0" w:type="auto"/>
+          </w:tcPr>
+          <w:p>
+            <w:r>
+              <w:rPr>
+                <w:sz w:val="18"/>
+                <w:szCs w:val="18"/>
+              </w:rPr>
+              <w:t xml:space="preserve">0.00s</w:t>
+            </w:r>
+          </w:p>
+        </w:tc>
+      </w:tr>
+      <w:tr>
+        <w:tc>
+          <w:tcPr>
+            <w:tcW w:w="0" w:type="auto"/>
+          </w:tcPr>
+          <w:p>
+            <w:r>
+              <w:rPr>
+                <w:sz w:val="18"/>
+                <w:szCs w:val="18"/>
+              </w:rPr>
+              <w:t xml:space="preserve">modules/login/LoginPage.test.tsx</w:t>
+            </w:r>
+          </w:p>
+        </w:tc>
+        <w:tc>
+          <w:tcPr>
+            <w:tcW w:w="0" w:type="auto"/>
+          </w:tcPr>
+          <w:p>
+            <w:r>
+              <w:rPr>
+                <w:sz w:val="18"/>
+                <w:szCs w:val="18"/>
+              </w:rPr>
+              <w:t xml:space="preserve">LoginPage renders the login form, business tabs and legal links</w:t>
+            </w:r>
+          </w:p>
+        </w:tc>
+        <w:tc>
+          <w:tcPr>
+            <w:tcW w:w="0" w:type="auto"/>
+          </w:tcPr>
+          <w:p>
+            <w:r>
+              <w:rPr>
+                <w:sz w:val="18"/>
+                <w:szCs w:val="18"/>
+              </w:rPr>
+              <w:t xml:space="preserve">passed</w:t>
+            </w:r>
+          </w:p>
+        </w:tc>
+        <w:tc>
+          <w:tcPr>
+            <w:tcW w:w="0" w:type="auto"/>
+          </w:tcPr>
+          <w:p>
+            <w:r>
+              <w:rPr>
+                <w:sz w:val="18"/>
+                <w:szCs w:val="18"/>
+              </w:rPr>
+              <w:t xml:space="preserve">0.42s</w:t>
+            </w:r>
+          </w:p>
+        </w:tc>
+      </w:tr>
+      <w:tr>
+        <w:tc>
+          <w:tcPr>
+            <w:tcW w:w="0" w:type="auto"/>
+          </w:tcPr>
+          <w:p>
+            <w:r>
+              <w:rPr>
+                <w:sz w:val="18"/>
+                <w:szCs w:val="18"/>
+              </w:rPr>
+              <w:t xml:space="preserve">modules/login/LoginPage.test.tsx</w:t>
+            </w:r>
+          </w:p>
+        </w:tc>
+        <w:tc>
+          <w:tcPr>
+            <w:tcW w:w="0" w:type="auto"/>
+          </w:tcPr>
+          <w:p>
+            <w:r>
+              <w:rPr>
+                <w:sz w:val="18"/>
+                <w:szCs w:val="18"/>
+              </w:rPr>
+              <w:t xml:space="preserve">LoginPage shows client-side validation and enables Log In only for a valid form</w:t>
+            </w:r>
+          </w:p>
+        </w:tc>
+        <w:tc>
+          <w:tcPr>
+            <w:tcW w:w="0" w:type="auto"/>
+          </w:tcPr>
+          <w:p>
+            <w:r>
+              <w:rPr>
+                <w:sz w:val="18"/>
+                <w:szCs w:val="18"/>
+              </w:rPr>
+              <w:t xml:space="preserve">passed</w:t>
+            </w:r>
+          </w:p>
+        </w:tc>
+        <w:tc>
+          <w:tcPr>
+            <w:tcW w:w="0" w:type="auto"/>
+          </w:tcPr>
+          <w:p>
+            <w:r>
+              <w:rPr>
+                <w:sz w:val="18"/>
+                <w:szCs w:val="18"/>
+              </w:rPr>
+              <w:t xml:space="preserve">1.47s</w:t>
+            </w:r>
+          </w:p>
+        </w:tc>
+      </w:tr>
+      <w:tr>
+        <w:tc>
+          <w:tcPr>
+            <w:tcW w:w="0" w:type="auto"/>
+          </w:tcPr>
+          <w:p>
+            <w:r>
+              <w:rPr>
+                <w:sz w:val="18"/>
+                <w:szCs w:val="18"/>
+              </w:rPr>
+              <w:t xml:space="preserve">modules/login/LoginPage.test.tsx</w:t>
+            </w:r>
+          </w:p>
+        </w:tc>
+        <w:tc>
+          <w:tcPr>
+            <w:tcW w:w="0" w:type="auto"/>
+          </w:tcPr>
+          <w:p>
+            <w:r>
+              <w:rPr>
+                <w:sz w:val="18"/>
+                <w:szCs w:val="18"/>
+              </w:rPr>
+              <w:t xml:space="preserve">LoginPage toggles password visibility</w:t>
+            </w:r>
+          </w:p>
+        </w:tc>
+        <w:tc>
+          <w:tcPr>
+            <w:tcW w:w="0" w:type="auto"/>
+          </w:tcPr>
+          <w:p>
+            <w:r>
+              <w:rPr>
+                <w:sz w:val="18"/>
+                <w:szCs w:val="18"/>
+              </w:rPr>
+              <w:t xml:space="preserve">passed</w:t>
+            </w:r>
+          </w:p>
+        </w:tc>
+        <w:tc>
+          <w:tcPr>
+            <w:tcW w:w="0" w:type="auto"/>
+          </w:tcPr>
+          <w:p>
+            <w:r>
+              <w:rPr>
+                <w:sz w:val="18"/>
+                <w:szCs w:val="18"/>
+              </w:rPr>
+              <w:t xml:space="preserve">0.36s</w:t>
+            </w:r>
+          </w:p>
+        </w:tc>
+      </w:tr>
+      <w:tr>
+        <w:tc>
+          <w:tcPr>
+            <w:tcW w:w="0" w:type="auto"/>
+          </w:tcPr>
+          <w:p>
+            <w:r>
+              <w:rPr>
+                <w:sz w:val="18"/>
+                <w:szCs w:val="18"/>
+              </w:rPr>
+              <w:t xml:space="preserve">modules/login/LoginPage.test.tsx</w:t>
+            </w:r>
+          </w:p>
+        </w:tc>
+        <w:tc>
+          <w:tcPr>
+            <w:tcW w:w="0" w:type="auto"/>
+          </w:tcPr>
+          <w:p>
+            <w:r>
+              <w:rPr>
+                <w:sz w:val="18"/>
+                <w:szCs w:val="18"/>
+              </w:rPr>
+              <w:t xml:space="preserve">LoginPage submits the selected business and opens the inbox after a successful login</w:t>
+            </w:r>
+          </w:p>
+        </w:tc>
+        <w:tc>
+          <w:tcPr>
+            <w:tcW w:w="0" w:type="auto"/>
+          </w:tcPr>
+          <w:p>
+            <w:r>
+              <w:rPr>
+                <w:sz w:val="18"/>
+                <w:szCs w:val="18"/>
+              </w:rPr>
+              <w:t xml:space="preserve">passed</w:t>
+            </w:r>
+          </w:p>
+        </w:tc>
+        <w:tc>
+          <w:tcPr>
+            <w:tcW w:w="0" w:type="auto"/>
+          </w:tcPr>
+          <w:p>
+            <w:r>
+              <w:rPr>
+                <w:sz w:val="18"/>
+                <w:szCs w:val="18"/>
+              </w:rPr>
+              <w:t xml:space="preserve">0.90s</w:t>
+            </w:r>
+          </w:p>
+        </w:tc>
+      </w:tr>
+      <w:tr>
+        <w:tc>
+          <w:tcPr>
+            <w:tcW w:w="0" w:type="auto"/>
+          </w:tcPr>
+          <w:p>
+            <w:r>
+              <w:rPr>
+                <w:sz w:val="18"/>
+                <w:szCs w:val="18"/>
+              </w:rPr>
+              <w:t xml:space="preserve">modules/login/LoginPage.test.tsx</w:t>
+            </w:r>
+          </w:p>
+        </w:tc>
+        <w:tc>
+          <w:tcPr>
+            <w:tcW w:w="0" w:type="auto"/>
+          </w:tcPr>
+          <w:p>
+            <w:r>
+              <w:rPr>
+                <w:sz w:val="18"/>
+                <w:szCs w:val="18"/>
+              </w:rPr>
+              <w:t xml:space="preserve">LoginPage sends a first-login user to change password</w:t>
+            </w:r>
+          </w:p>
+        </w:tc>
+        <w:tc>
+          <w:tcPr>
+            <w:tcW w:w="0" w:type="auto"/>
+          </w:tcPr>
+          <w:p>
+            <w:r>
+              <w:rPr>
+                <w:sz w:val="18"/>
+                <w:szCs w:val="18"/>
+              </w:rPr>
+              <w:t xml:space="preserve">passed</w:t>
+            </w:r>
+          </w:p>
+        </w:tc>
+        <w:tc>
+          <w:tcPr>
+            <w:tcW w:w="0" w:type="auto"/>
+          </w:tcPr>
+          <w:p>
+            <w:r>
+              <w:rPr>
+                <w:sz w:val="18"/>
+                <w:szCs w:val="18"/>
+              </w:rPr>
+              <w:t xml:space="preserve">0.66s</w:t>
+            </w:r>
+          </w:p>
+        </w:tc>
+      </w:tr>
+      <w:tr>
+        <w:tc>
+          <w:tcPr>
+            <w:tcW w:w="0" w:type="auto"/>
+          </w:tcPr>
+          <w:p>
+            <w:r>
+              <w:rPr>
+                <w:sz w:val="18"/>
+                <w:szCs w:val="18"/>
+              </w:rPr>
+              <w:t xml:space="preserve">modules/login/LoginPage.test.tsx</w:t>
+            </w:r>
+          </w:p>
+        </w:tc>
+        <w:tc>
+          <w:tcPr>
+            <w:tcW w:w="0" w:type="auto"/>
+          </w:tcPr>
+          <w:p>
+            <w:r>
+              <w:rPr>
+                <w:sz w:val="18"/>
+                <w:szCs w:val="18"/>
+              </w:rPr>
+              <w:t xml:space="preserve">LoginPage shows the API error and keeps the user on login after a failed sign-in</w:t>
+            </w:r>
+          </w:p>
+        </w:tc>
+        <w:tc>
+          <w:tcPr>
+            <w:tcW w:w="0" w:type="auto"/>
+          </w:tcPr>
+          <w:p>
+            <w:r>
+              <w:rPr>
+                <w:sz w:val="18"/>
+                <w:szCs w:val="18"/>
+              </w:rPr>
+              <w:t xml:space="preserve">passed</w:t>
+            </w:r>
+          </w:p>
+        </w:tc>
+        <w:tc>
+          <w:tcPr>
+            <w:tcW w:w="0" w:type="auto"/>
+          </w:tcPr>
+          <w:p>
+            <w:r>
+              <w:rPr>
+                <w:sz w:val="18"/>
+                <w:szCs w:val="18"/>
+              </w:rPr>
+              <w:t xml:space="preserve">0.55s</w:t>
+            </w:r>
+          </w:p>
+        </w:tc>
+      </w:tr>
+      <w:tr>
+        <w:tc>
+          <w:tcPr>
+            <w:tcW w:w="0" w:type="auto"/>
+          </w:tcPr>
+          <w:p>
+            <w:r>
+              <w:rPr>
+                <w:sz w:val="18"/>
+                <w:szCs w:val="18"/>
+              </w:rPr>
+              <w:t xml:space="preserve">modules/login/LoginPage.test.tsx</w:t>
+            </w:r>
+          </w:p>
+        </w:tc>
+        <w:tc>
+          <w:tcPr>
+            <w:tcW w:w="0" w:type="auto"/>
+          </w:tcPr>
+          <w:p>
+            <w:r>
+              <w:rPr>
+                <w:sz w:val="18"/>
+                <w:szCs w:val="18"/>
+              </w:rPr>
+              <w:t xml:space="preserve">LoginPage opens forgot password from the login form</w:t>
+            </w:r>
+          </w:p>
+        </w:tc>
+        <w:tc>
+          <w:tcPr>
+            <w:tcW w:w="0" w:type="auto"/>
+          </w:tcPr>
+          <w:p>
+            <w:r>
+              <w:rPr>
+                <w:sz w:val="18"/>
+                <w:szCs w:val="18"/>
+              </w:rPr>
+              <w:t xml:space="preserve">passed</w:t>
+            </w:r>
+          </w:p>
+        </w:tc>
+        <w:tc>
+          <w:tcPr>
+            <w:tcW w:w="0" w:type="auto"/>
+          </w:tcPr>
+          <w:p>
+            <w:r>
+              <w:rPr>
+                <w:sz w:val="18"/>
+                <w:szCs w:val="18"/>
+              </w:rPr>
+              <w:t xml:space="preserve">0.28s</w:t>
+            </w:r>
+          </w:p>
+        </w:tc>
+      </w:tr>
+      <w:tr>
+        <w:tc>
+          <w:tcPr>
+            <w:tcW w:w="0" w:type="auto"/>
+          </w:tcPr>
+          <w:p>
+            <w:r>
+              <w:rPr>
+                <w:sz w:val="18"/>
+                <w:szCs w:val="18"/>
+              </w:rPr>
+              <w:t xml:space="preserve">modules/login/LoginPage.test.tsx</w:t>
+            </w:r>
+          </w:p>
+        </w:tc>
+        <w:tc>
+          <w:tcPr>
+            <w:tcW w:w="0" w:type="auto"/>
+          </w:tcPr>
+          <w:p>
+            <w:r>
+              <w:rPr>
+                <w:sz w:val="18"/>
+                <w:szCs w:val="18"/>
+              </w:rPr>
+              <w:t xml:space="preserve">LoginPage shows a reset success message passed from the reset page</w:t>
+            </w:r>
+          </w:p>
+        </w:tc>
+        <w:tc>
+          <w:tcPr>
+            <w:tcW w:w="0" w:type="auto"/>
+          </w:tcPr>
+          <w:p>
+            <w:r>
+              <w:rPr>
+                <w:sz w:val="18"/>
+                <w:szCs w:val="18"/>
+              </w:rPr>
+              <w:t xml:space="preserve">passed</w:t>
+            </w:r>
+          </w:p>
+        </w:tc>
+        <w:tc>
+          <w:tcPr>
+            <w:tcW w:w="0" w:type="auto"/>
+          </w:tcPr>
+          <w:p>
+            <w:r>
+              <w:rPr>
+                <w:sz w:val="18"/>
+                <w:szCs w:val="18"/>
+              </w:rPr>
+              <w:t xml:space="preserve">0.07s</w:t>
+            </w:r>
+          </w:p>
+        </w:tc>
+      </w:tr>
+      <w:tr>
+        <w:tc>
+          <w:tcPr>
+            <w:tcW w:w="0" w:type="auto"/>
+          </w:tcPr>
+          <w:p>
+            <w:r>
+              <w:rPr>
+                <w:sz w:val="18"/>
+                <w:szCs w:val="18"/>
+              </w:rPr>
+              <w:t xml:space="preserve">modules/login/loginSchema.test.ts</w:t>
+            </w:r>
+          </w:p>
+        </w:tc>
+        <w:tc>
+          <w:tcPr>
+            <w:tcW w:w="0" w:type="auto"/>
+          </w:tcPr>
+          <w:p>
+            <w:r>
+              <w:rPr>
+                <w:sz w:val="18"/>
+                <w:szCs w:val="18"/>
+              </w:rPr>
+              <w:t xml:space="preserve">loginSchema accepts a valid alphanumeric User ID and a password</w:t>
+            </w:r>
+          </w:p>
+        </w:tc>
+        <w:tc>
+          <w:tcPr>
+            <w:tcW w:w="0" w:type="auto"/>
+          </w:tcPr>
+          <w:p>
+            <w:r>
+              <w:rPr>
+                <w:sz w:val="18"/>
+                <w:szCs w:val="18"/>
+              </w:rPr>
+              <w:t xml:space="preserve">passed</w:t>
+            </w:r>
+          </w:p>
+        </w:tc>
+        <w:tc>
+          <w:tcPr>
+            <w:tcW w:w="0" w:type="auto"/>
+          </w:tcPr>
+          <w:p>
+            <w:r>
+              <w:rPr>
+                <w:sz w:val="18"/>
+                <w:szCs w:val="18"/>
+              </w:rPr>
+              <w:t xml:space="preserve">0.01s</w:t>
+            </w:r>
+          </w:p>
+        </w:tc>
+      </w:tr>
+      <w:tr>
+        <w:tc>
+          <w:tcPr>
+            <w:tcW w:w="0" w:type="auto"/>
+          </w:tcPr>
+          <w:p>
+            <w:r>
+              <w:rPr>
+                <w:sz w:val="18"/>
+                <w:szCs w:val="18"/>
+              </w:rPr>
+              <w:t xml:space="preserve">modules/login/loginSchema.test.ts</w:t>
+            </w:r>
+          </w:p>
+        </w:tc>
+        <w:tc>
+          <w:tcPr>
+            <w:tcW w:w="0" w:type="auto"/>
+          </w:tcPr>
+          <w:p>
+            <w:r>
+              <w:rPr>
+                <w:sz w:val="18"/>
+                <w:szCs w:val="18"/>
+              </w:rPr>
+              <w:t xml:space="preserve">loginSchema trims surrounding whitespace from the User ID</w:t>
+            </w:r>
+          </w:p>
+        </w:tc>
+        <w:tc>
+          <w:tcPr>
+            <w:tcW w:w="0" w:type="auto"/>
+          </w:tcPr>
+          <w:p>
+            <w:r>
+              <w:rPr>
+                <w:sz w:val="18"/>
+                <w:szCs w:val="18"/>
+              </w:rPr>
+              <w:t xml:space="preserve">passed</w:t>
+            </w:r>
+          </w:p>
+        </w:tc>
+        <w:tc>
+          <w:tcPr>
+            <w:tcW w:w="0" w:type="auto"/>
+          </w:tcPr>
+          <w:p>
+            <w:r>
+              <w:rPr>
+                <w:sz w:val="18"/>
+                <w:szCs w:val="18"/>
+              </w:rPr>
+              <w:t xml:space="preserve">0.00s</w:t>
+            </w:r>
+          </w:p>
+        </w:tc>
+      </w:tr>
+      <w:tr>
+        <w:tc>
+          <w:tcPr>
+            <w:tcW w:w="0" w:type="auto"/>
+          </w:tcPr>
+          <w:p>
+            <w:r>
+              <w:rPr>
+                <w:sz w:val="18"/>
+                <w:szCs w:val="18"/>
+              </w:rPr>
+              <w:t xml:space="preserve">modules/login/loginSchema.test.ts</w:t>
+            </w:r>
+          </w:p>
+        </w:tc>
+        <w:tc>
+          <w:tcPr>
+            <w:tcW w:w="0" w:type="auto"/>
+          </w:tcPr>
+          <w:p>
+            <w:r>
+              <w:rPr>
+                <w:sz w:val="18"/>
+                <w:szCs w:val="18"/>
+              </w:rPr>
+              <w:t xml:space="preserve">loginSchema rejects an empty User ID</w:t>
+            </w:r>
+          </w:p>
+        </w:tc>
+        <w:tc>
+          <w:tcPr>
+            <w:tcW w:w="0" w:type="auto"/>
+          </w:tcPr>
+          <w:p>
+            <w:r>
+              <w:rPr>
+                <w:sz w:val="18"/>
+                <w:szCs w:val="18"/>
+              </w:rPr>
+              <w:t xml:space="preserve">passed</w:t>
+            </w:r>
+          </w:p>
+        </w:tc>
+        <w:tc>
+          <w:tcPr>
+            <w:tcW w:w="0" w:type="auto"/>
+          </w:tcPr>
+          <w:p>
+            <w:r>
+              <w:rPr>
+                <w:sz w:val="18"/>
+                <w:szCs w:val="18"/>
+              </w:rPr>
+              <w:t xml:space="preserve">0.00s</w:t>
+            </w:r>
+          </w:p>
+        </w:tc>
+      </w:tr>
+      <w:tr>
+        <w:tc>
+          <w:tcPr>
+            <w:tcW w:w="0" w:type="auto"/>
+          </w:tcPr>
+          <w:p>
+            <w:r>
+              <w:rPr>
+                <w:sz w:val="18"/>
+                <w:szCs w:val="18"/>
+              </w:rPr>
+              <w:t xml:space="preserve">modules/login/loginSchema.test.ts</w:t>
+            </w:r>
+          </w:p>
+        </w:tc>
+        <w:tc>
+          <w:tcPr>
+            <w:tcW w:w="0" w:type="auto"/>
+          </w:tcPr>
+          <w:p>
+            <w:r>
+              <w:rPr>
+                <w:sz w:val="18"/>
+                <w:szCs w:val="18"/>
+              </w:rPr>
+              <w:t xml:space="preserve">loginSchema rejects a whitespace-only User ID</w:t>
+            </w:r>
+          </w:p>
+        </w:tc>
+        <w:tc>
+          <w:tcPr>
+            <w:tcW w:w="0" w:type="auto"/>
+          </w:tcPr>
+          <w:p>
+            <w:r>
+              <w:rPr>
+                <w:sz w:val="18"/>
+                <w:szCs w:val="18"/>
+              </w:rPr>
+              <w:t xml:space="preserve">passed</w:t>
+            </w:r>
+          </w:p>
+        </w:tc>
+        <w:tc>
+          <w:tcPr>
+            <w:tcW w:w="0" w:type="auto"/>
+          </w:tcPr>
+          <w:p>
+            <w:r>
+              <w:rPr>
+                <w:sz w:val="18"/>
+                <w:szCs w:val="18"/>
+              </w:rPr>
+              <w:t xml:space="preserve">0.00s</w:t>
+            </w:r>
+          </w:p>
+        </w:tc>
+      </w:tr>
+      <w:tr>
+        <w:tc>
+          <w:tcPr>
+            <w:tcW w:w="0" w:type="auto"/>
+          </w:tcPr>
+          <w:p>
+            <w:r>
+              <w:rPr>
+                <w:sz w:val="18"/>
+                <w:szCs w:val="18"/>
+              </w:rPr>
+              <w:t xml:space="preserve">modules/login/loginSchema.test.ts</w:t>
+            </w:r>
+          </w:p>
+        </w:tc>
+        <w:tc>
+          <w:tcPr>
+            <w:tcW w:w="0" w:type="auto"/>
+          </w:tcPr>
+          <w:p>
+            <w:r>
+              <w:rPr>
+                <w:sz w:val="18"/>
+                <w:szCs w:val="18"/>
+              </w:rPr>
+              <w:t xml:space="preserve">loginSchema rejects User ID with special characters: user-1</w:t>
+            </w:r>
+          </w:p>
+        </w:tc>
+        <w:tc>
+          <w:tcPr>
+            <w:tcW w:w="0" w:type="auto"/>
+          </w:tcPr>
+          <w:p>
+            <w:r>
+              <w:rPr>
+                <w:sz w:val="18"/>
+                <w:szCs w:val="18"/>
+              </w:rPr>
+              <w:t xml:space="preserve">passed</w:t>
+            </w:r>
+          </w:p>
+        </w:tc>
+        <w:tc>
+          <w:tcPr>
+            <w:tcW w:w="0" w:type="auto"/>
+          </w:tcPr>
+          <w:p>
+            <w:r>
+              <w:rPr>
+                <w:sz w:val="18"/>
+                <w:szCs w:val="18"/>
+              </w:rPr>
+              <w:t xml:space="preserve">0.00s</w:t>
+            </w:r>
+          </w:p>
+        </w:tc>
+      </w:tr>
+      <w:tr>
+        <w:tc>
+          <w:tcPr>
+            <w:tcW w:w="0" w:type="auto"/>
+          </w:tcPr>
+          <w:p>
+            <w:r>
+              <w:rPr>
+                <w:sz w:val="18"/>
+                <w:szCs w:val="18"/>
+              </w:rPr>
+              <w:t xml:space="preserve">modules/login/loginSchema.test.ts</w:t>
+            </w:r>
+          </w:p>
+        </w:tc>
+        <w:tc>
+          <w:tcPr>
+            <w:tcW w:w="0" w:type="auto"/>
+          </w:tcPr>
+          <w:p>
+            <w:r>
+              <w:rPr>
+                <w:sz w:val="18"/>
+                <w:szCs w:val="18"/>
+              </w:rPr>
+              <w:t xml:space="preserve">loginSchema rejects User ID with special characters: user_1</w:t>
+            </w:r>
+          </w:p>
+        </w:tc>
+        <w:tc>
+          <w:tcPr>
+            <w:tcW w:w="0" w:type="auto"/>
+          </w:tcPr>
+          <w:p>
+            <w:r>
+              <w:rPr>
+                <w:sz w:val="18"/>
+                <w:szCs w:val="18"/>
+              </w:rPr>
+              <w:t xml:space="preserve">passed</w:t>
+            </w:r>
+          </w:p>
+        </w:tc>
+        <w:tc>
+          <w:tcPr>
+            <w:tcW w:w="0" w:type="auto"/>
+          </w:tcPr>
+          <w:p>
+            <w:r>
+              <w:rPr>
+                <w:sz w:val="18"/>
+                <w:szCs w:val="18"/>
+              </w:rPr>
+              <w:t xml:space="preserve">0.00s</w:t>
+            </w:r>
+          </w:p>
+        </w:tc>
+      </w:tr>
+      <w:tr>
+        <w:tc>
+          <w:tcPr>
+            <w:tcW w:w="0" w:type="auto"/>
+          </w:tcPr>
+          <w:p>
+            <w:r>
+              <w:rPr>
+                <w:sz w:val="18"/>
+                <w:szCs w:val="18"/>
+              </w:rPr>
+              <w:t xml:space="preserve">modules/login/loginSchema.test.ts</w:t>
+            </w:r>
+          </w:p>
+        </w:tc>
+        <w:tc>
+          <w:tcPr>
+            <w:tcW w:w="0" w:type="auto"/>
+          </w:tcPr>
+          <w:p>
+            <w:r>
+              <w:rPr>
+                <w:sz w:val="18"/>
+                <w:szCs w:val="18"/>
+              </w:rPr>
+              <w:t xml:space="preserve">loginSchema rejects User ID with special characters: user 1</w:t>
+            </w:r>
+          </w:p>
+        </w:tc>
+        <w:tc>
+          <w:tcPr>
+            <w:tcW w:w="0" w:type="auto"/>
+          </w:tcPr>
+          <w:p>
+            <w:r>
+              <w:rPr>
+                <w:sz w:val="18"/>
+                <w:szCs w:val="18"/>
+              </w:rPr>
+              <w:t xml:space="preserve">passed</w:t>
+            </w:r>
+          </w:p>
+        </w:tc>
+        <w:tc>
+          <w:tcPr>
+            <w:tcW w:w="0" w:type="auto"/>
+          </w:tcPr>
+          <w:p>
+            <w:r>
+              <w:rPr>
+                <w:sz w:val="18"/>
+                <w:szCs w:val="18"/>
+              </w:rPr>
+              <w:t xml:space="preserve">0.00s</w:t>
+            </w:r>
+          </w:p>
+        </w:tc>
+      </w:tr>
+      <w:tr>
+        <w:tc>
+          <w:tcPr>
+            <w:tcW w:w="0" w:type="auto"/>
+          </w:tcPr>
+          <w:p>
+            <w:r>
+              <w:rPr>
+                <w:sz w:val="18"/>
+                <w:szCs w:val="18"/>
+              </w:rPr>
+              <w:t xml:space="preserve">modules/login/loginSchema.test.ts</w:t>
+            </w:r>
+          </w:p>
+        </w:tc>
+        <w:tc>
+          <w:tcPr>
+            <w:tcW w:w="0" w:type="auto"/>
+          </w:tcPr>
+          <w:p>
+            <w:r>
+              <w:rPr>
+                <w:sz w:val="18"/>
+                <w:szCs w:val="18"/>
+              </w:rPr>
+              <w:t xml:space="preserve">loginSchema rejects User ID with special characters: user@1</w:t>
+            </w:r>
+          </w:p>
+        </w:tc>
+        <w:tc>
+          <w:tcPr>
+            <w:tcW w:w="0" w:type="auto"/>
+          </w:tcPr>
+          <w:p>
+            <w:r>
+              <w:rPr>
+                <w:sz w:val="18"/>
+                <w:szCs w:val="18"/>
+              </w:rPr>
+              <w:t xml:space="preserve">passed</w:t>
+            </w:r>
+          </w:p>
+        </w:tc>
+        <w:tc>
+          <w:tcPr>
+            <w:tcW w:w="0" w:type="auto"/>
+          </w:tcPr>
+          <w:p>
+            <w:r>
+              <w:rPr>
+                <w:sz w:val="18"/>
+                <w:szCs w:val="18"/>
+              </w:rPr>
+              <w:t xml:space="preserve">0.00s</w:t>
+            </w:r>
+          </w:p>
+        </w:tc>
+      </w:tr>
+      <w:tr>
+        <w:tc>
+          <w:tcPr>
+            <w:tcW w:w="0" w:type="auto"/>
+          </w:tcPr>
+          <w:p>
+            <w:r>
+              <w:rPr>
+                <w:sz w:val="18"/>
+                <w:szCs w:val="18"/>
+              </w:rPr>
+              <w:t xml:space="preserve">modules/login/loginSchema.test.ts</w:t>
+            </w:r>
+          </w:p>
+        </w:tc>
+        <w:tc>
+          <w:tcPr>
+            <w:tcW w:w="0" w:type="auto"/>
+          </w:tcPr>
+          <w:p>
+            <w:r>
+              <w:rPr>
+                <w:sz w:val="18"/>
+                <w:szCs w:val="18"/>
+              </w:rPr>
+              <w:t xml:space="preserve">loginSchema rejects User ID with special characters: user.1</w:t>
+            </w:r>
+          </w:p>
+        </w:tc>
+        <w:tc>
+          <w:tcPr>
+            <w:tcW w:w="0" w:type="auto"/>
+          </w:tcPr>
+          <w:p>
+            <w:r>
+              <w:rPr>
+                <w:sz w:val="18"/>
+                <w:szCs w:val="18"/>
+              </w:rPr>
+              <w:t xml:space="preserve">passed</w:t>
+            </w:r>
+          </w:p>
+        </w:tc>
+        <w:tc>
+          <w:tcPr>
+            <w:tcW w:w="0" w:type="auto"/>
+          </w:tcPr>
+          <w:p>
+            <w:r>
+              <w:rPr>
+                <w:sz w:val="18"/>
+                <w:szCs w:val="18"/>
+              </w:rPr>
+              <w:t xml:space="preserve">0.00s</w:t>
+            </w:r>
+          </w:p>
+        </w:tc>
+      </w:tr>
+      <w:tr>
+        <w:tc>
+          <w:tcPr>
+            <w:tcW w:w="0" w:type="auto"/>
+          </w:tcPr>
+          <w:p>
+            <w:r>
+              <w:rPr>
+                <w:sz w:val="18"/>
+                <w:szCs w:val="18"/>
+              </w:rPr>
+              <w:t xml:space="preserve">modules/login/loginSchema.test.ts</w:t>
+            </w:r>
+          </w:p>
+        </w:tc>
+        <w:tc>
+          <w:tcPr>
+            <w:tcW w:w="0" w:type="auto"/>
+          </w:tcPr>
+          <w:p>
+            <w:r>
+              <w:rPr>
+                <w:sz w:val="18"/>
+                <w:szCs w:val="18"/>
+              </w:rPr>
+              <w:t xml:space="preserve">loginSchema rejects an empty password</w:t>
+            </w:r>
+          </w:p>
+        </w:tc>
+        <w:tc>
+          <w:tcPr>
+            <w:tcW w:w="0" w:type="auto"/>
+          </w:tcPr>
+          <w:p>
+            <w:r>
+              <w:rPr>
+                <w:sz w:val="18"/>
+                <w:szCs w:val="18"/>
+              </w:rPr>
+              <w:t xml:space="preserve">passed</w:t>
+            </w:r>
+          </w:p>
+        </w:tc>
+        <w:tc>
+          <w:tcPr>
+            <w:tcW w:w="0" w:type="auto"/>
+          </w:tcPr>
+          <w:p>
+            <w:r>
+              <w:rPr>
+                <w:sz w:val="18"/>
+                <w:szCs w:val="18"/>
+              </w:rPr>
+              <w:t xml:space="preserve">0.00s</w:t>
+            </w:r>
+          </w:p>
+        </w:tc>
+      </w:tr>
+      <w:tr>
+        <w:tc>
+          <w:tcPr>
+            <w:tcW w:w="0" w:type="auto"/>
+          </w:tcPr>
+          <w:p>
+            <w:r>
+              <w:rPr>
+                <w:sz w:val="18"/>
+                <w:szCs w:val="18"/>
+              </w:rPr>
+              <w:t xml:space="preserve">modules/login/loginSchema.test.ts</w:t>
+            </w:r>
+          </w:p>
+        </w:tc>
+        <w:tc>
+          <w:tcPr>
+            <w:tcW w:w="0" w:type="auto"/>
+          </w:tcPr>
+          <w:p>
+            <w:r>
+              <w:rPr>
+                <w:sz w:val="18"/>
+                <w:szCs w:val="18"/>
+              </w:rPr>
+              <w:t xml:space="preserve">loginSchema does not trim the password</w:t>
+            </w:r>
+          </w:p>
+        </w:tc>
+        <w:tc>
+          <w:tcPr>
+            <w:tcW w:w="0" w:type="auto"/>
+          </w:tcPr>
+          <w:p>
+            <w:r>
+              <w:rPr>
+                <w:sz w:val="18"/>
+                <w:szCs w:val="18"/>
+              </w:rPr>
+              <w:t xml:space="preserve">passed</w:t>
+            </w:r>
+          </w:p>
+        </w:tc>
+        <w:tc>
+          <w:tcPr>
+            <w:tcW w:w="0" w:type="auto"/>
+          </w:tcPr>
+          <w:p>
+            <w:r>
+              <w:rPr>
+                <w:sz w:val="18"/>
+                <w:szCs w:val="18"/>
+              </w:rPr>
+              <w:t xml:space="preserve">0.00s</w:t>
+            </w:r>
+          </w:p>
+        </w:tc>
+      </w:tr>
+      <w:tr>
+        <w:tc>
+          <w:tcPr>
+            <w:tcW w:w="0" w:type="auto"/>
+          </w:tcPr>
+          <w:p>
+            <w:r>
+              <w:rPr>
+                <w:sz w:val="18"/>
+                <w:szCs w:val="18"/>
+              </w:rPr>
+              <w:t xml:space="preserve">modules/login/loginSchema.test.ts</w:t>
+            </w:r>
+          </w:p>
+        </w:tc>
+        <w:tc>
+          <w:tcPr>
+            <w:tcW w:w="0" w:type="auto"/>
+          </w:tcPr>
+          <w:p>
+            <w:r>
+              <w:rPr>
+                <w:sz w:val="18"/>
+                <w:szCs w:val="18"/>
+              </w:rPr>
+              <w:t xml:space="preserve">loginSchema rejects missing fields</w:t>
+            </w:r>
+          </w:p>
+        </w:tc>
+        <w:tc>
+          <w:tcPr>
+            <w:tcW w:w="0" w:type="auto"/>
+          </w:tcPr>
+          <w:p>
+            <w:r>
+              <w:rPr>
+                <w:sz w:val="18"/>
+                <w:szCs w:val="18"/>
+              </w:rPr>
+              <w:t xml:space="preserve">passed</w:t>
+            </w:r>
+          </w:p>
+        </w:tc>
+        <w:tc>
+          <w:tcPr>
+            <w:tcW w:w="0" w:type="auto"/>
+          </w:tcPr>
+          <w:p>
+            <w:r>
+              <w:rPr>
+                <w:sz w:val="18"/>
+                <w:szCs w:val="18"/>
+              </w:rPr>
+              <w:t xml:space="preserve">0.00s</w:t>
+            </w:r>
+          </w:p>
+        </w:tc>
+      </w:tr>
+      <w:tr>
+        <w:tc>
+          <w:tcPr>
+            <w:tcW w:w="0" w:type="auto"/>
+          </w:tcPr>
+          <w:p>
+            <w:r>
+              <w:rPr>
+                <w:sz w:val="18"/>
+                <w:szCs w:val="18"/>
+              </w:rPr>
+              <w:t xml:space="preserve">modules/login/ResetPasswordPage.test.tsx</w:t>
+            </w:r>
+          </w:p>
+        </w:tc>
+        <w:tc>
+          <w:tcPr>
+            <w:tcW w:w="0" w:type="auto"/>
+          </w:tcPr>
+          <w:p>
+            <w:r>
+              <w:rPr>
+                <w:sz w:val="18"/>
+                <w:szCs w:val="18"/>
+              </w:rPr>
+              <w:t xml:space="preserve">ResetPasswordPage shows an alert when the reset link is missing a token</w:t>
+            </w:r>
+          </w:p>
+        </w:tc>
+        <w:tc>
+          <w:tcPr>
+            <w:tcW w:w="0" w:type="auto"/>
+          </w:tcPr>
+          <w:p>
+            <w:r>
+              <w:rPr>
+                <w:sz w:val="18"/>
+                <w:szCs w:val="18"/>
+              </w:rPr>
+              <w:t xml:space="preserve">passed</w:t>
+            </w:r>
+          </w:p>
+        </w:tc>
+        <w:tc>
+          <w:tcPr>
+            <w:tcW w:w="0" w:type="auto"/>
+          </w:tcPr>
+          <w:p>
+            <w:r>
+              <w:rPr>
+                <w:sz w:val="18"/>
+                <w:szCs w:val="18"/>
+              </w:rPr>
+              <w:t xml:space="preserve">0.19s</w:t>
+            </w:r>
+          </w:p>
+        </w:tc>
+      </w:tr>
+      <w:tr>
+        <w:tc>
+          <w:tcPr>
+            <w:tcW w:w="0" w:type="auto"/>
+          </w:tcPr>
+          <w:p>
+            <w:r>
+              <w:rPr>
+                <w:sz w:val="18"/>
+                <w:szCs w:val="18"/>
+              </w:rPr>
+              <w:t xml:space="preserve">modules/login/ResetPasswordPage.test.tsx</w:t>
+            </w:r>
+          </w:p>
+        </w:tc>
+        <w:tc>
+          <w:tcPr>
+            <w:tcW w:w="0" w:type="auto"/>
+          </w:tcPr>
+          <w:p>
+            <w:r>
+              <w:rPr>
+                <w:sz w:val="18"/>
+                <w:szCs w:val="18"/>
+              </w:rPr>
+              <w:t xml:space="preserve">ResetPasswordPage links back to login from the reset form</w:t>
+            </w:r>
+          </w:p>
+        </w:tc>
+        <w:tc>
+          <w:tcPr>
+            <w:tcW w:w="0" w:type="auto"/>
+          </w:tcPr>
+          <w:p>
+            <w:r>
+              <w:rPr>
+                <w:sz w:val="18"/>
+                <w:szCs w:val="18"/>
+              </w:rPr>
+              <w:t xml:space="preserve">passed</w:t>
+            </w:r>
+          </w:p>
+        </w:tc>
+        <w:tc>
+          <w:tcPr>
+            <w:tcW w:w="0" w:type="auto"/>
+          </w:tcPr>
+          <w:p>
+            <w:r>
+              <w:rPr>
+                <w:sz w:val="18"/>
+                <w:szCs w:val="18"/>
+              </w:rPr>
+              <w:t xml:space="preserve">0.24s</w:t>
+            </w:r>
+          </w:p>
+        </w:tc>
+      </w:tr>
+      <w:tr>
+        <w:tc>
+          <w:tcPr>
+            <w:tcW w:w="0" w:type="auto"/>
+          </w:tcPr>
+          <w:p>
+            <w:r>
+              <w:rPr>
+                <w:sz w:val="18"/>
+                <w:szCs w:val="18"/>
+              </w:rPr>
+              <w:t xml:space="preserve">modules/login/ResetPasswordPage.test.tsx</w:t>
+            </w:r>
+          </w:p>
+        </w:tc>
+        <w:tc>
+          <w:tcPr>
+            <w:tcW w:w="0" w:type="auto"/>
+          </w:tcPr>
+          <w:p>
+            <w:r>
+              <w:rPr>
+                <w:sz w:val="18"/>
+                <w:szCs w:val="18"/>
+              </w:rPr>
+              <w:t xml:space="preserve">ResetPasswordPage keeps Reset password disabled when the confirmation does not match</w:t>
+            </w:r>
+          </w:p>
+        </w:tc>
+        <w:tc>
+          <w:tcPr>
+            <w:tcW w:w="0" w:type="auto"/>
+          </w:tcPr>
+          <w:p>
+            <w:r>
+              <w:rPr>
+                <w:sz w:val="18"/>
+                <w:szCs w:val="18"/>
+              </w:rPr>
+              <w:t xml:space="preserve">passed</w:t>
+            </w:r>
+          </w:p>
+        </w:tc>
+        <w:tc>
+          <w:tcPr>
+            <w:tcW w:w="0" w:type="auto"/>
+          </w:tcPr>
+          <w:p>
+            <w:r>
+              <w:rPr>
+                <w:sz w:val="18"/>
+                <w:szCs w:val="18"/>
+              </w:rPr>
+              <w:t xml:space="preserve">1.29s</w:t>
+            </w:r>
+          </w:p>
+        </w:tc>
+      </w:tr>
+      <w:tr>
+        <w:tc>
+          <w:tcPr>
+            <w:tcW w:w="0" w:type="auto"/>
+          </w:tcPr>
+          <w:p>
+            <w:r>
+              <w:rPr>
+                <w:sz w:val="18"/>
+                <w:szCs w:val="18"/>
+              </w:rPr>
+              <w:t xml:space="preserve">modules/login/ResetPasswordPage.test.tsx</w:t>
+            </w:r>
+          </w:p>
+        </w:tc>
+        <w:tc>
+          <w:tcPr>
+            <w:tcW w:w="0" w:type="auto"/>
+          </w:tcPr>
+          <w:p>
+            <w:r>
+              <w:rPr>
+                <w:sz w:val="18"/>
+                <w:szCs w:val="18"/>
+              </w:rPr>
+              <w:t xml:space="preserve">ResetPasswordPage resets the password and returns to login with the success message</w:t>
+            </w:r>
+          </w:p>
+        </w:tc>
+        <w:tc>
+          <w:tcPr>
+            <w:tcW w:w="0" w:type="auto"/>
+          </w:tcPr>
+          <w:p>
+            <w:r>
+              <w:rPr>
+                <w:sz w:val="18"/>
+                <w:szCs w:val="18"/>
+              </w:rPr>
+              <w:t xml:space="preserve">passed</w:t>
+            </w:r>
+          </w:p>
+        </w:tc>
+        <w:tc>
+          <w:tcPr>
+            <w:tcW w:w="0" w:type="auto"/>
+          </w:tcPr>
+          <w:p>
+            <w:r>
+              <w:rPr>
+                <w:sz w:val="18"/>
+                <w:szCs w:val="18"/>
+              </w:rPr>
+              <w:t xml:space="preserve">2.73s</w:t>
+            </w:r>
+          </w:p>
+        </w:tc>
+      </w:tr>
+      <w:tr>
+        <w:tc>
+          <w:tcPr>
+            <w:tcW w:w="0" w:type="auto"/>
+          </w:tcPr>
+          <w:p>
+            <w:r>
+              <w:rPr>
+                <w:sz w:val="18"/>
+                <w:szCs w:val="18"/>
+              </w:rPr>
+              <w:t xml:space="preserve">modules/login/ResetPasswordPage.test.tsx</w:t>
+            </w:r>
+          </w:p>
+        </w:tc>
+        <w:tc>
+          <w:tcPr>
+            <w:tcW w:w="0" w:type="auto"/>
+          </w:tcPr>
+          <w:p>
+            <w:r>
+              <w:rPr>
+                <w:sz w:val="18"/>
+                <w:szCs w:val="18"/>
+              </w:rPr>
+              <w:t xml:space="preserve">ResetPasswordPage shows the API error and stays on the form after a failed reset</w:t>
+            </w:r>
+          </w:p>
+        </w:tc>
+        <w:tc>
+          <w:tcPr>
+            <w:tcW w:w="0" w:type="auto"/>
+          </w:tcPr>
+          <w:p>
+            <w:r>
+              <w:rPr>
+                <w:sz w:val="18"/>
+                <w:szCs w:val="18"/>
+              </w:rPr>
+              <w:t xml:space="preserve">passed</w:t>
+            </w:r>
+          </w:p>
+        </w:tc>
+        <w:tc>
+          <w:tcPr>
+            <w:tcW w:w="0" w:type="auto"/>
+          </w:tcPr>
+          <w:p>
+            <w:r>
+              <w:rPr>
+                <w:sz w:val="18"/>
+                <w:szCs w:val="18"/>
+              </w:rPr>
+              <w:t xml:space="preserve">0.63s</w:t>
+            </w:r>
+          </w:p>
+        </w:tc>
+      </w:tr>
+      <w:tr>
+        <w:tc>
+          <w:tcPr>
+            <w:tcW w:w="0" w:type="auto"/>
+          </w:tcPr>
+          <w:p>
+            <w:r>
+              <w:rPr>
+                <w:sz w:val="18"/>
+                <w:szCs w:val="18"/>
+              </w:rPr>
+              <w:t xml:space="preserve">modules/login/resetPasswordSchema.test.ts</w:t>
+            </w:r>
+          </w:p>
+        </w:tc>
+        <w:tc>
+          <w:tcPr>
+            <w:tcW w:w="0" w:type="auto"/>
+          </w:tcPr>
+          <w:p>
+            <w:r>
+              <w:rPr>
+                <w:sz w:val="18"/>
+                <w:szCs w:val="18"/>
+              </w:rPr>
+              <w:t xml:space="preserve">resetPasswordSchema accepts matching passwords of at least 8 characters</w:t>
+            </w:r>
+          </w:p>
+        </w:tc>
+        <w:tc>
+          <w:tcPr>
+            <w:tcW w:w="0" w:type="auto"/>
+          </w:tcPr>
+          <w:p>
+            <w:r>
+              <w:rPr>
+                <w:sz w:val="18"/>
+                <w:szCs w:val="18"/>
+              </w:rPr>
+              <w:t xml:space="preserve">passed</w:t>
+            </w:r>
+          </w:p>
+        </w:tc>
+        <w:tc>
+          <w:tcPr>
+            <w:tcW w:w="0" w:type="auto"/>
+          </w:tcPr>
+          <w:p>
+            <w:r>
+              <w:rPr>
+                <w:sz w:val="18"/>
+                <w:szCs w:val="18"/>
+              </w:rPr>
+              <w:t xml:space="preserve">0.01s</w:t>
+            </w:r>
+          </w:p>
+        </w:tc>
+      </w:tr>
+      <w:tr>
+        <w:tc>
+          <w:tcPr>
+            <w:tcW w:w="0" w:type="auto"/>
+          </w:tcPr>
+          <w:p>
+            <w:r>
+              <w:rPr>
+                <w:sz w:val="18"/>
+                <w:szCs w:val="18"/>
+              </w:rPr>
+              <w:t xml:space="preserve">modules/login/resetPasswordSchema.test.ts</w:t>
+            </w:r>
+          </w:p>
+        </w:tc>
+        <w:tc>
+          <w:tcPr>
+            <w:tcW w:w="0" w:type="auto"/>
+          </w:tcPr>
+          <w:p>
+            <w:r>
+              <w:rPr>
+                <w:sz w:val="18"/>
+                <w:szCs w:val="18"/>
+              </w:rPr>
+              <w:t xml:space="preserve">resetPasswordSchema rejects a password shorter than 8 characters</w:t>
+            </w:r>
+          </w:p>
+        </w:tc>
+        <w:tc>
+          <w:tcPr>
+            <w:tcW w:w="0" w:type="auto"/>
+          </w:tcPr>
+          <w:p>
+            <w:r>
+              <w:rPr>
+                <w:sz w:val="18"/>
+                <w:szCs w:val="18"/>
+              </w:rPr>
+              <w:t xml:space="preserve">passed</w:t>
+            </w:r>
+          </w:p>
+        </w:tc>
+        <w:tc>
+          <w:tcPr>
+            <w:tcW w:w="0" w:type="auto"/>
+          </w:tcPr>
+          <w:p>
+            <w:r>
+              <w:rPr>
+                <w:sz w:val="18"/>
+                <w:szCs w:val="18"/>
+              </w:rPr>
+              <w:t xml:space="preserve">0.00s</w:t>
+            </w:r>
+          </w:p>
+        </w:tc>
+      </w:tr>
+      <w:tr>
+        <w:tc>
+          <w:tcPr>
+            <w:tcW w:w="0" w:type="auto"/>
+          </w:tcPr>
+          <w:p>
+            <w:r>
+              <w:rPr>
+                <w:sz w:val="18"/>
+                <w:szCs w:val="18"/>
+              </w:rPr>
+              <w:t xml:space="preserve">modules/login/resetPasswordSchema.test.ts</w:t>
+            </w:r>
+          </w:p>
+        </w:tc>
+        <w:tc>
+          <w:tcPr>
+            <w:tcW w:w="0" w:type="auto"/>
+          </w:tcPr>
+          <w:p>
+            <w:r>
+              <w:rPr>
+                <w:sz w:val="18"/>
+                <w:szCs w:val="18"/>
+              </w:rPr>
+              <w:t xml:space="preserve">resetPasswordSchema requires the confirm password</w:t>
+            </w:r>
+          </w:p>
+        </w:tc>
+        <w:tc>
+          <w:tcPr>
+            <w:tcW w:w="0" w:type="auto"/>
+          </w:tcPr>
+          <w:p>
+            <w:r>
+              <w:rPr>
+                <w:sz w:val="18"/>
+                <w:szCs w:val="18"/>
+              </w:rPr>
+              <w:t xml:space="preserve">passed</w:t>
+            </w:r>
+          </w:p>
+        </w:tc>
+        <w:tc>
+          <w:tcPr>
+            <w:tcW w:w="0" w:type="auto"/>
+          </w:tcPr>
+          <w:p>
+            <w:r>
+              <w:rPr>
+                <w:sz w:val="18"/>
+                <w:szCs w:val="18"/>
+              </w:rPr>
+              <w:t xml:space="preserve">0.00s</w:t>
+            </w:r>
+          </w:p>
+        </w:tc>
+      </w:tr>
+      <w:tr>
+        <w:tc>
+          <w:tcPr>
+            <w:tcW w:w="0" w:type="auto"/>
+          </w:tcPr>
+          <w:p>
+            <w:r>
+              <w:rPr>
+                <w:sz w:val="18"/>
+                <w:szCs w:val="18"/>
+              </w:rPr>
+              <w:t xml:space="preserve">modules/login/resetPasswordSchema.test.ts</w:t>
+            </w:r>
+          </w:p>
+        </w:tc>
+        <w:tc>
+          <w:tcPr>
+            <w:tcW w:w="0" w:type="auto"/>
+          </w:tcPr>
+          <w:p>
+            <w:r>
+              <w:rPr>
+                <w:sz w:val="18"/>
+                <w:szCs w:val="18"/>
+              </w:rPr>
+              <w:t xml:space="preserve">resetPasswordSchema reports a mismatch on the confirmPassword field</w:t>
+            </w:r>
+          </w:p>
+        </w:tc>
+        <w:tc>
+          <w:tcPr>
+            <w:tcW w:w="0" w:type="auto"/>
+          </w:tcPr>
+          <w:p>
+            <w:r>
+              <w:rPr>
+                <w:sz w:val="18"/>
+                <w:szCs w:val="18"/>
+              </w:rPr>
+              <w:t xml:space="preserve">passed</w:t>
+            </w:r>
+          </w:p>
+        </w:tc>
+        <w:tc>
+          <w:tcPr>
+            <w:tcW w:w="0" w:type="auto"/>
+          </w:tcPr>
+          <w:p>
+            <w:r>
+              <w:rPr>
+                <w:sz w:val="18"/>
+                <w:szCs w:val="18"/>
+              </w:rPr>
+              <w:t xml:space="preserve">0.00s</w:t>
+            </w:r>
+          </w:p>
+        </w:tc>
+      </w:tr>
+    </w:tbl>
+    <w:sectPr>
+      <w:pgSz w:w="12240" w:h="15840"/>
+      <w:pgMar w:top="720" w:right="720" w:bottom="720" w:left="720"/>
+    </w:sectPr>
+  </w:body>
+</w:document>
+</file>
+
+<file path=docProps\app.xml><?xml version="1.0" encoding="utf-8"?>
+<ap:Properties xmlns:ap="http://schemas.openxmlformats.org/officeDocument/2006/extended-properties">
+  <ap:Application>OfficeCLI/1.0.159</ap:Application>
+</ap:Properties>
+</file>
+
+<file path=docProps\core.xml><?xml version="1.0" encoding="utf-8"?>
+<cp:coreProperties xmlns:cp="http://schemas.openxmlformats.org/package/2006/metadata/core-properties" xmlns:dc="http://purl.org/dc/elements/1.1/" xmlns:dcterms="http://purl.org/dc/terms/" xmlns:xsi="http://www.w3.org/2001/XMLSchema-instance">
+  <dc:creator>OfficeCLI</dc:creator>
+  <dcterms:created xsi:type="dcterms:W3CDTF">2026-10-30T05:20:33Z</dcterms:created>
+  <cp:lastModifiedBy>OfficeCLI</cp:lastModifiedBy>
+  <dcterms:modified xsi:type="dcterms:W3CDTF">2026-10-30T05:20:33Z</dcterms:modified>
+</cp:coreProperties>
+</file>
+
+<file path=docProps\custom.xml><?xml version="1.0" encoding="utf-8"?>
+<op:Properties xmlns:op="http://schemas.openxmlformats.org/officeDocument/2006/custom-properties">
+  <op:property fmtid="{D5CDD505-2E9C-101B-9397-08002B2CF9AE}" pid="2" name="OfficeCLI.Version">
+    <vt:lpwstr xmlns:vt="http://schemas.openxmlformats.org/officeDocument/2006/docPropsVTypes">1.0.159</vt:lpwstr>
+  </op:property>
+  <op:property fmtid="{D5CDD505-2E9C-101B-9397-08002B2CF9AE}" pid="3" name="OfficeCLI.LastModified">
+    <vt:lpwstr xmlns:vt="http://schemas.openxmlformats.org/officeDocument/2006/docPropsVTypes">2026-10-30T05:20:37Z</vt:lpwstr>
+  </op:property>
+</op:Properties>
+</file>
+
+<file path=word\document.xml><?xml version="1.0" encoding="utf-8"?>
 <w:document xmlns:r="http://schemas.openxmlformats.org/officeDocument/2006/relationships" xmlns:m="http://schemas.openxmlformats.org/officeDocument/2006/math" xmlns:v="urn:schemas-microsoft-com:vml" xmlns:o="urn:schemas-microsoft-com:office:office" xmlns:w10="urn:schemas-microsoft-com:office:word" xmlns:wne="http://schemas.microsoft.com/office/word/2006/wordml" xmlns:wp="http://schemas.openxmlformats.org/drawingml/2006/wordprocessingDrawing" xmlns:wp14="http://schemas.microsoft.com/office/word/2010/wordprocessingDrawing" xmlns:w14="http://schemas.microsoft.com/office/word/2010/wordml" xmlns:a="http://schemas.openxmlformats.org/drawingml/2006/main" xmlns:pic="http://schemas.openxmlformats.org/drawingml/2006/picture" xmlns:wps="http://schemas.microsoft.com/office/word/2010/wordprocessingShape" xmlns:wpg="http://schemas.microsoft.com/office/word/2010/wordprocessingGroup" xmlns:wpi="http://schemas.microsoft.com/office/word/2010/wordprocessingInk" xmlns:wpc="http://schemas.microsoft.com/office/word/2010/wordprocessingCanvas" xmlns:w15="http://schemas.microsoft.com/office/word/2012/wordml" xmlns:mc="http://schemas.openxmlformats.org/markup-compatibility/2006" xmlns:w="http://schemas.openxmlformats.org/wordprocessingml/2006/main" mc:Ignorable="w14 w15 wp14">
   <w:body>
     <w:p>
@@ -45,18 +6558,29 @@
         <w:rPr>
           <w:sz w:val="22"/>
         </w:rPr>
-        <w:t xml:space="preserve">Test runner: Vitest 5.0.5 (node environment)</w:t>
+        <w:t xml:space="preserve">Test runner: Vitest 3.2.7 (happy-dom environment)</w:t>
       </w:r>
     </w:p>
     <w:p>
       <w:pPr>
-        <w:spacing w:after="240"/>
+        <w:spacing w:after="40"/>
       </w:pPr>
       <w:r>
         <w:rPr>
           <w:sz w:val="22"/>
         </w:rPr>
-        <w:t xml:space="preserve">Command: pnpm --filter @insurance-poc/common test</w:t>
+        <w:t xml:space="preserve">Date: 31 October 2026</w:t>
+      </w:r>
+    </w:p>
+    <w:p>
+      <w:pPr>
+        <w:spacing w:after="240"/>
+      </w:pPr>
+      <w:r>
+        <w:rPr>
+          <w:sz w:val="22"/>
+        </w:rPr>
+        <w:t xml:space="preserve">Command: pnpm --filter @insurance-poc/common exec vitest run src/modules/login src/services/loginService.test.ts src/services/authApi.test.ts</w:t>
       </w:r>
     </w:p>
     <w:p>
@@ -78,12 +6602,13 @@
           <w:ilvl w:val="0"/>
           <w:numId w:val="1"/>
         </w:numPr>
+        <w:spacing w:after="80"/>
       </w:pPr>
       <w:r>
         <w:rPr>
           <w:sz w:val="22"/>
         </w:rPr>
-        <w:t xml:space="preserve">Test files: 5 passed, 0 failed (5 total)</w:t>
+        <w:t xml:space="preserve">Test files: 7 passed, 0 failed (7 total)</w:t>
       </w:r>
     </w:p>
     <w:p>
@@ -92,12 +6617,13 @@
           <w:ilvl w:val="0"/>
           <w:numId w:val="1"/>
         </w:numPr>
+        <w:spacing w:after="80"/>
       </w:pPr>
       <w:r>
         <w:rPr>
           <w:sz w:val="22"/>
         </w:rPr>
-        <w:t xml:space="preserve">Tests: 44 passed, 0 failed, 0 skipped (44 total)</w:t>
+        <w:t xml:space="preserve">Tests: 72 passed, 0 failed, 0 skipped (72 total)</w:t>
       </w:r>
     </w:p>
     <w:p>
@@ -106,12 +6632,13 @@
           <w:ilvl w:val="0"/>
           <w:numId w:val="1"/>
         </w:numPr>
+        <w:spacing w:after="80"/>
       </w:pPr>
       <w:r>
         <w:rPr>
           <w:sz w:val="22"/>
         </w:rPr>
-        <w:t xml:space="preserve">Duration: 4.40 s</w:t>
+        <w:t xml:space="preserve">Duration: 3.08 s</w:t>
       </w:r>
     </w:p>
     <w:p>
@@ -397,24 +6924,104 @@
         <w:tc>
           <w:p>
             <w:r>
+              <w:t xml:space="preserve">loginService.test.ts</w:t>
+            </w:r>
+          </w:p>
+        </w:tc>
+        <w:tc>
+          <w:p>
+            <w:r>
+              <w:t xml:space="preserve">fetchLogin, authorize, forgot/reset/change password, logout</w:t>
+            </w:r>
+          </w:p>
+        </w:tc>
+        <w:tc>
+          <w:p>
+            <w:r>
+              <w:t xml:space="preserve">23</w:t>
+            </w:r>
+          </w:p>
+        </w:tc>
+        <w:tc>
+          <w:p>
+            <w:r>
+              <w:t xml:space="preserve">23</w:t>
+            </w:r>
+          </w:p>
+        </w:tc>
+        <w:tc>
+          <w:p>
+            <w:r>
+              <w:t xml:space="preserve">0</w:t>
+            </w:r>
+          </w:p>
+        </w:tc>
+      </w:tr>
+      <w:tr>
+        <w:trPr/>
+        <w:tc>
+          <w:p>
+            <w:r>
+              <w:t xml:space="preserve">authApi.test.ts</w:t>
+            </w:r>
+          </w:p>
+        </w:tc>
+        <w:tc>
+          <w:p>
+            <w:r>
+              <w:t xml:space="preserve">logout mutation and session clear</w:t>
+            </w:r>
+          </w:p>
+        </w:tc>
+        <w:tc>
+          <w:p>
+            <w:r>
+              <w:t xml:space="preserve">5</w:t>
+            </w:r>
+          </w:p>
+        </w:tc>
+        <w:tc>
+          <w:p>
+            <w:r>
+              <w:t xml:space="preserve">5</w:t>
+            </w:r>
+          </w:p>
+        </w:tc>
+        <w:tc>
+          <w:p>
+            <w:r>
+              <w:t xml:space="preserve">0</w:t>
+            </w:r>
+          </w:p>
+        </w:tc>
+      </w:tr>
+      <w:tr>
+        <w:trPr/>
+        <w:tc>
+          <w:p>
+            <w:r>
               <w:t xml:space="preserve">Total</w:t>
             </w:r>
           </w:p>
         </w:tc>
         <w:tc>
-          <w:p/>
-        </w:tc>
-        <w:tc>
-          <w:p>
-            <w:r>
-              <w:t xml:space="preserve">44</w:t>
-            </w:r>
-          </w:p>
-        </w:tc>
-        <w:tc>
-          <w:p>
-            <w:r>
-              <w:t xml:space="preserve">44</w:t>
+          <w:p>
+            <w:r>
+              <w:t xml:space="preserve"/>
+            </w:r>
+          </w:p>
+        </w:tc>
+        <w:tc>
+          <w:p>
+            <w:r>
+              <w:t xml:space="preserve">72</w:t>
+            </w:r>
+          </w:p>
+        </w:tc>
+        <w:tc>
+          <w:p>
+            <w:r>
+              <w:t xml:space="preserve">72</w:t>
             </w:r>
           </w:p>
         </w:tc>
@@ -458,6 +7065,7 @@
           <w:ilvl w:val="0"/>
           <w:numId w:val="2"/>
         </w:numPr>
+        <w:spacing w:after="80"/>
       </w:pPr>
       <w:r>
         <w:rPr>
@@ -472,6 +7080,7 @@
           <w:ilvl w:val="0"/>
           <w:numId w:val="2"/>
         </w:numPr>
+        <w:spacing w:after="80"/>
       </w:pPr>
       <w:r>
         <w:rPr>
@@ -486,6 +7095,7 @@
           <w:ilvl w:val="0"/>
           <w:numId w:val="2"/>
         </w:numPr>
+        <w:spacing w:after="80"/>
       </w:pPr>
       <w:r>
         <w:rPr>
@@ -500,6 +7110,7 @@
           <w:ilvl w:val="0"/>
           <w:numId w:val="2"/>
         </w:numPr>
+        <w:spacing w:after="80"/>
       </w:pPr>
       <w:r>
         <w:rPr>
@@ -514,6 +7125,7 @@
           <w:ilvl w:val="0"/>
           <w:numId w:val="2"/>
         </w:numPr>
+        <w:spacing w:after="80"/>
       </w:pPr>
       <w:r>
         <w:rPr>
@@ -528,6 +7140,7 @@
           <w:ilvl w:val="0"/>
           <w:numId w:val="2"/>
         </w:numPr>
+        <w:spacing w:after="80"/>
       </w:pPr>
       <w:r>
         <w:rPr>
@@ -569,6 +7182,7 @@
           <w:ilvl w:val="0"/>
           <w:numId w:val="3"/>
         </w:numPr>
+        <w:spacing w:after="80"/>
       </w:pPr>
       <w:r>
         <w:rPr>
@@ -583,6 +7197,7 @@
           <w:ilvl w:val="0"/>
           <w:numId w:val="3"/>
         </w:numPr>
+        <w:spacing w:after="80"/>
       </w:pPr>
       <w:r>
         <w:rPr>
@@ -597,6 +7212,7 @@
           <w:ilvl w:val="0"/>
           <w:numId w:val="3"/>
         </w:numPr>
+        <w:spacing w:after="80"/>
       </w:pPr>
       <w:r>
         <w:rPr>
@@ -638,6 +7254,7 @@
           <w:ilvl w:val="0"/>
           <w:numId w:val="4"/>
         </w:numPr>
+        <w:spacing w:after="80"/>
       </w:pPr>
       <w:r>
         <w:rPr>
@@ -652,6 +7269,7 @@
           <w:ilvl w:val="0"/>
           <w:numId w:val="4"/>
         </w:numPr>
+        <w:spacing w:after="80"/>
       </w:pPr>
       <w:r>
         <w:rPr>
@@ -693,6 +7311,7 @@
           <w:ilvl w:val="0"/>
           <w:numId w:val="5"/>
         </w:numPr>
+        <w:spacing w:after="80"/>
       </w:pPr>
       <w:r>
         <w:rPr>
@@ -707,6 +7326,7 @@
           <w:ilvl w:val="0"/>
           <w:numId w:val="5"/>
         </w:numPr>
+        <w:spacing w:after="80"/>
       </w:pPr>
       <w:r>
         <w:rPr>
@@ -748,6 +7368,7 @@
           <w:ilvl w:val="0"/>
           <w:numId w:val="6"/>
         </w:numPr>
+        <w:spacing w:after="80"/>
       </w:pPr>
       <w:r>
         <w:rPr>
@@ -762,6 +7383,7 @@
           <w:ilvl w:val="0"/>
           <w:numId w:val="6"/>
         </w:numPr>
+        <w:spacing w:after="80"/>
       </w:pPr>
       <w:r>
         <w:rPr>
@@ -783,6 +7405,195 @@
           <w:sz w:val="22"/>
         </w:rPr>
         <w:t xml:space="preserve">readApiMessage handles strings, Errors, objects (error before message), blank values, fallback and unsupported values.</w:t>
+      </w:r>
+    </w:p>
+    <w:p>
+      <w:pPr>
+        <w:spacing w:after="80"/>
+      </w:pPr>
+      <w:r>
+        <w:rPr>
+          <w:b/>
+          <w:sz w:val="24"/>
+        </w:rPr>
+        <w:t xml:space="preserve">loginService (23)</w:t>
+      </w:r>
+    </w:p>
+    <w:p>
+      <w:pPr>
+        <w:numPr>
+          <w:ilvl w:val="0"/>
+          <w:numId w:val="7"/>
+        </w:numPr>
+        <w:spacing w:after="80"/>
+      </w:pPr>
+      <w:r>
+        <w:rPr>
+          <w:sz w:val="22"/>
+        </w:rPr>
+        <w:t xml:space="preserve">Mock login accepts a validated user and opens the business selected on the form.</w:t>
+      </w:r>
+    </w:p>
+    <w:p>
+      <w:pPr>
+        <w:numPr>
+          <w:ilvl w:val="0"/>
+          <w:numId w:val="7"/>
+        </w:numPr>
+        <w:spacing w:after="80"/>
+      </w:pPr>
+      <w:r>
+        <w:rPr>
+          <w:sz w:val="22"/>
+        </w:rPr>
+        <w:t xml:space="preserve">First login requires a password change, then a later login succeeds.</w:t>
+      </w:r>
+    </w:p>
+    <w:p>
+      <w:pPr>
+        <w:numPr>
+          <w:ilvl w:val="0"/>
+          <w:numId w:val="7"/>
+        </w:numPr>
+        <w:spacing w:after="80"/>
+      </w:pPr>
+      <w:r>
+        <w:rPr>
+          <w:sz w:val="22"/>
+        </w:rPr>
+        <w:t xml:space="preserve">Real login posts Base64 credentials, returns the API failure message, and reports a network failure without throwing.</w:t>
+      </w:r>
+    </w:p>
+    <w:p>
+      <w:pPr>
+        <w:numPr>
+          <w:ilvl w:val="0"/>
+          <w:numId w:val="7"/>
+        </w:numPr>
+        <w:spacing w:after="80"/>
+      </w:pPr>
+      <w:r>
+        <w:rPr>
+          <w:sz w:val="22"/>
+        </w:rPr>
+        <w:t xml:space="preserve">Authorize business keeps the selected business and rejects a missing session.</w:t>
+      </w:r>
+    </w:p>
+    <w:p>
+      <w:pPr>
+        <w:numPr>
+          <w:ilvl w:val="0"/>
+          <w:numId w:val="7"/>
+        </w:numPr>
+        <w:spacing w:after="80"/>
+      </w:pPr>
+      <w:r>
+        <w:rPr>
+          <w:sz w:val="22"/>
+        </w:rPr>
+        <w:t xml:space="preserve">Forgot password sends a reset link, returns the mock failure for an unknown user, and posts the trimmed user id.</w:t>
+      </w:r>
+    </w:p>
+    <w:p>
+      <w:pPr>
+        <w:numPr>
+          <w:ilvl w:val="0"/>
+          <w:numId w:val="7"/>
+        </w:numPr>
+        <w:spacing w:after="80"/>
+      </w:pPr>
+      <w:r>
+        <w:rPr>
+          <w:sz w:val="22"/>
+        </w:rPr>
+        <w:t xml:space="preserve">Reset password accepts a known token, rejects an unknown token, and posts the token with the new password.</w:t>
+      </w:r>
+    </w:p>
+    <w:p>
+      <w:pPr>
+        <w:numPr>
+          <w:ilvl w:val="0"/>
+          <w:numId w:val="7"/>
+        </w:numPr>
+        <w:spacing w:after="80"/>
+      </w:pPr>
+      <w:r>
+        <w:rPr>
+          <w:sz w:val="22"/>
+        </w:rPr>
+        <w:t xml:space="preserve">Change password enforces the password policy, requires a session, and posts the current and new password with the bearer token.</w:t>
+      </w:r>
+    </w:p>
+    <w:p>
+      <w:pPr>
+        <w:numPr>
+          <w:ilvl w:val="0"/>
+          <w:numId w:val="7"/>
+        </w:numPr>
+        <w:spacing w:after="160"/>
+      </w:pPr>
+      <w:r>
+        <w:rPr>
+          <w:sz w:val="22"/>
+        </w:rPr>
+        <w:t xml:space="preserve">Logout returns the API message when a refresh token is present, rejects a missing token, and posts the refresh token with the bearer token.</w:t>
+      </w:r>
+    </w:p>
+    <w:p>
+      <w:pPr>
+        <w:spacing w:after="80"/>
+      </w:pPr>
+      <w:r>
+        <w:rPr>
+          <w:b/>
+          <w:sz w:val="24"/>
+        </w:rPr>
+        <w:t xml:space="preserve">authApi logout (5)</w:t>
+      </w:r>
+    </w:p>
+    <w:p>
+      <w:pPr>
+        <w:numPr>
+          <w:ilvl w:val="0"/>
+          <w:numId w:val="8"/>
+        </w:numPr>
+        <w:spacing w:after="80"/>
+      </w:pPr>
+      <w:r>
+        <w:rPr>
+          <w:sz w:val="22"/>
+        </w:rPr>
+        <w:t xml:space="preserve">Mock logout uses the mock success or failure message and keeps the session until the caller clears it.</w:t>
+      </w:r>
+    </w:p>
+    <w:p>
+      <w:pPr>
+        <w:numPr>
+          <w:ilvl w:val="0"/>
+          <w:numId w:val="8"/>
+        </w:numPr>
+        <w:spacing w:after="80"/>
+      </w:pPr>
+      <w:r>
+        <w:rPr>
+          <w:sz w:val="22"/>
+        </w:rPr>
+        <w:t xml:space="preserve">Real logout posts the refresh token and surfaces the API failure message.</w:t>
+      </w:r>
+    </w:p>
+    <w:p>
+      <w:pPr>
+        <w:numPr>
+          <w:ilvl w:val="0"/>
+          <w:numId w:val="8"/>
+        </w:numPr>
+        <w:spacing w:after="160"/>
+      </w:pPr>
+      <w:r>
+        <w:rPr>
+          <w:sz w:val="22"/>
+        </w:rPr>
+        <w:t xml:space="preserve">clearSession removes every session value, including extra keys such as masterData.</w:t>
       </w:r>
     </w:p>
     <w:p>
@@ -802,71 +7613,60 @@
       <w:pPr>
         <w:numPr>
           <w:ilvl w:val="0"/>
-          <w:numId w:val="7"/>
+          <w:numId w:val="9"/>
         </w:numPr>
+        <w:spacing w:after="80"/>
       </w:pPr>
       <w:r>
         <w:rPr>
           <w:sz w:val="22"/>
         </w:rPr>
-        <w:t xml:space="preserve">The repository had no test runner or tests before this run. Vitest was added to apps/common as a dev dependency, along with a test script and vitest.config.ts.</w:t>
+        <w:t xml:space="preserve">This update refreshes the earlier 44-test schema-only report with the current login module suite.</w:t>
       </w:r>
     </w:p>
     <w:p>
       <w:pPr>
         <w:numPr>
           <w:ilvl w:val="0"/>
-          <w:numId w:val="7"/>
+          <w:numId w:val="9"/>
         </w:numPr>
+        <w:spacing w:after="80"/>
       </w:pPr>
       <w:r>
         <w:rPr>
           <w:sz w:val="22"/>
         </w:rPr>
-        <w:t xml:space="preserve">Covered: the login module's validation schemas and the auth feedback helpers.</w:t>
+        <w:t xml:space="preserve">Covered: validation schemas, auth snackbar helpers, loginService (login, authorize, forgot/reset/change password, logout), and the RTK logout mutation.</w:t>
       </w:r>
     </w:p>
     <w:p>
       <w:pPr>
         <w:numPr>
           <w:ilvl w:val="0"/>
-          <w:numId w:val="7"/>
+          <w:numId w:val="9"/>
         </w:numPr>
+        <w:spacing w:after="80"/>
       </w:pPr>
       <w:r>
         <w:rPr>
           <w:sz w:val="22"/>
         </w:rPr>
-        <w:t xml:space="preserve">Not covered: React components (LoginPage, ForgotPasswordDialog, ChangePasswordPage, ResetPasswordPage), loginService network calls and session handling. These need a DOM test environment and API mocking.</w:t>
+        <w:t xml:space="preserve">Not covered: React page components (LoginPage, ForgotPasswordDialog, ChangePasswordPage, ResetPasswordPage) click paths.</w:t>
       </w:r>
     </w:p>
     <w:p>
       <w:pPr>
         <w:numPr>
           <w:ilvl w:val="0"/>
-          <w:numId w:val="7"/>
+          <w:numId w:val="9"/>
         </w:numPr>
+        <w:spacing w:after="160"/>
       </w:pPr>
       <w:r>
         <w:rPr>
           <w:sz w:val="22"/>
         </w:rPr>
         <w:t xml:space="preserve">No code coverage figures were collected.</w:t>
-      </w:r>
-    </w:p>
-    <w:p>
-      <w:pPr>
-        <w:numPr>
-          <w:ilvl w:val="0"/>
-          <w:numId w:val="7"/>
-        </w:numPr>
-        <w:spacing w:after="160"/>
-      </w:pPr>
-      <w:r>
-        <w:rPr>
-          <w:sz w:val="22"/>
-        </w:rPr>
-        <w:t xml:space="preserve">Known unrelated issue: pnpm --filter @insurance-poc/common typecheck fails on packages/ui/src/index.ts (TS1149, Icons folder casing: icons/Icons vs Icons/Icons). The new test files add no typecheck errors of their own.</w:t>
       </w:r>
     </w:p>
     <w:p>
@@ -886,28 +7686,30 @@
       <w:pPr>
         <w:numPr>
           <w:ilvl w:val="0"/>
-          <w:numId w:val="8"/>
+          <w:numId w:val="10"/>
         </w:numPr>
+        <w:spacing w:after="80"/>
       </w:pPr>
       <w:r>
         <w:rPr>
           <w:sz w:val="22"/>
         </w:rPr>
-        <w:t xml:space="preserve">unit-test-reports/vitest-results.json: raw Vitest JSON results.</w:t>
+        <w:t xml:space="preserve">unit-test-reports/vitest-results.json: raw Vitest JSON results for the login suite.</w:t>
       </w:r>
     </w:p>
     <w:p>
       <w:pPr>
         <w:numPr>
           <w:ilvl w:val="0"/>
-          <w:numId w:val="8"/>
+          <w:numId w:val="10"/>
         </w:numPr>
+        <w:spacing w:after="80"/>
       </w:pPr>
       <w:r>
         <w:rPr>
           <w:sz w:val="22"/>
         </w:rPr>
-        <w:t xml:space="preserve">Test sources: apps/common/src/modules/login/*.test.ts</w:t>
+        <w:t xml:space="preserve">Test sources: apps/common/src/modules/login/*.test.ts, apps/common/src/services/loginService.test.ts, apps/common/src/services/authApi.test.ts</w:t>
       </w:r>
     </w:p>
     <w:sectPr>
@@ -919,7 +7721,7 @@
 </w:document>
 </file>
 
-<file path=word/numbering.xml><?xml version="1.0" encoding="utf-8"?>
+<file path=word\numbering.xml><?xml version="1.0" encoding="utf-8"?>
 <w:numbering xmlns:w="http://schemas.openxmlformats.org/wordprocessingml/2006/main">
   <w:abstractNum w:abstractNumId="0">
     <w:multiLevelType w:val="hybridMultilevel"/>
@@ -1620,7 +8422,26 @@
 </w:numbering>
 </file>
 
-<file path=word/styles.xml><?xml version="1.0" encoding="utf-8"?>
+<file path=word\settings.xml><?xml version="1.0" encoding="utf-8"?>
+<w:settings xmlns:w="http://schemas.openxmlformats.org/wordprocessingml/2006/main">
+  <w:characterSpacingControl w:val="doNotCompress"/>
+  <w:compat>
+    <w:spaceForUL/>
+    <w:balanceSingleByteDoubleByteWidth/>
+    <w:doNotLeaveBackslashAlone/>
+    <w:ulTrailSpace/>
+    <w:doNotExpandShiftReturn/>
+    <w:adjustLineHeightInTable/>
+    <w:compatSetting w:name="compatibilityMode" w:uri="http://schemas.microsoft.com/office/word" w:val="15"/>
+    <w:compatSetting w:name="overrideTableStyleFontSizeAndJustification" w:uri="http://schemas.microsoft.com/office/word" w:val="1"/>
+    <w:compatSetting w:name="enableOpenTypeFeatures" w:uri="http://schemas.microsoft.com/office/word" w:val="1"/>
+    <w:compatSetting w:name="doNotFlipMirrorIndents" w:uri="http://schemas.microsoft.com/office/word" w:val="1"/>
+    <w:compatSetting w:name="differentiateMultirowTableHeaders" w:uri="http://schemas.microsoft.com/office/word" w:val="1"/>
+  </w:compat>
+</w:settings>
+</file>
+
+<file path=word\styles.xml><?xml version="1.0" encoding="utf-8"?>
 <w:styles xmlns:w14="http://schemas.microsoft.com/office/word/2010/wordml" xmlns:mc="http://schemas.openxmlformats.org/markup-compatibility/2006" xmlns:w="http://schemas.openxmlformats.org/wordprocessingml/2006/main" mc:Ignorable="w14">
   <w:docDefaults>
     <w:rPrDefault>
@@ -1682,7 +8503,7 @@
 </w:styles>
 </file>
 
-<file path=word/theme/theme1.xml><?xml version="1.0" encoding="utf-8"?>
+<file path=word\theme\theme1.xml><?xml version="1.0" encoding="utf-8"?>
 <a:theme xmlns:a="http://schemas.openxmlformats.org/drawingml/2006/main" name="Office Theme">
   <a:themeElements>
     <a:clrScheme name="Office">
